--- a/COMPLETE_INTEGRATED_MANUSCRIPT.docx
+++ b/COMPLETE_INTEGRATED_MANUSCRIPT.docx
@@ -173,23 +173,6 @@
     </w:p>
     <w:p>
       <w:pPr>
-        <w:pStyle w:val="ListBullet"/>
-      </w:pPr>
-      <w:r>
-        <w:t xml:space="preserve">[Table S7: Predicted serum proteomic signature — </w:t>
-      </w:r>
-      <w:r>
-        <w:rPr>
-          <w:i/>
-        </w:rPr>
-        <w:t>in silico</w:t>
-      </w:r>
-      <w:r>
-        <w:t xml:space="preserve"> projection, no measurements](#table-s7-predicted-serum-proteomic-signature)</w:t>
-      </w:r>
-    </w:p>
-    <w:p>
-      <w:pPr>
         <w:jc w:val="center"/>
       </w:pPr>
       <w:r>
@@ -2584,7 +2567,7 @@
         <w:t>in vitro</w:t>
       </w:r>
       <w:r>
-        <w:t xml:space="preserve">. No patient samples were analyzed. The serum proteomic signature in Supplementary Table S7 is a simulation, not a measurement (see Section 4.7), and the clinical implications discussed in Section 4.4 are therefore inferences from </w:t>
+        <w:t xml:space="preserve">. No patient samples were analyzed, and no serum, plasma, or tissue from lead-exposed or 5-FU-treated individuals was examined. The clinical implications discussed in Section 4.3 are therefore inferences from an </w:t>
       </w:r>
       <w:r>
         <w:rPr>
@@ -2593,7 +2576,7 @@
         <w:t>in vitro</w:t>
       </w:r>
       <w:r>
-        <w:t xml:space="preserve"> mechanism rather than observations in exposed patients.</w:t>
+        <w:t xml:space="preserve"> mechanism, not observations in exposed patients, and require prospective clinical study before they can be relied upon.</w:t>
       </w:r>
     </w:p>
     <w:p>
@@ -2676,128 +2659,6 @@
     </w:p>
     <w:p>
       <w:pPr>
-        <w:pStyle w:val="Heading3"/>
-      </w:pPr>
-      <w:r>
-        <w:t>4.7 TESTABLE PREDICTIONS FOR A PROSPECTIVE SERUM PROTEOMICS STUDY</w:t>
-      </w:r>
-    </w:p>
-    <w:p>
-      <w:r>
-        <w:t xml:space="preserve">To make the clinical translation of this mechanism directly falsifiable, we used the docking-derived binding energies and pathway assignments to construct an </w:t>
-      </w:r>
-      <w:r>
-        <w:rPr>
-          <w:i/>
-        </w:rPr>
-        <w:t>in silico</w:t>
-      </w:r>
-      <w:r>
-        <w:t xml:space="preserve"> projection of the serum proteomic signature that co-exposure to lead and 5-FU would be expected to produce (Supplementary Table S7).</w:t>
-      </w:r>
-    </w:p>
-    <w:p>
-      <w:r>
-        <w:rPr>
-          <w:b/>
-        </w:rPr>
-        <w:t>This projection contains no experimental measurements.</w:t>
-      </w:r>
-      <w:r>
-        <w:t xml:space="preserve"> No serum samples were collected, no mass spectrometry was performed, and no clinical cohort was recruited. Supplementary Table S7 is a simulation whose perturbations were parameterized from the computational results reported in Sections 3.1–3.3; any concordance between that table and those results is therefore built in by construction and carries no inferential weight. It is included solely to specify falsifiable predictions and to inform the design of a future study — group sizes, target peptides, and the instrument sensitivity such a study would require. All experimental validation reported in this manuscript comes from the biophysical measurements in Supplementary Tables S3–S6.</w:t>
-      </w:r>
-    </w:p>
-    <w:p>
-      <w:r>
-        <w:t>The projection yields five predictions, none of which has been tested:</w:t>
-      </w:r>
-    </w:p>
-    <w:p>
-      <w:pPr>
-        <w:pStyle w:val="ListNumber"/>
-      </w:pPr>
-      <w:r>
-        <w:rPr>
-          <w:b/>
-        </w:rPr>
-        <w:t>HSA depletion under lead exposure.</w:t>
-      </w:r>
-      <w:r>
-        <w:t xml:space="preserve"> Lead-exposed serum should show reduced HSA abundance relative to matched controls. The direction of effect is the substantive prediction; the projected magnitude is model-dependent and could be considerably smaller </w:t>
-      </w:r>
-      <w:r>
-        <w:rPr>
-          <w:i/>
-        </w:rPr>
-        <w:t>in vivo</w:t>
-      </w:r>
-      <w:r>
-        <w:t>, where albumin synthesis is homeostatically regulated.</w:t>
-      </w:r>
-    </w:p>
-    <w:p>
-      <w:pPr>
-        <w:pStyle w:val="ListNumber"/>
-      </w:pPr>
-      <w:r>
-        <w:rPr>
-          <w:b/>
-        </w:rPr>
-        <w:t>Reduced 5-FU–HSA complex under co-exposure.</w:t>
-      </w:r>
-      <w:r>
-        <w:t xml:space="preserve"> This is the central and most discriminating prediction. ΔΔG = −1.8 kcal/mol implies a 2–4-fold reduction in 5-FU occupancy on HSA when lead is bound, which native MS of co-exposed serum should resolve as a lower 5-FU-bound HSA fraction than in 5-FU-only patients.</w:t>
-      </w:r>
-    </w:p>
-    <w:p>
-      <w:pPr>
-        <w:pStyle w:val="ListNumber"/>
-      </w:pPr>
-      <w:r>
-        <w:rPr>
-          <w:b/>
-        </w:rPr>
-        <w:t>Modification signature localized to Cys-34 and the pathway residues.</w:t>
-      </w:r>
-      <w:r>
-        <w:t xml:space="preserve"> Lead coordination should generate modification density (oxidation, disulfide cross-linking, glutathionylation) concentrated at Cys-34, Lys-129, Asp-183, and Trp-214, exceeding that at control positions elsewhere in the sequence.</w:t>
-      </w:r>
-    </w:p>
-    <w:p>
-      <w:pPr>
-        <w:pStyle w:val="ListNumber"/>
-      </w:pPr>
-      <w:r>
-        <w:rPr>
-          <w:b/>
-        </w:rPr>
-        <w:t>Non-additive co-exposure response.</w:t>
-      </w:r>
-      <w:r>
-        <w:t xml:space="preserve"> A factorial design should reveal a significant lead × 5-FU interaction term rather than purely additive effects.</w:t>
-      </w:r>
-    </w:p>
-    <w:p>
-      <w:pPr>
-        <w:pStyle w:val="ListNumber"/>
-      </w:pPr>
-      <w:r>
-        <w:rPr>
-          <w:b/>
-        </w:rPr>
-        <w:t>Ternary Pb–HSA–5-FU species.</w:t>
-      </w:r>
-      <w:r>
-        <w:t xml:space="preserve"> A ternary complex should be detectable by native MS in co-exposed samples only. This is the hardest of the five to test and the most likely to fail on sensitivity grounds alone, since the projected species is short-lived and low in abundance.</w:t>
-      </w:r>
-    </w:p>
-    <w:p>
-      <w:r>
-        <w:t>We propose a prospective four-arm study (n ≈ 12 per arm) recruiting occupationally lead-exposed workers, with blood lead quantified by ICP-MS, undergoing or not undergoing fluoropyrimidine chemotherapy. The primary endpoint would be the fraction of 5-FU-bound HSA measured by native MS (Prediction 2). Nutritional status, hepatic and renal function, inflammatory burden, and concurrent medications competing for HSA Sudlow sites would require control as confounders.</w:t>
-      </w:r>
-    </w:p>
-    <w:p>
-      <w:pPr>
         <w:jc w:val="center"/>
       </w:pPr>
       <w:r>
@@ -4654,1041 +4515,6 @@
       </w:pPr>
       <w:r>
         <w:t>Pearson Correlation (Viscosity vs CD helix loss): r = 0.996, p &lt; 0.001</w:t>
-      </w:r>
-    </w:p>
-    <w:p>
-      <w:pPr>
-        <w:jc w:val="center"/>
-      </w:pPr>
-      <w:r>
-        <w:t>______________________________________________________________________</w:t>
-      </w:r>
-    </w:p>
-    <w:p>
-      <w:pPr>
-        <w:pStyle w:val="Heading2"/>
-      </w:pPr>
-      <w:r>
-        <w:t>TABLE S7: PREDICTED SERUM PROTEOMIC SIGNATURE</w:t>
-      </w:r>
-    </w:p>
-    <w:p>
-      <w:pPr>
-        <w:spacing w:after="40"/>
-        <w:ind w:left="480"/>
-      </w:pPr>
-      <w:r>
-        <w:rPr>
-          <w:color w:val="B03030"/>
-          <w:sz w:val="20"/>
-        </w:rPr>
-        <w:t>⚠️ SIMULATED DATA — NOT AN EXPERIMENT</w:t>
-      </w:r>
-    </w:p>
-    <w:p>
-      <w:pPr>
-        <w:spacing w:after="40"/>
-        <w:ind w:left="480"/>
-      </w:pPr>
-      <w:r>
-        <w:rPr>
-          <w:color w:val="B03030"/>
-          <w:sz w:val="20"/>
-        </w:rPr>
-        <w:t xml:space="preserve">Every number in Table S7 is </w:t>
-      </w:r>
-      <w:r>
-        <w:rPr>
-          <w:b/>
-          <w:color w:val="B03030"/>
-          <w:sz w:val="20"/>
-        </w:rPr>
-        <w:t>computationally generated</w:t>
-      </w:r>
-      <w:r>
-        <w:rPr>
-          <w:color w:val="B03030"/>
-          <w:sz w:val="20"/>
-        </w:rPr>
-        <w:t>. No serum samples were collected,</w:t>
-      </w:r>
-    </w:p>
-    <w:p>
-      <w:pPr>
-        <w:spacing w:after="40"/>
-        <w:ind w:left="480"/>
-      </w:pPr>
-      <w:r>
-        <w:rPr>
-          <w:color w:val="B03030"/>
-          <w:sz w:val="20"/>
-        </w:rPr>
-        <w:t>no mass spectrometry was performed, and no clinical cohort was recruited. This table is an</w:t>
-      </w:r>
-    </w:p>
-    <w:p>
-      <w:pPr>
-        <w:spacing w:after="40"/>
-        <w:ind w:left="480"/>
-      </w:pPr>
-      <w:r>
-        <w:rPr>
-          <w:i/>
-          <w:color w:val="B03030"/>
-          <w:sz w:val="20"/>
-        </w:rPr>
-        <w:t>in silico</w:t>
-      </w:r>
-      <w:r>
-        <w:rPr>
-          <w:color w:val="B03030"/>
-          <w:sz w:val="20"/>
-        </w:rPr>
-        <w:t xml:space="preserve"> projection derived from the docking results in Sections 3.1–3.3, included to</w:t>
-      </w:r>
-    </w:p>
-    <w:p>
-      <w:pPr>
-        <w:spacing w:after="40"/>
-        <w:ind w:left="480"/>
-      </w:pPr>
-      <w:r>
-        <w:rPr>
-          <w:color w:val="B03030"/>
-          <w:sz w:val="20"/>
-        </w:rPr>
-        <w:t>state falsifiable predictions and to size a future prospective study (see Section 4.7).</w:t>
-      </w:r>
-    </w:p>
-    <w:p>
-      <w:pPr>
-        <w:spacing w:after="40"/>
-        <w:ind w:left="480"/>
-      </w:pPr>
-      <w:r>
-        <w:rPr>
-          <w:color w:val="B03030"/>
-          <w:sz w:val="20"/>
-        </w:rPr>
-        <w:t>Because its perturbations were parameterized from those docking results, agreement between</w:t>
-      </w:r>
-    </w:p>
-    <w:p>
-      <w:pPr>
-        <w:spacing w:after="40"/>
-        <w:ind w:left="480"/>
-      </w:pPr>
-      <w:r>
-        <w:rPr>
-          <w:color w:val="B03030"/>
-          <w:sz w:val="20"/>
-        </w:rPr>
-        <w:t xml:space="preserve">this table and the docking predictions is built in by construction and is </w:t>
-      </w:r>
-      <w:r>
-        <w:rPr>
-          <w:b/>
-          <w:color w:val="B03030"/>
-          <w:sz w:val="20"/>
-        </w:rPr>
-        <w:t>not</w:t>
-      </w:r>
-      <w:r>
-        <w:rPr>
-          <w:color w:val="B03030"/>
-          <w:sz w:val="20"/>
-        </w:rPr>
-        <w:t xml:space="preserve"> validation.</w:t>
-      </w:r>
-    </w:p>
-    <w:p>
-      <w:pPr>
-        <w:spacing w:after="40"/>
-        <w:ind w:left="480"/>
-      </w:pPr>
-      <w:r>
-        <w:rPr>
-          <w:color w:val="B03030"/>
-          <w:sz w:val="20"/>
-        </w:rPr>
-        <w:t>It must not be cited as experimental evidence.</w:t>
-      </w:r>
-    </w:p>
-    <w:p>
-      <w:pPr>
-        <w:spacing w:after="40"/>
-        <w:ind w:left="480"/>
-      </w:pPr>
-      <w:r>
-        <w:rPr>
-          <w:color w:val="B03030"/>
-          <w:sz w:val="20"/>
-        </w:rPr>
-        <w:t>All experimental validation in this manuscript is in Tables S3–S6.</w:t>
-      </w:r>
-    </w:p>
-    <w:p>
-      <w:pPr>
-        <w:spacing w:after="40"/>
-      </w:pPr>
-      <w:r>
-        <w:rPr>
-          <w:rFonts w:ascii="Consolas" w:hAnsi="Consolas"/>
-          <w:sz w:val="15"/>
-        </w:rPr>
-        <w:t>================================================================================</w:t>
-        <w:br/>
-        <w:t>SUPPLEMENTARY TABLE S7: PREDICTED SERUM PROTEOMIC SIGNATURE</w:t>
-        <w:br/>
-        <w:t>An In Silico Projection Derived from Molecular Docking Results</w:t>
-        <w:br/>
-        <w:t>================================================================================</w:t>
-        <w:br/>
-        <w:br/>
-        <w:t>*** IMPORTANT: THIS TABLE CONTAINS NO EXPERIMENTAL MEASUREMENTS ***</w:t>
-        <w:br/>
-        <w:br/>
-        <w:t>All values in Table S7 are COMPUTATIONALLY SIMULATED. No serum samples were collected,</w:t>
-        <w:br/>
-        <w:t>no mass spectrometry was performed, and no clinical cohort was recruited for this study.</w:t>
-        <w:br/>
-        <w:t>Table S7 presents a forward projection: given the docking-derived binding energies and</w:t>
-        <w:br/>
-        <w:t>allosteric pathway reported in Sections 3.1-3.3, what serum proteomic signature would a</w:t>
-        <w:br/>
-        <w:t>future LC-MS/MS study be expected to observe? The numbers below are the output of that</w:t>
-        <w:br/>
-        <w:t>projection, not observations.</w:t>
-        <w:br/>
-        <w:br/>
-        <w:t>This table is included as a HYPOTHESIS-GENERATING RESOURCE to define testable predictions</w:t>
-        <w:br/>
-        <w:t>and to inform the design (group sizes, target peptides, required sensitivity) of a</w:t>
-        <w:br/>
-        <w:t>prospective clinical proteomics study. It must not be cited as experimental evidence for</w:t>
-        <w:br/>
-        <w:t>the mechanism it describes. All experimental validation in this manuscript comes from the</w:t>
-        <w:br/>
-        <w:t>biophysical measurements in Tables S3-S6 (CD, fluorescence, DR-FTIR, viscometry).</w:t>
-        <w:br/>
-        <w:br/>
-        <w:t>--------------------------------------------------------------------------------</w:t>
-        <w:br/>
-        <w:br/>
-        <w:t>SIMULATED STUDY DESIGN (hypothetical cohort, not recruited):</w:t>
-        <w:br/>
-        <w:t>A four-arm design was modeled: Control (n=12), Lead-exposed (n=11), 5-FU treated (n=11),</w:t>
-        <w:br/>
-        <w:t>Lead + 5-FU (n=10). Group sizes were chosen to give 85% power to detect 1.5-fold changes</w:t>
-        <w:br/>
-        <w:t>at α = 0.05, and represent a recommended design for a future study rather than a cohort</w:t>
-        <w:br/>
-        <w:t>that was assembled. The modeled analytical platform is label-free LC-MS/MS (Orbitrap-class</w:t>
-        <w:br/>
-        <w:t>instrument, 60-minute gradient).</w:t>
-        <w:br/>
-        <w:br/>
-        <w:t>PROJECTION METHOD:</w:t>
-        <w:br/>
-        <w:t>Protein abundances were simulated as log-normal distributions typical of serum LC-MS/MS.</w:t>
-        <w:br/>
-        <w:t>Perturbations applied to specific proteins and HSA peptides were derived from three inputs:</w:t>
-        <w:br/>
-        <w:t>(1) the docking-predicted lead coordination sites and allosteric pathway residues from this</w:t>
-        <w:br/>
-        <w:t>study, (2) the binding free energies ΔG(Pb) = -7.8, ΔG(5-FU, native) = -6.3, and</w:t>
-        <w:br/>
-        <w:t>ΔG(5-FU, Pb-bound) = -4.5 kcal/mol, and (3) published serum-toxicology literature for the</w:t>
-        <w:br/>
-        <w:t>directionality of acute-phase and coagulation markers under metal exposure and under</w:t>
-        <w:br/>
-        <w:t>fluoropyrimidine chemotherapy. Technical variability was modeled at CV = 7%. Statistics</w:t>
-        <w:br/>
-        <w:t>(ANOVA, Benjamini-Hochberg FDR, Cohen's d) were then computed over the simulated matrix</w:t>
-        <w:br/>
-        <w:t>using the pipeline in scripts/serum_proteomics_analysis.py, and are reported below to</w:t>
-        <w:br/>
-        <w:t>characterize the projection — they are NOT evidence about human serum.</w:t>
-        <w:br/>
-        <w:br/>
-        <w:t>CIRCULARITY DISCLOSURE:</w:t>
-        <w:br/>
-        <w:t>Because the perturbations were parameterized from the docking results, agreement between</w:t>
-        <w:br/>
-        <w:t>Table S7 and the docking predictions (Table S7.8) is a consistency check on the projection,</w:t>
-        <w:br/>
-        <w:t>NOT independent validation. Section S7.8 is retained only to make the parameterization</w:t>
-        <w:br/>
-        <w:t>auditable.</w:t>
-        <w:br/>
-        <w:br/>
-        <w:t>================================================================================</w:t>
-        <w:br/>
-        <w:br/>
-        <w:t>TABLE S7.1 [SIMULATED DATA]: GLOBAL SERUM PROTEOME STATISTICS</w:t>
-        <w:br/>
-        <w:t>Summary statistics of the simulated label-free quantification matrix</w:t>
-        <w:br/>
-        <w:br/>
-        <w:t xml:space="preserve">                          Control    Lead Exp    5-FU Treat   Lead+5-FU</w:t>
-        <w:br/>
-        <w:t>Proteins Identified       4,847      4,821       4,813        4,789</w:t>
-        <w:br/>
-        <w:t>Peptides Identified       38,472     38,156      38,021       37,654</w:t>
-        <w:br/>
-        <w:t>PSMs Identified           286,441    284,392     282,856       281,123</w:t>
-        <w:br/>
-        <w:t>Missing Value (%)         12.3%      14.1%       15.7%         18.4%</w:t>
-        <w:br/>
-        <w:t>Median MS/MS Spec Count   45,821     43,567      42,153        40,238</w:t>
-        <w:br/>
-        <w:t>Median Intensity          1.82e8     1.79e8      1.75e8        1.71e8</w:t>
-        <w:br/>
-        <w:t>Reproducibility (CV %)    6.8%       7.2%        7.5%          7.9%</w:t>
-        <w:br/>
-        <w:br/>
-        <w:t>Projected pattern (simulated, not observed): the model assumes lead and 5-FU both reduce overall protein abundance (decreased spectrum</w:t>
-        <w:br/>
-        <w:t>count, intensity, identification rate). Combined exposure shows additive effect on protein</w:t>
-        <w:br/>
-        <w:t>loss, suggesting synergistic serum protein degradation.</w:t>
-        <w:br/>
-        <w:br/>
-        <w:t>================================================================================</w:t>
-        <w:br/>
-        <w:br/>
-        <w:t>TABLE S7.2 [SIMULATED DATA]: HUMAN SERUM ALBUMIN (HSA) QUANTIFICATION AND MODIFICATIONS</w:t>
-        <w:br/>
-        <w:t>Projected HSA peptide-level abundances (UniProt P02768, 584 amino acids) — simulated</w:t>
-        <w:br/>
-        <w:br/>
-        <w:t>HSA Peptide     Position  Sequence                        Control        Lead Exp       5-FU           Lead+5-FU</w:t>
-        <w:br/>
-        <w:t xml:space="preserve">                          (Abbrev.)                       Intensity      Intensity      Intensity      Intensity</w:t>
-        <w:br/>
-        <w:br/>
-        <w:t>DTHKSEIAHR      3-12      [DTHK...HR]                    3.24e8 ± 0.19e8 2.87e8 ± 0.21e8 2.65e8 ± 0.24e8 1.98e8 ± 0.31e8</w:t>
-        <w:br/>
-        <w:t>(Control HSA)</w:t>
-        <w:br/>
-        <w:br/>
-        <w:t>ALPLSVALRQ      102-111   [ALPL...RQ]                    2.98e8 ± 0.18e8 2.41e8 ± 0.26e8 2.19e8 ± 0.28e8 1.67e8 ± 0.35e8</w:t>
-        <w:br/>
-        <w:t>(Native site)</w:t>
-        <w:br/>
-        <w:br/>
-        <w:t>LQQEPFMK        114-121   [LQQE...MK]                    3.51e8 ± 0.17e8 2.54e8 ± 0.29e8 2.38e8 ± 0.27e8 1.43e8 ± 0.42e8</w:t>
-        <w:br/>
-        <w:t>(Drug binding)</w:t>
-        <w:br/>
-        <w:br/>
-        <w:t>QNCELFEQLGE     195-207   [QNCE...GE]                    3.15e8 ± 0.19e8 0.85e8 ± 0.17e8 2.42e8 ± 0.22e8 0.37e8 ± 0.11e8</w:t>
-        <w:br/>
-        <w:t>(Allosteric pathway)</w:t>
-        <w:br/>
-        <w:br/>
-        <w:t>LGEVHNIEVPD     206-216   [LGEV...PD]                    2.87e8 ± 0.20e8 0.55e8 ± 0.14e8 2.39e8 ± 0.26e8 0.31e8 ± 0.10e8</w:t>
-        <w:br/>
-        <w:t>(Lead coordination)</w:t>
-        <w:br/>
-        <w:br/>
-        <w:t>LCVLHECTLPPA    401-413   [LCVL...PA]                    3.42e8 ± 0.16e8 3.18e8 ± 0.24e8 3.01e8 ± 0.21e8 2.76e8 ± 0.28e8</w:t>
-        <w:br/>
-        <w:t>(Distal site, unchanged)</w:t>
-        <w:br/>
-        <w:br/>
-        <w:t>CYSTVASD        414-421   [CYST...SD] (Cys-34)           3.28e8 ± 0.18e8 0.33e8 ± 0.09e8 3.28e8 ± 0.19e8 0.20e8 ± 0.07e8</w:t>
-        <w:br/>
-        <w:t>(Primary Pb site - MISSING in ~68% lead samples due to Pb coordination)</w:t>
-        <w:br/>
-        <w:br/>
-        <w:t>DAFLGSFLYAK     522-532   [DAFL...AK]                    2.94e8 ± 0.19e8 2.86e8 ± 0.22e8 2.71e8 ± 0.25e8 2.65e8 ± 0.27e8</w:t>
-        <w:br/>
-        <w:t>(C-terminal, unaffected)</w:t>
-        <w:br/>
-        <w:br/>
-        <w:t>All fold-changes below are computed directly from the intensity columns above, so the</w:t>
-        <w:br/>
-        <w:t>table is internally consistent by construction.</w:t>
-        <w:br/>
-        <w:br/>
-        <w:t>Fold Change (Lead vs Control):</w:t>
-        <w:br/>
-        <w:t>- QNCELFEQLGE (allosteric pathway): -3.7-fold, p &lt; 0.001, Cohen's d = 2.14</w:t>
-        <w:br/>
-        <w:t>- LGEVHNIEVPD (lead coordination): -5.2-fold, p &lt; 0.001, Cohen's d = 2.89</w:t>
-        <w:br/>
-        <w:t>- CYSTVASD (Cys-34): -9.8-fold, p &lt; 0.001, Cohen's d = 4.12 (reflects Pb-induced loss)</w:t>
-        <w:br/>
-        <w:br/>
-        <w:t>Fold Change (Lead+5-FU vs Control):</w:t>
-        <w:br/>
-        <w:t>- QNCELFEQLGE: -8.5-fold, p &lt; 0.001, Cohen's d = 3.27</w:t>
-        <w:br/>
-        <w:t>- LGEVHNIEVPD: -9.2-fold, p &lt; 0.001, Cohen's d = 3.64</w:t>
-        <w:br/>
-        <w:t>- CYSTVASD: -16.3-fold, p &lt; 0.001, Cohen's d = 5.41 (synergistic loss)</w:t>
-        <w:br/>
-        <w:br/>
-        <w:t>Fold Change (5-FU vs Control):</w:t>
-        <w:br/>
-        <w:t>- QNCELFEQLGE: -1.3-fold, p = 0.087 (not significant)</w:t>
-        <w:br/>
-        <w:t>- LGEVHNIEVPD: -1.2-fold, p = 0.156 (not significant)</w:t>
-        <w:br/>
-        <w:t>- CYSTVASD: -1.0-fold, p = 0.934 (unchanged)</w:t>
-        <w:br/>
-        <w:br/>
-        <w:t>Projected pattern (simulated, not observed): the projection places dramatic loss of allosteric pathway peptides (3.7-9.8 fold)</w:t>
-        <w:br/>
-        <w:t>and Cys-34 region (9.8-fold due to metal coordination and conformational changes masking</w:t>
-        <w:br/>
-        <w:t>peptide). 5-FU alone shows minimal HSA perturbation. Combined exposure shows synergistic</w:t>
-        <w:br/>
-        <w:t>loss (8.5-16.3 fold), suggesting cooperative degradation or aggregation.</w:t>
-        <w:br/>
-        <w:br/>
-        <w:t>================================================================================</w:t>
-        <w:br/>
-        <w:br/>
-        <w:t>TABLE S7.3 [SIMULATED DATA]: POST-TRANSLATIONAL MODIFICATIONS (PTMs) IN LEAD-EXPOSED SERUM</w:t>
-        <w:br/>
-        <w:t>Projected lead-induced modifications that high-resolution MS would be expected to detect</w:t>
-        <w:br/>
-        <w:br/>
-        <w:t>Modification Type          HSA Peptide          Position   Lead-Exposed   5-FU    Lead+5-FU   p-value</w:t>
-        <w:br/>
-        <w:t xml:space="preserve">                                                          (% of signal)   (%)     (%)</w:t>
-        <w:br/>
-        <w:br/>
-        <w:t>Oxidation (M)              LQQEPFMK_Ox1        119 (M)    47.2%          3.1%    51.8%       &lt;0.001</w:t>
-        <w:br/>
-        <w:t xml:space="preserve">                           (Drug-binding site)</w:t>
-        <w:br/>
-        <w:br/>
-        <w:t>Disulfide Cross-Link       CYSTVASD_SS_Ox      34 (Cys)   62.1%          1.8%    68.4%       &lt;0.001</w:t>
-        <w:br/>
-        <w:t>Cys34-Cys477</w:t>
-        <w:br/>
-        <w:br/>
-        <w:t>Hydroxylation (P)          QNCELFEQLGE_Hy1    201 (P)    28.3%          4.2%    35.7%       0.004</w:t>
-        <w:br/>
-        <w:br/>
-        <w:t>Lead Coordination Complex  HSA-Pb-complex      34+129+    Detected       ND      Enhanced    &lt;0.001</w:t>
-        <w:br/>
-        <w:t>(Mass shift +206)          (Lead isotope)      183+214    (20% intensity)        (42%)</w:t>
-        <w:br/>
-        <w:br/>
-        <w:t>Metal-Induced Aldol        LGEVHNIEVPD_AL1     212        18.4%          2.1%    24.6%       0.012</w:t>
-        <w:br/>
-        <w:t>Condensation (cross-linking)</w:t>
-        <w:br/>
-        <w:br/>
-        <w:t>Glutathionylation (GSH)    CYSTVASD_GSH        34 (Cys)   12.3%          1.4%    15.8%       0.031</w:t>
-        <w:br/>
-        <w:t>(Metal-stress response)</w:t>
-        <w:br/>
-        <w:br/>
-        <w:t>Projected pattern (simulated, not observed): the model projects multiple PTMs on HSA, particularly: (1) Cys-34 disulfide</w:t>
-        <w:br/>
-        <w:t>cross-linking (62% in lead-exposed, likely due to oxidative stress from Pb²⁺), (2) lead</w:t>
-        <w:br/>
-        <w:t>coordination complex formation visible as +206 Da mass shift (20% of signal in lead group,</w:t>
-        <w:br/>
-        <w:t>42% in lead+5-FU), (3) oxidation at drug-binding methionine (47% in lead), (4) stress-response</w:t>
-        <w:br/>
-        <w:t>glutathionylation at Cys-34 (12% in lead). 5-FU shows minimal PTM induction alone. Combined</w:t>
-        <w:br/>
-        <w:t>exposure shows synergistic PTM accumulation (24-68% for cross-links and metal complexes).</w:t>
-        <w:br/>
-        <w:br/>
-        <w:t>================================================================================</w:t>
-        <w:br/>
-        <w:br/>
-        <w:t>TABLE S7.4 [SIMULATED DATA]: SIGNIFICANTLY ALTERED SERUM PROTEINS (Lead vs Control)</w:t>
-        <w:br/>
-        <w:t>Projected fold-changes for a lead-exposed cohort (|log₂FC| ≥ 1.0, FDR &lt; 0.05) — simulated</w:t>
-        <w:br/>
-        <w:br/>
-        <w:t>Protein Name           Gene    Uniprot   log₂FC    Intensity    p-value   Cohen's d   Biological Role</w:t>
-        <w:br/>
-        <w:t xml:space="preserve">                                                  Fold-Change</w:t>
-        <w:br/>
-        <w:br/>
-        <w:t>Human Serum Albumin    ALB     P02768    -3.8      -7.2-fold    &lt;0.001    2.89        Transport protein (↓ in lead toxicity)</w:t>
-        <w:br/>
-        <w:t>Transferrin            TF      P02787    -2.1      -4.3-fold    &lt;0.001    1.92        Iron transport (↓ due to Pb-Fe competition)</w:t>
-        <w:br/>
-        <w:t>Fibrinogen α           FGA     P02671    +1.8      +3.5-fold    &lt;0.001    1.76        Coagulation (↑ inflammatory response)</w:t>
-        <w:br/>
-        <w:t>Fibrinogen β           FGB     P02675    +1.6      +3.0-fold    0.001     1.62        Coagulation (↑ inflammatory)</w:t>
-        <w:br/>
-        <w:t>Immunoglobulin G       IGHG1   P01857    -1.2      -2.3-fold    0.008     1.34        Immune function (↓ immunosuppression)</w:t>
-        <w:br/>
-        <w:t>Complement C3          C3      P01024    +1.4      +2.6-fold    0.004     1.51        Complement cascade (↑ immune activation)</w:t>
-        <w:br/>
-        <w:t>Apolipoprotein A-I     APOA1   P02647    -0.9      -1.86-fold   0.021     1.18        Lipid transport (slightly ↓)</w:t>
-        <w:br/>
-        <w:t>Albumin-Pb Complex     ALB*    —         +1.2      +2.3-fold    0.006     1.41        Lead coordination (NEW protein form)</w:t>
-        <w:br/>
-        <w:t>Haptoglobin            HP      P00738    +2.1      +4.3-fold    &lt;0.001    2.04        Hemoglobin binding (↑ response to Pb)</w:t>
-        <w:br/>
-        <w:t>Prothrombin            F2      P00734    +1.3      +2.4-fold    0.009     1.45        Coagulation (↑ in Pb exposure)</w:t>
-        <w:br/>
-        <w:br/>
-        <w:t>Summary Statistics:</w:t>
-        <w:br/>
-        <w:t>- Proteins downregulated (log₂FC &lt; -1.0): 23 proteins (including ALB, TF, APOA1, APOE, APOC3)</w:t>
-        <w:br/>
-        <w:t>- Proteins upregulated (log₂FC &gt; +1.0): 31 proteins (including fibrinogen, complement, acute phase reactants)</w:t>
-        <w:br/>
-        <w:t>- Total significant proteins: 54/4,847 (1.1% of proteome)</w:t>
-        <w:br/>
-        <w:t>- Median fold-change (downregulated): -2.1-fold</w:t>
-        <w:br/>
-        <w:t>- Median fold-change (upregulated): +2.3-fold</w:t>
-        <w:br/>
-        <w:br/>
-        <w:t>Projected pattern (simulated, not observed): the projection reproduces a canonical serum toxicity signature with albumin</w:t>
-        <w:br/>
-        <w:t>depletion (transport dysfunction), fibrinogen elevation (coagulation activation), and</w:t>
-        <w:br/>
-        <w:t>upregulation of inflammatory/acute-phase proteins (Haptoglobin, Complement C3). Formation</w:t>
-        <w:br/>
-        <w:t>of ALB-Pb complex detected as novel protein species (+206 Da, coordinated metal).</w:t>
-        <w:br/>
-        <w:br/>
-        <w:t>================================================================================</w:t>
-        <w:br/>
-        <w:br/>
-        <w:t>TABLE S7.5 [SIMULATED DATA]: SIGNIFICANTLY ALTERED SERUM PROTEINS (5-FU vs Control)</w:t>
-        <w:br/>
-        <w:t>Projected fold-changes for a 5-FU treated cohort — simulated</w:t>
-        <w:br/>
-        <w:br/>
-        <w:t>Protein Name           Gene    Uniprot   log₂FC    Intensity    p-value   Cohen's d   Biological Role</w:t>
-        <w:br/>
-        <w:t xml:space="preserve">                                                  Fold-Change</w:t>
-        <w:br/>
-        <w:br/>
-        <w:t>Human Serum Albumin    ALB     P02768    -0.3      -1.23-fold   0.287     0.38        Transport protein (↑ stable)</w:t>
-        <w:br/>
-        <w:t>Serum Amyloid A        SAA1    P0DJI8    +3.2      +9.8-fold    &lt;0.001    2.68        Acute phase reactant (↑ chemotherapy response)</w:t>
-        <w:br/>
-        <w:t>C-Reactive Protein     CRP     P02741    +2.8      +6.9-fold    &lt;0.001    2.34        Inflammation marker</w:t>
-        <w:br/>
-        <w:t>Fibrinogen α           FGA     P02671    +1.9      +3.7-fold    &lt;0.001    1.82        Coagulation (↑ from treatment)</w:t>
-        <w:br/>
-        <w:t>Tumor Necrosis Factor  TNFA    P01375    +2.4      +5.3-fold    0.001     2.15        Pro-inflammatory cytokine</w:t>
-        <w:br/>
-        <w:t>Interleukin-6          IL6     P05231    +3.1      +8.5-fold    &lt;0.001    2.51        Chemotherapy-induced inflammation</w:t>
-        <w:br/>
-        <w:t>Interferon-γ           IFNG    P01579    +2.2      +4.6-fold    0.002     1.98        Immune activation</w:t>
-        <w:br/>
-        <w:t>Complement C4          C4A     P0C0L4    +1.1      +2.1-fold    0.019     1.29        Complement cascade</w:t>
-        <w:br/>
-        <w:t>Albumin-5FU Adduct     ALB*    —         +0.8      +1.73-fold   0.043     0.96        Drug-protein binding</w:t>
-        <w:br/>
-        <w:br/>
-        <w:t>Summary Statistics:</w:t>
-        <w:br/>
-        <w:t>- Proteins downregulated: 3 proteins (non-significant trend)</w:t>
-        <w:br/>
-        <w:t>- Proteins upregulated: 28 proteins (primarily cytokines, acute phase reactants)</w:t>
-        <w:br/>
-        <w:t>- Total significant proteins: 31/4,847 (0.64% of proteome)</w:t>
-        <w:br/>
-        <w:t>- Median fold-change (upregulated): +3.1-fold</w:t>
-        <w:br/>
-        <w:br/>
-        <w:t>Projected pattern (simulated, not observed): the projection reproduces a classical chemotherapy-induced</w:t>
-        <w:br/>
-        <w:t>inflammatory response with dramatic elevation of pro-inflammatory cytokines (IL-6, TNF-α, IFN-γ)</w:t>
-        <w:br/>
-        <w:t>and acute phase reactants (SAA1, CRP). HSA remains relatively stable (not depleted).</w:t>
-        <w:br/>
-        <w:t>Detection of ALB-5FU adduct (+190 Da, drug-protein complex) at low intensity.</w:t>
-        <w:br/>
-        <w:br/>
-        <w:t>================================================================================</w:t>
-        <w:br/>
-        <w:br/>
-        <w:t>TABLE S7.6 [SIMULATED DATA]: SYNERGISTIC EFFECTS IN LEAD + 5-FU COMBINED EXPOSURE</w:t>
-        <w:br/>
-        <w:t>Proteins projected to show non-additive (synergistic) changes under co-exposure</w:t>
-        <w:br/>
-        <w:br/>
-        <w:t>Protein              Lead Alone    5-FU Alone    Lead+5-FU    Additive       Observed    Synergy</w:t>
-        <w:br/>
-        <w:t xml:space="preserve">                     log₂FC        log₂FC        log₂FC       Prediction*    log₂FC      Factor†</w:t>
-        <w:br/>
-        <w:br/>
-        <w:t>Human Serum Albumin  -3.8          -0.3          -5.4         -4.1           -5.4        1.32×</w:t>
-        <w:br/>
-        <w:t>(ALB)                (-7.2×)       (-1.2×)       (-10.1×)     (-8.4×)        (-10.1×)</w:t>
-        <w:br/>
-        <w:br/>
-        <w:t>Fibrinogen α         +1.8          +1.9          +4.2         +3.7           +4.2        1.13×</w:t>
-        <w:br/>
-        <w:t>(FGA)                (+3.5×)       (+3.7×)       (+18.4×)     (+13×)         (+18.4×)</w:t>
-        <w:br/>
-        <w:br/>
-        <w:t>Transferrin          -2.1          -0.1          -3.6         -2.2           -3.6        1.64×</w:t>
-        <w:br/>
-        <w:t>(TF)                 (-4.3×)       (-1.07×)      (-12.1×)     (-4.6×)        (-12.1×)</w:t>
-        <w:br/>
-        <w:br/>
-        <w:t>Serum Amyloid A      +0.2          +3.2          +5.1         +3.4           +5.1        1.5×</w:t>
-        <w:br/>
-        <w:t>(SAA1)               (+1.15×)      (+9.8×)       (+34.3×)     (+10.6×)       (+34.3×)</w:t>
-        <w:br/>
-        <w:br/>
-        <w:t>Complement C3        +1.4          +0.0          +3.7         +1.4           +3.7        2.6×</w:t>
-        <w:br/>
-        <w:t>(C3)                 (+2.6×)       (+1.0×)       (+13.1×)     (+2.6×)        (+13.1×)</w:t>
-        <w:br/>
-        <w:br/>
-        <w:t>Immunoglobulin G     -1.2          -0.1          -2.8         -1.3           -2.8        2.15×</w:t>
-        <w:br/>
-        <w:t>(IGHG1)              (-2.3×)       (-1.07×)      (-6.9×)      (-2.46×)       (-6.9×)</w:t>
-        <w:br/>
-        <w:br/>
-        <w:t>* Additive = log₂FC(Pb) + log₂FC(5-FU)</w:t>
-        <w:br/>
-        <w:t>† Synergy Factor = Observed |log₂FC| / Additive |log₂FC|; &gt;1.0 = synergistic (more extreme than predicted)</w:t>
-        <w:br/>
-        <w:br/>
-        <w:t>Statistical Analysis:</w:t>
-        <w:br/>
-        <w:t>- ANOVA (3-way: Lead × 5-FU × Interaction):</w:t>
-        <w:br/>
-        <w:t xml:space="preserve">  - Lead main effect: F(1,41) = 89.3, p &lt; 0.001</w:t>
-        <w:br/>
-        <w:t xml:space="preserve">  - 5-FU main effect: F(1,41) = 76.2, p &lt; 0.001</w:t>
-        <w:br/>
-        <w:t xml:space="preserve">  - Interaction (Lead × 5-FU): F(1,41) = 42.7, p &lt; 0.001 *** HIGHLY SIGNIFICANT SYNERGY ***</w:t>
-        <w:br/>
-        <w:br/>
-        <w:t>Projected pattern (simulated, not observed): the model encodes pronounced synergistic serum protein</w:t>
-        <w:br/>
-        <w:t>alterations. Most striking examples:</w:t>
-        <w:br/>
-        <w:t>- ALB depletion is 32% more severe than additive (1.32× synergy)</w:t>
-        <w:br/>
-        <w:t>- Complement C3 elevation is 160% more severe (2.6× synergy) - suggesting enhanced</w:t>
-        <w:br/>
-        <w:t xml:space="preserve">  inflammatory activation when lead + chemotherapy combined</w:t>
-        <w:br/>
-        <w:t>- Immunosuppression (IgG loss) is 115% more severe (2.15× synergy)</w:t>
-        <w:br/>
-        <w:br/>
-        <w:t>This synergistic proteomics signature correlates with our docking prediction of synergistic</w:t>
-        <w:br/>
-        <w:t>drug-binding reduction (ΔΔG = -1.8 kcal/mol for lead alone, -2.8 kcal/mol for combined).</w:t>
-        <w:br/>
-        <w:br/>
-        <w:t>================================================================================</w:t>
-        <w:br/>
-        <w:br/>
-        <w:t>TABLE S7.7 [SIMULATED DATA]: PROJECTED HSA-DRUG BINDING SIGNATURE</w:t>
-        <w:br/>
-        <w:t>Expected native-MS speciation of 5-FU-HSA and Lead-HSA complexes, if measured</w:t>
-        <w:br/>
-        <w:br/>
-        <w:t>Complex Form                    Observed Mass    Detection Rate    MS/MS Intensity    Stability</w:t>
-        <w:br/>
-        <w:t xml:space="preserve">                               (Da)             Control  Lead  5-FU  Lead+5-FU   (t₁/₂)</w:t>
-        <w:br/>
-        <w:br/>
-        <w:t>HSA native (no modifications)   66,437           98%      2%    97%   0%           —</w:t>
-        <w:br/>
-        <w:t>HSA + Pb²⁺ (lead coordination)  66,643 (+206)    0%       67%   1%    78%          4.2 min</w:t>
-        <w:br/>
-        <w:t>HSA + 5-FU (drug-bound form)    66,627 (+190)    1%       0%    74%   45%          2.8 min</w:t>
-        <w:br/>
-        <w:t>HSA + Pb²⁺ + 5-FU (ternary)     66,833 (+396)    0%       &lt;1%   2%    12%          1.1 min</w:t>
-        <w:br/>
-        <w:t>HSA oxidized (Pb-stress PTMs)   66,453 (+16)     3%       89%   8%    94%          6.7 min</w:t>
-        <w:br/>
-        <w:t>HSA-albumin polymer (Pb-induced 132,874          2%       34%   1%    67%          9.2 min</w:t>
-        <w:br/>
-        <w:t>cross-linking)                  (dimer)</w:t>
-        <w:br/>
-        <w:br/>
-        <w:t>Quantitative Abundance (% of total HSA signal):</w:t>
-        <w:br/>
-        <w:t xml:space="preserve">                                Control          Lead-exp         5-FU             Lead+5-FU</w:t>
-        <w:br/>
-        <w:t>Native HSA                      97.1%            2.1%             96.8%            0.3%</w:t>
-        <w:br/>
-        <w:t>Pb-HSA complex                  0.1%             66.3%            0.8%             77.9%</w:t>
-        <w:br/>
-        <w:t>5-FU-HSA complex                0.8%             0.1%             72.4%            44.6%</w:t>
-        <w:br/>
-        <w:t>Ternary (Pb+5-FU-HSA)           0.0%             0.2%             0.0%             11.8%</w:t>
-        <w:br/>
-        <w:t>Oxidized HSA                    2.0%             31.2%            0.4%             35.4%</w:t>
-        <w:br/>
-        <w:br/>
-        <w:t>Projected pattern (simulated, not observed): the projected native-MS speciation across conditions is:</w:t>
-        <w:br/>
-        <w:t>- Control: predominantly native HSA (97%)</w:t>
-        <w:br/>
-        <w:t>- Lead-exposed: 66% Pb-HSA complex, 31% oxidized forms (Pb-induced stress)</w:t>
-        <w:br/>
-        <w:t>- 5-FU treated: 72% drug-bound HSA (drug-protein interaction validated)</w:t>
-        <w:br/>
-        <w:t>- Lead+5-FU: 78% Pb-HSA + 45% 5-FU-HSA, with 12% ternary complex (Pb and 5-FU</w:t>
-        <w:br/>
-        <w:t xml:space="preserve">  both bound simultaneously), plus 35% oxidized forms</w:t>
-        <w:br/>
-        <w:br/>
-        <w:t>**Key prediction (untested)**: a ternary (HSA-Pb-5FU) complex confined to the lead+5-FU arm</w:t>
-        <w:br/>
-        <w:t>would be consistent with our computational allosteric prediction that lead binding (at Cys-34) reduces</w:t>
-        <w:br/>
-        <w:t>5-FU binding affinity. The formation of stable ternary complex (11.8% in lead+5-FU vs</w:t>
-        <w:br/>
-        <w:t>&lt;1% in other groups) demonstrates both ligands can bind simultaneously when lead disrupts</w:t>
-        <w:br/>
-        <w:t>the drug-binding pocket structure.</w:t>
-        <w:br/>
-        <w:br/>
-        <w:t>================================================================================</w:t>
-        <w:br/>
-        <w:br/>
-        <w:t>TABLE S7.8: PARAMETERIZATION AUDIT (NOT INDEPENDENT VALIDATION)</w:t>
-        <w:br/>
-        <w:t>Mapping of docking inputs onto the simulated proteomic output</w:t>
-        <w:br/>
-        <w:br/>
-        <w:t>*** CIRCULARITY WARNING: The simulated values in this table were DERIVED FROM the docking</w:t>
-        <w:br/>
-        <w:t>predictions listed in the left column. The correspondence below therefore documents how the</w:t>
-        <w:br/>
-        <w:t>projection was parameterized. It does not constitute validation, and the correlation</w:t>
-        <w:br/>
-        <w:t>coefficient reported at the foot of this table has no inferential meaning. ***</w:t>
-        <w:br/>
-        <w:br/>
-        <w:t>Computational Prediction               Simulated Signature         Encoded     r-value</w:t>
-        <w:br/>
-        <w:t xml:space="preserve">                                      (projected, not measured)    in model</w:t>
-        <w:br/>
-        <w:br/>
-        <w:t>Lead ΔG = -7.8 ± 0.3 kcal/mol        Detection: 67% Pb-HSA        YES          0.987</w:t>
-        <w:br/>
-        <w:t xml:space="preserve">                                      complex in lead serum</w:t>
-        <w:br/>
-        <w:br/>
-        <w:t>5-FU native ΔG = -6.3 kcal/mol        Detection: 72% 5-FU-HSA      YES          0.956</w:t>
-        <w:br/>
-        <w:t xml:space="preserve">                                      in 5-FU serum</w:t>
-        <w:br/>
-        <w:br/>
-        <w:t>5-FU + Lead ΔG = -4.5 kcal/mol        Detection: 45% 5-FU-HSA      YES          0.892</w:t>
-        <w:br/>
-        <w:t>(reduced binding)                      in lead+5-FU (vs 72% alone)</w:t>
-        <w:br/>
-        <w:br/>
-        <w:t>Allosteric pathway disruption         Peptide loss at residues      YES          0.934</w:t>
-        <w:br/>
-        <w:t>(Cys-34 → Lys-129 → Asp-183 →        129, 183, 214: 3.7-9.8×</w:t>
-        <w:br/>
-        <w:t>Trp-214 → Lys-199)                    in lead group</w:t>
-        <w:br/>
-        <w:br/>
-        <w:t>Lead-induced HSA structural           HSA oxidation &amp; cross-       YES          0.921</w:t>
-        <w:br/>
-        <w:t>changes (loss of secondary            linking: 31-35% in lead</w:t>
-        <w:br/>
-        <w:t>structure)                            groups</w:t>
-        <w:br/>
-        <w:br/>
-        <w:t>ΔΔG prediction: -1.8 kcal/mol         2-4 fold binding reduction   YES          0.965</w:t>
-        <w:br/>
-        <w:t>lead-induced affinity loss            observed in MS quantification</w:t>
-        <w:br/>
-        <w:t xml:space="preserve">                                      (72% → 45% 5-FU-HSA)</w:t>
-        <w:br/>
-        <w:br/>
-        <w:t>Synergistic effect (lead + 5-FU)      Synergy factors: 1.32-2.6×   YES          0.891</w:t>
-        <w:br/>
-        <w:t xml:space="preserve">                                      for key proteins</w:t>
-        <w:br/>
-        <w:br/>
-        <w:t>Summary: The nominal correlation between docking ΔG values and simulated abundance changes</w:t>
-        <w:br/>
-        <w:t>is r = 0.939 — but this figure is an artifact of the projection method, since the abundance</w:t>
-        <w:br/>
-        <w:t>changes were generated from those same ΔG values. NOTHING in this table demonstrates that</w:t>
-        <w:br/>
-        <w:t>the mechanism occurs in human serum. Establishing that requires a prospective study on real</w:t>
-        <w:br/>
-        <w:t>samples, for which Table S7 supplies the design and the target list.</w:t>
-        <w:br/>
-        <w:br/>
-        <w:t>================================================================================</w:t>
-        <w:br/>
-        <w:br/>
-        <w:t>TABLE S7.9 [SIMULATED DATA]: SIMULATION VARIABILITY PARAMETERS</w:t>
-        <w:br/>
-        <w:t>Noise model applied to the projection (not instrument performance)</w:t>
-        <w:br/>
-        <w:br/>
-        <w:t xml:space="preserve">                                    Control      Lead-Exp     5-FU        Lead+5-FU</w:t>
-        <w:br/>
-        <w:t xml:space="preserve">                                    (n=12)       (n=11)       (n=11)      (n=10)</w:t>
-        <w:br/>
-        <w:br/>
-        <w:t>Technical Replicate CV (%)           6.2%         7.1%         7.3%        7.6%</w:t>
-        <w:br/>
-        <w:t>Intra-group correlation (r)          0.968        0.954        0.951       0.938</w:t>
-        <w:br/>
-        <w:t>Missing value rate (%)               12.3%        14.1%        15.7%       18.4%</w:t>
-        <w:br/>
-        <w:t>Protein detection reproducibility    98.3%        97.1%        96.8%       95.2%</w:t>
-        <w:br/>
-        <w:t>(% same proteins in 80% of samples)</w:t>
-        <w:br/>
-        <w:br/>
-        <w:t>Quantitative Accuracy:</w:t>
-        <w:br/>
-        <w:t>- Coefficient of variation &lt; 8%: YES (all groups meet criterion)</w:t>
-        <w:br/>
-        <w:t>- Linear dynamic range: 4.5 orders of magnitude (1e4 to 5e8 intensity)</w:t>
-        <w:br/>
-        <w:t>- Signal-to-noise ratio (median): 28:1 (excellent)</w:t>
-        <w:br/>
-        <w:t>- Mass accuracy (ppm): ±3.2 ppm RMS</w:t>
-        <w:br/>
-        <w:br/>
-        <w:t>Statistical Power Analysis:</w:t>
-        <w:br/>
-        <w:t>- Sample size justification: n=10-12 per group achieves 85% power to detect 1.5-fold</w:t>
-        <w:br/>
-        <w:t xml:space="preserve">  changes (α=0.05, effect size d=1.8)</w:t>
-        <w:br/>
-        <w:t>- Post-hoc power for main findings (ALB, FGA, SAA1): &gt;99% power</w:t>
-        <w:br/>
-        <w:br/>
-        <w:t>Note: these are the variability parameters BUILT INTO the simulation (CV = 7%), reported so</w:t>
-        <w:br/>
-        <w:t>that the projection's assumptions are explicit. They are not measured instrument performance.</w:t>
-        <w:br/>
-        <w:br/>
-        <w:t>================================================================================</w:t>
-        <w:br/>
-        <w:br/>
-        <w:t>TABLE S7.10 [SIMULATED DATA]: PATHWAY ANALYSIS OF ALTERED PROTEINS</w:t>
-        <w:br/>
-        <w:t>Projected pathway enrichment, computed over the simulated matrix</w:t>
-        <w:br/>
-        <w:br/>
-        <w:t>Pathway                          Proteins      Lead    5-FU    Lead+5-FU   FDR</w:t>
-        <w:br/>
-        <w:t xml:space="preserve">                                 in Pathway    (p)     (p)     (p)</w:t>
-        <w:br/>
-        <w:br/>
-        <w:t>Complement &amp; Coagulation         34 proteins   0.0001  0.0004  &lt;0.0001     Highly sig.</w:t>
-        <w:br/>
-        <w:t>(Fibrinogen, Prothrombin, C3,</w:t>
-        <w:br/>
-        <w:t>C4, Factor VIII, Thrombin)</w:t>
-        <w:br/>
-        <w:br/>
-        <w:t>Acute Phase Response             28 proteins   0.0002  &lt;0.0001 &lt;0.0001     Highly sig.</w:t>
-        <w:br/>
-        <w:t>(SAA, CRP, Haptoglobin, Serum</w:t>
-        <w:br/>
-        <w:t>glycoprotein α1-acid, ferritin)</w:t>
-        <w:br/>
-        <w:br/>
-        <w:t>Metal Homeostasis &amp; Transport    19 proteins   0.0008  0.324   0.0001      Lead-specific</w:t>
-        <w:br/>
-        <w:t>(Transferrin, Ceruloplasmin,</w:t>
-        <w:br/>
-        <w:t>Iron-binding proteins)</w:t>
-        <w:br/>
-        <w:br/>
-        <w:t>Immune Response (Cytokines)      42 proteins   0.087   &lt;0.0001 &lt;0.0001     5-FU specific</w:t>
-        <w:br/>
-        <w:t>(IL-6, TNF-α, IFN-γ, IL-10,</w:t>
-        <w:br/>
-        <w:t>IL-1β, GM-CSF)</w:t>
-        <w:br/>
-        <w:br/>
-        <w:t>Protein Synthesis &amp; Degradation  56 proteins   0.031   0.012   0.0002      Synergistic</w:t>
-        <w:br/>
-        <w:t>(Ribosomal proteins, ubiquitin,</w:t>
-        <w:br/>
-        <w:t>proteasome subunits)</w:t>
-        <w:br/>
-        <w:br/>
-        <w:t>Drug Metabolism (Phase I/II)     18 proteins   0.204   0.0003  0.0001      5-FU metabolic</w:t>
-        <w:br/>
-        <w:t>(Cytochrome P450s, UGT,</w:t>
-        <w:br/>
-        <w:t>Glutathione S-transferases)</w:t>
-        <w:br/>
-        <w:br/>
-        <w:t>Lipid Transport &amp; Metabolism     22 proteins   0.018   0.045   0.0001      Lead + synergy</w:t>
-        <w:br/>
-        <w:t>(Apolipoprotein A-I, B, C-III,</w:t>
-        <w:br/>
-        <w:t>E, LCAT, CETP)</w:t>
-        <w:br/>
-        <w:br/>
-        <w:t>Projected pattern (simulated, not observed):</w:t>
-        <w:br/>
-        <w:t>- **Lead exposure**: Activates metal-homeostasis and complement/coagulation pathways</w:t>
-        <w:br/>
-        <w:t xml:space="preserve">  (p&lt;0.001), reflecting toxicological responses to Pb²⁺. Immune response pathway not</w:t>
-        <w:br/>
-        <w:t xml:space="preserve">  significantly affected alone.</w:t>
-        <w:br/>
-        <w:t>- **5-FU treatment**: Strongly activates chemotherapy-induced immune response (p&lt;0.0001),</w:t>
-        <w:br/>
-        <w:t xml:space="preserve">  coagulation, acute-phase response, and drug-metabolism pathways (p&lt;0.001).</w:t>
-        <w:br/>
-        <w:t>- **Lead + 5-FU synergy**: Simultaneously activates BOTH lead-specific (metal homeostasis)</w:t>
-        <w:br/>
-        <w:t xml:space="preserve">  and 5-FU-specific (immune/inflammation) pathways with enhanced magnitude (FDR&lt;0.0001 for</w:t>
-        <w:br/>
-        <w:t xml:space="preserve">  most pathways). Suggests cooperative dysregulation of multiple protective systems.</w:t>
-        <w:br/>
-        <w:br/>
-        <w:t>================================================================================</w:t>
-        <w:br/>
-        <w:br/>
-        <w:t>TESTABLE PREDICTIONS FOR A FUTURE CLINICAL STUDY:</w:t>
-        <w:br/>
-        <w:br/>
-        <w:t>The projection above yields the following falsifiable predictions. None has been tested.</w:t>
-        <w:br/>
-        <w:t>Each is stated so that a prospective serum proteomics study could confirm or refute it:</w:t>
-        <w:br/>
-        <w:br/>
-        <w:t>PREDICTION 1 — HSA depletion in lead-exposed serum.</w:t>
-        <w:br/>
-        <w:t xml:space="preserve">   If Pb²⁺ coordination drives the conformational changes seen by CD and FTIR (Tables S3,</w:t>
-        <w:br/>
-        <w:t xml:space="preserve">   S5), lead-exposed serum should show reduced HSA abundance relative to matched controls.</w:t>
-        <w:br/>
-        <w:t xml:space="preserve">   The projection places this near 7-fold, but the direction of effect is the substantive</w:t>
-        <w:br/>
-        <w:t xml:space="preserve">   prediction; the magnitude is model-dependent and could plausibly be far smaller in vivo,</w:t>
-        <w:br/>
-        <w:t xml:space="preserve">   where albumin synthesis is homeostatically regulated. REFUTED IF: HSA abundance is</w:t>
-        <w:br/>
-        <w:t xml:space="preserve">   unchanged in lead-exposed serum after adjusting for nutritional status and liver function.</w:t>
-        <w:br/>
-        <w:br/>
-        <w:t>PREDICTION 2 — Reduced 5-FU-HSA complex under co-exposure.</w:t>
-        <w:br/>
-        <w:t xml:space="preserve">   This is the central and most discriminating prediction. Docking gives ΔΔG = -1.8 kcal/mol,</w:t>
-        <w:br/>
-        <w:t xml:space="preserve">   implying a 2-4-fold reduction in 5-FU occupancy on HSA when lead is bound. Native MS of</w:t>
-        <w:br/>
-        <w:t xml:space="preserve">   serum from co-exposed patients should therefore show a lower fraction of 5-FU-bound HSA</w:t>
-        <w:br/>
-        <w:t xml:space="preserve">   than 5-FU-only patients. REFUTED IF: 5-FU-HSA complex abundance is equivalent between</w:t>
-        <w:br/>
-        <w:t xml:space="preserve">   5-FU-only and co-exposed groups.</w:t>
-        <w:br/>
-        <w:br/>
-        <w:t>PREDICTION 3 — Lead-associated PTMs at Cys-34 and the pathway residues.</w:t>
-        <w:br/>
-        <w:t xml:space="preserve">   Pb²⁺ coordination at Cys-34 should generate a detectable modification signature</w:t>
-        <w:br/>
-        <w:t xml:space="preserve">   (oxidation, disulfide cross-linking, glutathionylation) concentrated at Cys-34 and at</w:t>
-        <w:br/>
-        <w:t xml:space="preserve">   the pathway residues Lys-129, Asp-183, Trp-214. REFUTED IF: modification density at</w:t>
-        <w:br/>
-        <w:t xml:space="preserve">   these positions does not exceed that at control positions elsewhere in the sequence.</w:t>
-        <w:br/>
-        <w:br/>
-        <w:t>PREDICTION 4 — Non-additive (synergistic) response under co-exposure.</w:t>
-        <w:br/>
-        <w:t xml:space="preserve">   A factorial design should reveal a significant Lead × 5-FU interaction term rather than</w:t>
-        <w:br/>
-        <w:t xml:space="preserve">   purely additive effects. REFUTED IF: the interaction term is non-significant and the</w:t>
-        <w:br/>
-        <w:t xml:space="preserve">   co-exposed group matches the additive model.</w:t>
-        <w:br/>
-        <w:br/>
-        <w:t>PREDICTION 5 — Ternary Pb-HSA-5FU species.</w:t>
-        <w:br/>
-        <w:t xml:space="preserve">   A ternary complex should be detectable by native MS in co-exposed samples only. This is</w:t>
-        <w:br/>
-        <w:t xml:space="preserve">   the hardest prediction to test (the projected species is short-lived and low-abundance)</w:t>
-        <w:br/>
-        <w:t xml:space="preserve">   and is the most likely of the five to fail on sensitivity grounds alone. REFUTED IF: no</w:t>
-        <w:br/>
-        <w:t xml:space="preserve">   ternary species is observed at instrument sensitivity sufficient to detect it.</w:t>
-        <w:br/>
-        <w:br/>
-        <w:t>PROPOSED NEXT STUDY:</w:t>
-        <w:br/>
-        <w:t xml:space="preserve">   A prospective four-arm serum proteomics study, n ≈ 12 per arm, recruiting occupationally</w:t>
-        <w:br/>
-        <w:t xml:space="preserve">   lead-exposed workers (with blood lead level quantified by ICP-MS) undergoing or not</w:t>
-        <w:br/>
-        <w:t xml:space="preserve">   undergoing fluoropyrimidine chemotherapy. Primary endpoint: fraction of 5-FU-bound HSA</w:t>
-        <w:br/>
-        <w:t xml:space="preserve">   by native MS (Prediction 2). Secondary endpoints: Predictions 1, 3, 4. Confounders</w:t>
-        <w:br/>
-        <w:t xml:space="preserve">   requiring control: nutritional status, hepatic and renal function, inflammatory burden,</w:t>
-        <w:br/>
-        <w:t xml:space="preserve">   and concurrent medications competing for HSA Sudlow sites.</w:t>
-        <w:br/>
-        <w:br/>
-        <w:t>CLINICAL RELEVANCE, IF CONFIRMED:</w:t>
-        <w:br/>
-        <w:t xml:space="preserve">   Should these predictions hold, lead-exposed patients on 5-FU would be expected to show</w:t>
-        <w:br/>
-        <w:t xml:space="preserve">   reduced drug bioavailability, with implications for dosing and for surveillance of</w:t>
-        <w:br/>
-        <w:t xml:space="preserve">   treatment response. That clinical inference is contingent on the predictions above being</w:t>
-        <w:br/>
-        <w:t xml:space="preserve">   tested and confirmed in real samples — it does not follow from the present work.</w:t>
-        <w:br/>
-        <w:br/>
-        <w:t>================================================================================</w:t>
-        <w:br/>
-        <w:br/>
-        <w:t>SUPPLEMENTARY REFERENCES (Proteomics Methods):</w:t>
-        <w:br/>
-        <w:br/>
-        <w:t>1. Tyanova, S., Temu, T., Cox, J. (2016). The MaxQuant computational platform for mass</w:t>
-        <w:br/>
-        <w:t xml:space="preserve">   spectrometry-based quantitative proteomics. Nature Protocols, 11(12), 2301-2319.</w:t>
-        <w:br/>
-        <w:br/>
-        <w:t>2. Nesvizhskii, A. I., &amp; Aebersold, R. (2005). Interpreting genome-wide proteomic data:</w:t>
-        <w:br/>
-        <w:t xml:space="preserve">   emerging opportunites. Nature Reviews Genetics, 6(8), 641-656.</w:t>
-        <w:br/>
-        <w:br/>
-        <w:t>3. Tyanova, S., &amp; Cox, J. (2018). Perseus: a bioinformatics platform for discovery</w:t>
-        <w:br/>
-        <w:t xml:space="preserve">   proteomics. Nature Methods, 15(7), 539-540.</w:t>
-        <w:br/>
-        <w:br/>
-        <w:t>4. Zhang, Y., Fonslow, B. R., Shan, B., Baek, M. C., &amp; Yates, J. R. (2013). Protein</w:t>
-        <w:br/>
-        <w:t xml:space="preserve">   analysis by shotgun/bottom-up proteomics. Chemical Reviews, 113(4), 2343-2394.</w:t>
-        <w:br/>
-        <w:br/>
-        <w:t>5. Surinova, S., Schiess, R., Hüttenhain, R., Cerciello, F., Wollscheid, B., &amp; Aebersold,</w:t>
-        <w:br/>
-        <w:t xml:space="preserve">   R. (2011). On the importance of experimental design in high-resolution proteomics.</w:t>
-        <w:br/>
-        <w:t xml:space="preserve">   Molecular &amp; Cellular Proteomics, 10(7), M111.010595.</w:t>
-        <w:br/>
-        <w:br/>
-        <w:t>================================================================================</w:t>
-        <w:br/>
       </w:r>
     </w:p>
     <w:p>

--- a/COMPLETE_INTEGRATED_MANUSCRIPT.docx
+++ b/COMPLETE_INTEGRATED_MANUSCRIPT.docx
@@ -437,7 +437,7 @@
         <w:pStyle w:val="ListBullet"/>
       </w:pPr>
       <w:r>
-        <w:t>Lamarckian genetic algorithm hybrid local search</w:t>
+        <w:t>Iterated local search: Monte Carlo perturbation with Broyden–Fletcher–Goldfarb–Shanno (BFGS) local optimization</w:t>
       </w:r>
     </w:p>
     <w:p>
@@ -445,7 +445,15 @@
         <w:pStyle w:val="ListBullet"/>
       </w:pPr>
       <w:r>
-        <w:t>Binding free energy scoring (MMFF94 force field)</w:t>
+        <w:t>Vina empirical scoring function (two steric Gaussian terms, a repulsion term, a hydrophobic term, and a directional hydrogen-bond term), parameterized against the PDBbind refined set [Trott &amp; Olson 2010]</w:t>
+      </w:r>
+    </w:p>
+    <w:p>
+      <w:pPr>
+        <w:pStyle w:val="ListBullet"/>
+      </w:pPr>
+      <w:r>
+        <w:t>Note: this function contains no explicit electrostatic, desolvation, or metal-coordination term; metals are represented only through generic atom typing. The implications for Pb²⁺ are addressed in Section 4.5.</w:t>
       </w:r>
     </w:p>
     <w:p>
@@ -921,7 +929,34 @@
     </w:p>
     <w:p>
       <w:r>
-        <w:t>This 4-coordinate geometry is consistent with crystallographic observations of lead coordination in metalloproteins and represents an energetically stable configuration that resists displacement even in the presence of competing ligands.</w:t>
+        <w:t xml:space="preserve">This 4-coordinate geometry is the lowest-scoring arrangement returned by the docking ensemble. We note that it does not match the coordination most commonly reported for Pb(II) in thiolate-rich protein sites, which is three-coordinate and hemidirected (PbS₃), as established by X-ray absorption spectroscopy and supported by quantum-chemical work [Magyar et al., </w:t>
+      </w:r>
+      <w:r>
+        <w:rPr>
+          <w:i/>
+        </w:rPr>
+        <w:t>J. Am. Chem. Soc.</w:t>
+      </w:r>
+      <w:r>
+        <w:t xml:space="preserve"> 2005, 127, 9495; Gourlaouen &amp; Parisel, </w:t>
+      </w:r>
+      <w:r>
+        <w:rPr>
+          <w:i/>
+        </w:rPr>
+        <w:t>Angew. Chem. Int. Ed.</w:t>
+      </w:r>
+      <w:r>
+        <w:t xml:space="preserve"> 2007, 46, 553; Cangelosi &amp; Pecoraro, </w:t>
+      </w:r>
+      <w:r>
+        <w:rPr>
+          <w:i/>
+        </w:rPr>
+        <w:t>Met. Ions Life Sci.</w:t>
+      </w:r>
+      <w:r>
+        <w:t xml:space="preserve"> 2017, 17]. Because the scoring functions used here carry no metal-coordination term (Section 4.5, limitation 7), the coordination number and the Pb–S distance in Table 3.1.1 are predictions of the docking model rather than structurally validated quantities, and are reported as such.</w:t>
       </w:r>
     </w:p>
     <w:p>
@@ -2577,6 +2612,129 @@
       </w:r>
       <w:r>
         <w:t xml:space="preserve"> mechanism, not observations in exposed patients, and require prospective clinical study before they can be relied upon.</w:t>
+      </w:r>
+    </w:p>
+    <w:p>
+      <w:pPr>
+        <w:pStyle w:val="ListNumber"/>
+      </w:pPr>
+      <w:r>
+        <w:rPr>
+          <w:b/>
+        </w:rPr>
+        <w:t>Docking scoring functions are not parameterized for Pb(II)</w:t>
+      </w:r>
+      <w:r>
+        <w:t xml:space="preserve">: This is the most significant methodological limitation of the computational component. The Vina scoring function contains no electrostatic, desolvation, or metal-coordination term, and was fitted to organic ligand–protein complexes; GOLD ChemScore is likewise not parameterized for post-transition-metal coordination. Benchmarking on a nonredundant metalloprotein subset of PDBbind found that while Vina poses metal complexes acceptably (~73% success), </w:t>
+      </w:r>
+      <w:r>
+        <w:rPr>
+          <w:i/>
+        </w:rPr>
+        <w:t>no</w:t>
+      </w:r>
+      <w:r>
+        <w:t xml:space="preserve"> docking program tested succeeded at scoring or ranking metalloprotein binding affinities [Chen et al., </w:t>
+      </w:r>
+      <w:r>
+        <w:rPr>
+          <w:i/>
+        </w:rPr>
+        <w:t>J. Chem. Inf. Model.</w:t>
+      </w:r>
+      <w:r>
+        <w:t xml:space="preserve"> 2019, 59, 3846]. AutoDock4Zn was developed precisely because AutoDock4 and Vina fail to establish correct interactions when sulfur coordinates a metal, mispredicting carboxylate coordination instead [Santos-Martins et al., </w:t>
+      </w:r>
+      <w:r>
+        <w:rPr>
+          <w:i/>
+        </w:rPr>
+        <w:t>J. Chem. Inf. Model.</w:t>
+      </w:r>
+      <w:r>
+        <w:t xml:space="preserve"> 2014, 54, 1442] — the same situation as Cys-34 here.</w:t>
+      </w:r>
+    </w:p>
+    <w:p>
+      <w:r>
+        <w:t xml:space="preserve">Two specific consequences follow. First, Pb(II) possesses a stereochemically active 6s² lone pair that produces </w:t>
+      </w:r>
+      <w:r>
+        <w:rPr>
+          <w:i/>
+        </w:rPr>
+        <w:t>hemidirected</w:t>
+      </w:r>
+      <w:r>
+        <w:t xml:space="preserve"> coordination, in which ligands occupy only one hemisphere and a void accommodates the lone pair [Shimoni-Livny, Glusker &amp; Bock, </w:t>
+      </w:r>
+      <w:r>
+        <w:rPr>
+          <w:i/>
+        </w:rPr>
+        <w:t>Inorg. Chem.</w:t>
+      </w:r>
+      <w:r>
+        <w:t xml:space="preserve"> 1998, 37, 1853]. This is an electronic effect that an isotropic point-charge representation cannot reproduce by construction, and it is why Pb(II) entering a Cys₄ site binds only three sulfurs, the emerging lone pair expelling the fourth ligand [Gourlaouen &amp; Parisel, </w:t>
+      </w:r>
+      <w:r>
+        <w:rPr>
+          <w:i/>
+        </w:rPr>
+        <w:t>Angew. Chem. Int. Ed.</w:t>
+      </w:r>
+      <w:r>
+        <w:t xml:space="preserve"> 2007, 46, 553]. Second, the absence of a metal term means nothing restrains the Pb–S separation, and the Pb–S distance reported in Table 3.1.1 (2.3 ± 0.2 Å) is accordingly shorter than the 2.64–2.68 Å established by EXAFS for Pb–thiolate sites in proteins and peptides [Magyar et al., </w:t>
+      </w:r>
+      <w:r>
+        <w:rPr>
+          <w:i/>
+        </w:rPr>
+        <w:t>J. Am. Chem. Soc.</w:t>
+      </w:r>
+      <w:r>
+        <w:t xml:space="preserve"> 2005, 127, 9495; Mah &amp; Jalilehvand, </w:t>
+      </w:r>
+      <w:r>
+        <w:rPr>
+          <w:i/>
+        </w:rPr>
+        <w:t>Inorg. Chem.</w:t>
+      </w:r>
+      <w:r>
+        <w:t xml:space="preserve"> 2012, 51, 6285]. The predicted coordination geometry and the Pb-site binding energy should therefore be treated as provisional pending quantum-mechanical refinement; the experimentally measured quantities in Sections 3.2–3.6 are unaffected.</w:t>
+      </w:r>
+    </w:p>
+    <w:p>
+      <w:pPr>
+        <w:pStyle w:val="ListNumber"/>
+      </w:pPr>
+      <w:r>
+        <w:rPr>
+          <w:b/>
+        </w:rPr>
+        <w:t>Assignment of the primary lead site is not settled</w:t>
+      </w:r>
+      <w:r>
+        <w:t xml:space="preserve">: The only study to address Pb–HSA binding directly by spectroscopic means localized Pb to protein nitrogen and oxygen atoms through hydrophilic contacts rather than to the Cys-34 thiol (K ≈ 8.2 × 10⁴ M⁻¹, ~0.7 Pb per protein) [Belatik et al., </w:t>
+      </w:r>
+      <w:r>
+        <w:rPr>
+          <w:i/>
+        </w:rPr>
+        <w:t>PLoS ONE</w:t>
+      </w:r>
+      <w:r>
+        <w:t xml:space="preserve"> 2012, 7, e36723]. There is precedent for caution: the two strong Cd(II) sites on albumin do not involve Cys-34 [Sadler &amp; Viles, </w:t>
+      </w:r>
+      <w:r>
+        <w:rPr>
+          <w:i/>
+        </w:rPr>
+        <w:t>Inorg. Chem.</w:t>
+      </w:r>
+      <w:r>
+        <w:t xml:space="preserve"> 1996]. Our Cys-34 assignment rests on docking with the scoring-function limitations described above, and should be regarded as a hypothesis requiring independent structural confirmation (EXAFS, ²⁰⁷Pb NMR, or crystallography) rather than an established result.</w:t>
       </w:r>
     </w:p>
     <w:p>

--- a/COMPLETE_INTEGRATED_MANUSCRIPT.docx
+++ b/COMPLETE_INTEGRATED_MANUSCRIPT.docx
@@ -198,7 +198,25 @@
         <w:t>molecular docking simulations</w:t>
       </w:r>
       <w:r>
-        <w:t xml:space="preserve"> with experimental biophysical measurements to elucidate how lead binding disrupts 5-fluorouracil (5-FU) distribution through human serum albumin (HSA). Using structure-based computational docking and multi-method biophysical validation (fluorescence spectroscopy, circular dichroism, differential scanning calorimetry, DR-FTIR, and viscometry), we demonstrate that lead binding at Cys-34 induces allosteric conformational changes that reduce 5-FU binding affinity by 2–4-fold. Docking predictions identified previously unreported allosteric pathways linking the Cys-34 lead-binding site to the Lys-199 drug-binding pocket. Amide I/III region analysis revealed distinct molecular vibration patterns in lead-treated samples, supporting computational predictions of altered hydrogen bonding geometry. This work establishes a dual computational-experimental framework for understanding metal-drug interference in serum protein transport, with implications for chemotherapy efficacy and adverse drug event prediction.</w:t>
+        <w:t xml:space="preserve"> with experimental biophysical measurements to elucidate how lead binding disrupts 5-fluorouracil (5-FU) distribution through human serum albumin (HSA). Using structure-based computational docking and multi-method biophysical validation (fluorescence spectroscopy, circular dichroism, differential scanning calorimetry, DR-FTIR, and viscometry), we find that lead binding induces allosteric conformational changes that reduce 5-FU binding affinity by 2–5-fold. Docking identified a candidate allosteric pathway linking the lead-binding site to the Lys-199 drug-binding pocket. Docking reproduced the </w:t>
+      </w:r>
+      <w:r>
+        <w:rPr>
+          <w:i/>
+        </w:rPr>
+        <w:t>direction</w:t>
+      </w:r>
+      <w:r>
+        <w:t xml:space="preserve"> of this effect but overestimated its </w:t>
+      </w:r>
+      <w:r>
+        <w:rPr>
+          <w:i/>
+        </w:rPr>
+        <w:t>magnitude</w:t>
+      </w:r>
+      <w:r>
+        <w:t xml:space="preserve"> by roughly an order of magnitude: the predicted ΔΔG of −1.8 kcal/mol corresponds to a 21-fold affinity loss, whereas the measured 2–5-fold reduction corresponds to ΔΔG = 0.4–1.0 kcal/mol. Quantum-chemical refinement of the lead site (PBE0/def2-SVP with a small-core relativistic pseudopotential) reproduced the experimental Pb–S distance of 2.64–2.68 Å known from EXAFS, which the docking scoring function underestimates by ~0.35 Å, and showed substantial Pb–S covalency (Mulliken charge +0.74 e rather than the formal +2) that fixed-point-charge docking cannot represent. Amide I/III region analysis revealed distinct molecular vibration patterns in lead-treated samples, supporting computational predictions of altered hydrogen bonding geometry. This work establishes a dual computational-experimental framework for understanding metal-drug interference in serum protein transport, with implications for chemotherapy efficacy and adverse drug event prediction.</w:t>
       </w:r>
     </w:p>
     <w:p>
@@ -209,7 +227,111 @@
         <w:t>Keywords:</w:t>
       </w:r>
       <w:r>
-        <w:t xml:space="preserve"> lead toxicity, human serum albumin, 5-fluorouracil, molecular docking, allosteric mechanism, drug-protein interactions, circular dichroism, fluorescence spectroscopy</w:t>
+        <w:t xml:space="preserve"> lead toxicity, human serum albumin, 5-fluorouracil, molecular docking, density functional theory, hemidirected coordination, allosteric mechanism, drug-protein interactions, circular dichroism, fluorescence spectroscopy</w:t>
+      </w:r>
+    </w:p>
+    <w:p>
+      <w:pPr>
+        <w:jc w:val="center"/>
+      </w:pPr>
+      <w:r>
+        <w:t>______________________________________________________________________</w:t>
+      </w:r>
+    </w:p>
+    <w:p>
+      <w:pPr>
+        <w:jc w:val="center"/>
+      </w:pPr>
+      <w:r>
+        <w:drawing>
+          <wp:inline xmlns:a="http://schemas.openxmlformats.org/drawingml/2006/main" xmlns:pic="http://schemas.openxmlformats.org/drawingml/2006/picture">
+            <wp:extent cx="5760720" cy="4182223"/>
+            <wp:docPr id="1" name="Picture 1"/>
+            <wp:cNvGraphicFramePr>
+              <a:graphicFrameLocks noChangeAspect="1"/>
+            </wp:cNvGraphicFramePr>
+            <a:graphic>
+              <a:graphicData uri="http://schemas.openxmlformats.org/drawingml/2006/picture">
+                <pic:pic>
+                  <pic:nvPicPr>
+                    <pic:cNvPr id="0" name="Figure_1_Geometric_Model.png"/>
+                    <pic:cNvPicPr/>
+                  </pic:nvPicPr>
+                  <pic:blipFill>
+                    <a:blip r:embed="rId9"/>
+                    <a:stretch>
+                      <a:fillRect/>
+                    </a:stretch>
+                  </pic:blipFill>
+                  <pic:spPr>
+                    <a:xfrm>
+                      <a:off x="0" y="0"/>
+                      <a:ext cx="5760720" cy="4182223"/>
+                    </a:xfrm>
+                    <a:prstGeom prst="rect"/>
+                  </pic:spPr>
+                </pic:pic>
+              </a:graphicData>
+            </a:graphic>
+          </wp:inline>
+        </w:drawing>
+      </w:r>
+    </w:p>
+    <w:p>
+      <w:r>
+        <w:rPr>
+          <w:b/>
+        </w:rPr>
+        <w:t>Figure 1. Geometric model of lead interference with 5-FU binding to HSA.</w:t>
+      </w:r>
+    </w:p>
+    <w:p>
+      <w:r>
+        <w:rPr>
+          <w:b/>
+        </w:rPr>
+        <w:t>(A)</w:t>
+      </w:r>
+      <w:r>
+        <w:t xml:space="preserve"> The unresolved coordination question. Pb(II) in thiolate-rich protein sites is generally three-coordinate and hemidirected, the stereochemically active 6s² lone pair occupying a coordination void; Table 3.1.1 instead reports a four-coordinate arrangement, which remains unconfirmed.</w:t>
+      </w:r>
+    </w:p>
+    <w:p>
+      <w:r>
+        <w:rPr>
+          <w:b/>
+        </w:rPr>
+        <w:t>(B)</w:t>
+      </w:r>
+      <w:r>
+        <w:t xml:space="preserve"> Pb–S distance. Quantum-chemical optimization (PBE0/def2-SVP with the ECP60MDF pseudopotential, this work) gives 2.657 Å, within the 2.64–2.68 Å band established by EXAFS for protein PbS₃ sites. The docked value of 2.3 ± 0.2 Å is ~0.35 Å shorter than both.</w:t>
+      </w:r>
+    </w:p>
+    <w:p>
+      <w:r>
+        <w:rPr>
+          <w:b/>
+        </w:rPr>
+        <w:t>(C)</w:t>
+      </w:r>
+      <w:r>
+        <w:t xml:space="preserve"> The allosteric pathway proposed from the docked pose ensemble, spanning ~30 Å from the metal site to the drug pocket. Trp-214 lies on this path and is the fluorescence reporter used in Section 3.2.</w:t>
+      </w:r>
+    </w:p>
+    <w:p>
+      <w:r>
+        <w:rPr>
+          <w:b/>
+        </w:rPr>
+        <w:t>(D)</w:t>
+      </w:r>
+      <w:r>
+        <w:t xml:space="preserve"> Predicted versus measured affinity loss. The docking ΔΔG of −1.8 kcal/mol corresponds to a 21-fold reduction; Stern-Volmer measurements give 1.9–5.4-fold. Direction agrees; magnitude is overestimated 4–11×.</w:t>
+      </w:r>
+    </w:p>
+    <w:p>
+      <w:r>
+        <w:t>Colour convention throughout: blue, quantum chemistry from this work; green, independent experimental measurement; vermillion, docking-derived quantities where they disagree with experiment.</w:t>
       </w:r>
     </w:p>
     <w:p>
@@ -487,6 +609,74 @@
       </w:r>
     </w:p>
     <w:p>
+      <w:pPr>
+        <w:pStyle w:val="Heading3"/>
+      </w:pPr>
+      <w:r>
+        <w:t>2.1.4 QUANTUM-CHEMICAL REFINEMENT OF THE LEAD SITE</w:t>
+      </w:r>
+    </w:p>
+    <w:p>
+      <w:r>
+        <w:t>Because empirical docking scoring functions are not parameterized for post-transition-metal coordination (Section 4.5), the lead coordination sphere was re-examined by density functional theory using cluster models.</w:t>
+      </w:r>
+    </w:p>
+    <w:p>
+      <w:r>
+        <w:rPr>
+          <w:b/>
+        </w:rPr>
+        <w:t>Level of theory.</w:t>
+      </w:r>
+      <w:r>
+        <w:t xml:space="preserve"> Geometries were optimized with the PBE0 hybrid functional. PBE0 was selected on the basis of the PbS50 benchmark of Gasevic et al., in which it gave the lowest mean absolute deviation of the functionals tested for lead compounds spanning coordination numbers 2–7 [Gasevic et al. 2024]. Lead was described by the def2 basis set with its associated small-core energy-consistent pseudopotential (ECP60MDF), which replaces 60 core electrons and treats the 5s5p5d6s6p shell explicitly [Metz, Stoll &amp; Dolg 2000; Weigend &amp; Ahlrichs 2005]. All remaining atoms used def2-SVP. Density fitting (RI-J) was applied throughout. Calculations were performed in PySCF 2.14 [Sun et al. 2020].</w:t>
+      </w:r>
+    </w:p>
+    <w:p>
+      <w:r>
+        <w:rPr>
+          <w:b/>
+        </w:rPr>
+        <w:t>Relativistic treatment.</w:t>
+      </w:r>
+      <w:r>
+        <w:t xml:space="preserve"> Scalar relativistic effects are not optional for lead: the stabilization and contraction of the 6s orbital that produces the inert-pair effect is itself relativistic in origin [Pyykkö &amp; Desclaux 1979; Pyykkö 1988]. These effects are carried by the pseudopotential, which is fitted to multiconfiguration Dirac–Hartree–Fock reference data. Explicit spin–orbit coupling was not applied: Pb(II) is formally closed-shell (6s²), and ECP-derived geometries have been shown to reproduce all-electron SO-ZORA results to within ~3% even for spin–orbit-sensitive observables such as ²⁰⁷Pb chemical shifts [Gasevic et al. 2024].</w:t>
+      </w:r>
+    </w:p>
+    <w:p>
+      <w:r>
+        <w:rPr>
+          <w:b/>
+        </w:rPr>
+        <w:t>Cluster models.</w:t>
+      </w:r>
+      <w:r>
+        <w:t xml:space="preserve"> Two models were used. (i) A homoleptic reference, Pb(SCH₃)ₙ (n = 3, 4), to establish the Pb–thiolate bond length and the coordination-number preference against published EXAFS data. (ii) A mixed-donor model of the site proposed in Section 3.1.1, comprising the Cys-34 thiolate, the His-67 imidazole, and the Asp-108 and Asp-183 carboxylates, with side chains truncated at Cβ and capped with hydrogen. Solvation was treated with the ddCOSMO continuum model (ε = 78.36).</w:t>
+      </w:r>
+    </w:p>
+    <w:p>
+      <w:r>
+        <w:rPr>
+          <w:b/>
+        </w:rPr>
+        <w:t>Symmetry-breaking.</w:t>
+      </w:r>
+      <w:r>
+        <w:t xml:space="preserve"> Starting geometries were displaced by a seeded random perturbation (σ = 0.10–0.12 Å) on all heavy atoms. This is necessary rather than cosmetic: an exactly symmetric starting structure is a stationary point at which every symmetry-breaking force cancels, so an optimization begun there cannot expel a ligand regardless of the underlying electronic preference, and would report retention of the starting coordination number as an artifact of the input.</w:t>
+      </w:r>
+    </w:p>
+    <w:p>
+      <w:r>
+        <w:rPr>
+          <w:b/>
+        </w:rPr>
+        <w:t>Validity checks.</w:t>
+      </w:r>
+      <w:r>
+        <w:t xml:space="preserve"> For every anionic cluster the highest occupied molecular orbital energy was inspected; a positive HOMO energy indicates an electronically unbound excess charge and an unphysical result. Results failing this check are reported as inconclusive rather than as findings.</w:t>
+      </w:r>
+    </w:p>
+    <w:p>
       <w:r>
         <w:rPr>
           <w:b/>
@@ -961,6 +1151,213 @@
     </w:p>
     <w:p>
       <w:pPr>
+        <w:pStyle w:val="Heading4"/>
+      </w:pPr>
+      <w:r>
+        <w:t>3.1.2 QUANTUM-CHEMICAL REFINEMENT OF THE LEAD COORDINATION SPHERE</w:t>
+      </w:r>
+    </w:p>
+    <w:p>
+      <w:r>
+        <w:t>The docked coordination geometry was re-examined by DFT (Section 2.1.4). Three results follow.</w:t>
+      </w:r>
+    </w:p>
+    <w:p>
+      <w:r>
+        <w:rPr>
+          <w:b/>
+        </w:rPr>
+        <w:t>The docked Pb–S distance is too short.</w:t>
+      </w:r>
+      <w:r>
+        <w:t xml:space="preserve"> Optimization of the Pb(SCH₃)₃⁻ reference at PBE0/def2-SVP with the ECP60MDF pseudopotential converged to Pb–S = 2.654, 2.662, 2.655 Å (mean 2.657 Å). This reproduces the range established experimentally by X-ray absorption spectroscopy for lead–thiolate sites in proteins and peptides, 2.64–2.68 Å [Magyar et al. 2005; Mah &amp; Jalilehvand 2012]. The value in Table 3.1.1, 2.3 ± 0.2 Å, is approximately 0.35 Å shorter than both the quantum-chemical and the experimental figure, and lies outside its own stated uncertainty.</w:t>
+      </w:r>
+    </w:p>
+    <w:p>
+      <w:r>
+        <w:t>| Source | Pb–S (Å) |</w:t>
+      </w:r>
+    </w:p>
+    <w:p>
+      <w:r>
+        <w:t>|---|---|</w:t>
+      </w:r>
+    </w:p>
+    <w:p>
+      <w:r>
+        <w:t>| EXAFS, protein and peptide PbS₃ sites [Magyar 2005; Mah 2012] | 2.64–2.68 |</w:t>
+      </w:r>
+    </w:p>
+    <w:p>
+      <w:r>
+        <w:t xml:space="preserve">| This work, PBE0/def2-SVP + ECP60MDF | </w:t>
+      </w:r>
+      <w:r>
+        <w:rPr>
+          <w:b/>
+        </w:rPr>
+        <w:t>2.657</w:t>
+      </w:r>
+      <w:r>
+        <w:t xml:space="preserve"> |</w:t>
+      </w:r>
+    </w:p>
+    <w:p>
+      <w:r>
+        <w:t>| Table 3.1.1, AutoDock Vina | 2.3 ± 0.2 |</w:t>
+      </w:r>
+    </w:p>
+    <w:p>
+      <w:r>
+        <w:t>The direction of this discrepancy is what the scoring function predicts: with no metal-coordination term, nothing opposes the collapse of the cation onto the thiolate sulfur (Section 4.5, limitation 7).</w:t>
+      </w:r>
+    </w:p>
+    <w:p>
+      <w:r>
+        <w:rPr>
+          <w:b/>
+        </w:rPr>
+        <w:t>Pb–S bonding is substantially covalent.</w:t>
+      </w:r>
+      <w:r>
+        <w:t xml:space="preserve"> Mulliken population analysis of the first-shell cluster places a charge of </w:t>
+      </w:r>
+      <w:r>
+        <w:rPr>
+          <w:b/>
+        </w:rPr>
+        <w:t>+0.744 e</w:t>
+      </w:r>
+      <w:r>
+        <w:t xml:space="preserve"> on lead, against a formal oxidation state of +2. Roughly 60% of the nominal charge is transferred from the donor ligands, predominantly the thiolate. A docking model that represents Pb²⁺ as a fixed point charge of +2 therefore operates with an electrostatic term based on approximately 2.7 times the effective charge, which is a second, independent reason not to treat the docked lead binding energy as quantitative.</w:t>
+      </w:r>
+    </w:p>
+    <w:p>
+      <w:r>
+        <w:rPr>
+          <w:b/>
+        </w:rPr>
+        <w:t>The coordination number is not resolved by these calculations.</w:t>
+      </w:r>
+      <w:r>
+        <w:t xml:space="preserve"> A homoleptic Pb(SCH₃)₄²⁻ model in continuum water did not give a usable answer: over 38 optimization steps all four Pb–S distances lengthened together (2.62–2.88 Å → 2.68–2.99 Å) while the energy flattened, the behaviour of a marginally bound dianion rather than of a defined coordination geometry. Continuum solvation alone does not stabilize a −2 thiolate complex sufficiently, and explicit first-shell waters or counterions would be required. That calculation is therefore reported as inconclusive. A mixed-donor model of the proposed Cys-34/His-67/Asp-108/Asp-183 site (charge −1) is better posed and is in progress at the time of writing; its first optimization steps retain all four donors within 2.65–2.88 Å.</w:t>
+      </w:r>
+    </w:p>
+    <w:p>
+      <w:r>
+        <w:t>This leaves the question of coordination number open on our own evidence. The published literature on lead in thiolate-rich protein sites converges on three-coordinate, hemidirected PbS₃, in which the stereochemically active 6s² lone pair occupies a coordination void [Shimoni-Livny, Glusker &amp; Bock 1998; Magyar et al. 2005; Cangelosi &amp; Pecoraro 2017], and lead entering a Cys₄ site binds only three sulfurs because the emerging lone pair expels the fourth ligand [Gourlaouen &amp; Parisel 2007]. In proteins specifically the picture is not strictly binary: bisdirected lone-pair arrangements also occur [Ryde and co-workers 2012]. We therefore regard the four-coordinate assignment in Table 3.1.1 as unconfirmed.</w:t>
+      </w:r>
+    </w:p>
+    <w:p>
+      <w:pPr>
+        <w:jc w:val="center"/>
+      </w:pPr>
+      <w:r>
+        <w:t>______________________________________________________________________</w:t>
+      </w:r>
+    </w:p>
+    <w:p>
+      <w:pPr>
+        <w:jc w:val="center"/>
+      </w:pPr>
+      <w:r>
+        <w:drawing>
+          <wp:inline xmlns:a="http://schemas.openxmlformats.org/drawingml/2006/main" xmlns:pic="http://schemas.openxmlformats.org/drawingml/2006/picture">
+            <wp:extent cx="5760720" cy="2339340"/>
+            <wp:docPr id="2" name="Picture 2"/>
+            <wp:cNvGraphicFramePr>
+              <a:graphicFrameLocks noChangeAspect="1"/>
+            </wp:cNvGraphicFramePr>
+            <a:graphic>
+              <a:graphicData uri="http://schemas.openxmlformats.org/drawingml/2006/picture">
+                <pic:pic>
+                  <pic:nvPicPr>
+                    <pic:cNvPr id="0" name="Figure_3.1_Lead_Binding_Poses.png"/>
+                    <pic:cNvPicPr/>
+                  </pic:nvPicPr>
+                  <pic:blipFill>
+                    <a:blip r:embed="rId10"/>
+                    <a:stretch>
+                      <a:fillRect/>
+                    </a:stretch>
+                  </pic:blipFill>
+                  <pic:spPr>
+                    <a:xfrm>
+                      <a:off x="0" y="0"/>
+                      <a:ext cx="5760720" cy="2339340"/>
+                    </a:xfrm>
+                    <a:prstGeom prst="rect"/>
+                  </pic:spPr>
+                </pic:pic>
+              </a:graphicData>
+            </a:graphic>
+          </wp:inline>
+        </w:drawing>
+      </w:r>
+    </w:p>
+    <w:p>
+      <w:r>
+        <w:rPr>
+          <w:b/>
+        </w:rPr>
+        <w:t>Figure 2. Docked lead binding poses on HSA.</w:t>
+      </w:r>
+      <w:r>
+        <w:t xml:space="preserve"> Pose ensemble from AutoDock Vina (exhaustiveness = 8, 20 modes) showing the Cys-34 site and the secondary N-terminal site. Occupancies quoted are ensemble frequencies from the docking run, not experimentally determined site occupancies. Coordination distances in these poses are subject to the scoring-function limitation described in Section 4.5.</w:t>
+      </w:r>
+    </w:p>
+    <w:p>
+      <w:pPr>
+        <w:jc w:val="center"/>
+      </w:pPr>
+      <w:r>
+        <w:drawing>
+          <wp:inline xmlns:a="http://schemas.openxmlformats.org/drawingml/2006/main" xmlns:pic="http://schemas.openxmlformats.org/drawingml/2006/picture">
+            <wp:extent cx="5760720" cy="2372061"/>
+            <wp:docPr id="3" name="Picture 3"/>
+            <wp:cNvGraphicFramePr>
+              <a:graphicFrameLocks noChangeAspect="1"/>
+            </wp:cNvGraphicFramePr>
+            <a:graphic>
+              <a:graphicData uri="http://schemas.openxmlformats.org/drawingml/2006/picture">
+                <pic:pic>
+                  <pic:nvPicPr>
+                    <pic:cNvPr id="0" name="Figure_3.1D_Lead_Coordination_Energetics.png"/>
+                    <pic:cNvPicPr/>
+                  </pic:nvPicPr>
+                  <pic:blipFill>
+                    <a:blip r:embed="rId11"/>
+                    <a:stretch>
+                      <a:fillRect/>
+                    </a:stretch>
+                  </pic:blipFill>
+                  <pic:spPr>
+                    <a:xfrm>
+                      <a:off x="0" y="0"/>
+                      <a:ext cx="5760720" cy="2372061"/>
+                    </a:xfrm>
+                    <a:prstGeom prst="rect"/>
+                  </pic:spPr>
+                </pic:pic>
+              </a:graphicData>
+            </a:graphic>
+          </wp:inline>
+        </w:drawing>
+      </w:r>
+    </w:p>
+    <w:p>
+      <w:r>
+        <w:rPr>
+          <w:b/>
+        </w:rPr>
+        <w:t>Figure 3. Per-residue energetic contributions to lead binding.</w:t>
+      </w:r>
+      <w:r>
+        <w:t xml:space="preserve"> Decomposition of the docked interaction energy across the four proposed coordinating residues. These are scoring-function terms rather than measured energies, and the caveats of Section 4.5 apply to their absolute magnitudes.</w:t>
+      </w:r>
+    </w:p>
+    <w:p>
+      <w:pPr>
         <w:pStyle w:val="ListNumber"/>
       </w:pPr>
       <w:r>
@@ -1313,10 +1710,260 @@
     </w:p>
     <w:p>
       <w:pPr>
+        <w:jc w:val="center"/>
+      </w:pPr>
+      <w:r>
+        <w:drawing>
+          <wp:inline xmlns:a="http://schemas.openxmlformats.org/drawingml/2006/main" xmlns:pic="http://schemas.openxmlformats.org/drawingml/2006/picture">
+            <wp:extent cx="5760720" cy="4367159"/>
+            <wp:docPr id="4" name="Picture 4"/>
+            <wp:cNvGraphicFramePr>
+              <a:graphicFrameLocks noChangeAspect="1"/>
+            </wp:cNvGraphicFramePr>
+            <a:graphic>
+              <a:graphicData uri="http://schemas.openxmlformats.org/drawingml/2006/picture">
+                <pic:pic>
+                  <pic:nvPicPr>
+                    <pic:cNvPr id="0" name="Figure_3.2_5FU_Docking_Comparison.png"/>
+                    <pic:cNvPicPr/>
+                  </pic:nvPicPr>
+                  <pic:blipFill>
+                    <a:blip r:embed="rId12"/>
+                    <a:stretch>
+                      <a:fillRect/>
+                    </a:stretch>
+                  </pic:blipFill>
+                  <pic:spPr>
+                    <a:xfrm>
+                      <a:off x="0" y="0"/>
+                      <a:ext cx="5760720" cy="4367159"/>
+                    </a:xfrm>
+                    <a:prstGeom prst="rect"/>
+                  </pic:spPr>
+                </pic:pic>
+              </a:graphicData>
+            </a:graphic>
+          </wp:inline>
+        </w:drawing>
+      </w:r>
+    </w:p>
+    <w:p>
+      <w:r>
+        <w:rPr>
+          <w:b/>
+        </w:rPr>
+        <w:t>Figure 4. 5-FU docking in native and lead-bound HSA.</w:t>
+      </w:r>
+      <w:r>
+        <w:t xml:space="preserve"> Comparison of the best-scoring 5-FU poses in the two receptor states. The difference in scoring-function output between these states is the origin of the ΔΔG value discussed in Section 4.1; as set out there, this quantity captures the direction of the effect but overestimates its magnitude relative to the Stern-Volmer measurements.</w:t>
+      </w:r>
+    </w:p>
+    <w:p>
+      <w:pPr>
+        <w:jc w:val="center"/>
+      </w:pPr>
+      <w:r>
+        <w:drawing>
+          <wp:inline xmlns:a="http://schemas.openxmlformats.org/drawingml/2006/main" xmlns:pic="http://schemas.openxmlformats.org/drawingml/2006/picture">
+            <wp:extent cx="5760720" cy="3619622"/>
+            <wp:docPr id="5" name="Picture 5"/>
+            <wp:cNvGraphicFramePr>
+              <a:graphicFrameLocks noChangeAspect="1"/>
+            </wp:cNvGraphicFramePr>
+            <a:graphic>
+              <a:graphicData uri="http://schemas.openxmlformats.org/drawingml/2006/picture">
+                <pic:pic>
+                  <pic:nvPicPr>
+                    <pic:cNvPr id="0" name="Figure_3.2C_5FU_Interaction_Heatmap.png"/>
+                    <pic:cNvPicPr/>
+                  </pic:nvPicPr>
+                  <pic:blipFill>
+                    <a:blip r:embed="rId13"/>
+                    <a:stretch>
+                      <a:fillRect/>
+                    </a:stretch>
+                  </pic:blipFill>
+                  <pic:spPr>
+                    <a:xfrm>
+                      <a:off x="0" y="0"/>
+                      <a:ext cx="5760720" cy="3619622"/>
+                    </a:xfrm>
+                    <a:prstGeom prst="rect"/>
+                  </pic:spPr>
+                </pic:pic>
+              </a:graphicData>
+            </a:graphic>
+          </wp:inline>
+        </w:drawing>
+      </w:r>
+    </w:p>
+    <w:p>
+      <w:r>
+        <w:rPr>
+          <w:b/>
+        </w:rPr>
+        <w:t>Figure 5. Residue contact frequencies for 5-FU.</w:t>
+      </w:r>
+      <w:r>
+        <w:t xml:space="preserve"> Contact frequency across the docked pose ensemble in native versus lead-bound HSA. Contacts are counted over docked poses and reflect the sampling of the docking run rather than an experimentally observed distribution.</w:t>
+      </w:r>
+    </w:p>
+    <w:p>
+      <w:pPr>
         <w:pStyle w:val="Heading3"/>
       </w:pPr>
       <w:r>
         <w:t>3.3 ALLOSTERIC PATHWAY MAPPING LINKS CYS-34 LEAD BINDING TO LYS-199 DRUG BINDING</w:t>
+      </w:r>
+    </w:p>
+    <w:p>
+      <w:pPr>
+        <w:jc w:val="center"/>
+      </w:pPr>
+      <w:r>
+        <w:drawing>
+          <wp:inline xmlns:a="http://schemas.openxmlformats.org/drawingml/2006/main" xmlns:pic="http://schemas.openxmlformats.org/drawingml/2006/picture">
+            <wp:extent cx="5760720" cy="2646548"/>
+            <wp:docPr id="6" name="Picture 6"/>
+            <wp:cNvGraphicFramePr>
+              <a:graphicFrameLocks noChangeAspect="1"/>
+            </wp:cNvGraphicFramePr>
+            <a:graphic>
+              <a:graphicData uri="http://schemas.openxmlformats.org/drawingml/2006/picture">
+                <pic:pic>
+                  <pic:nvPicPr>
+                    <pic:cNvPr id="0" name="Figure_3.3_Allosteric_Pathway.png"/>
+                    <pic:cNvPicPr/>
+                  </pic:nvPicPr>
+                  <pic:blipFill>
+                    <a:blip r:embed="rId14"/>
+                    <a:stretch>
+                      <a:fillRect/>
+                    </a:stretch>
+                  </pic:blipFill>
+                  <pic:spPr>
+                    <a:xfrm>
+                      <a:off x="0" y="0"/>
+                      <a:ext cx="5760720" cy="2646548"/>
+                    </a:xfrm>
+                    <a:prstGeom prst="rect"/>
+                  </pic:spPr>
+                </pic:pic>
+              </a:graphicData>
+            </a:graphic>
+          </wp:inline>
+        </w:drawing>
+      </w:r>
+    </w:p>
+    <w:p>
+      <w:r>
+        <w:rPr>
+          <w:b/>
+        </w:rPr>
+        <w:t>Figure 6. Proposed allosteric pathway from the metal site to the drug pocket.</w:t>
+      </w:r>
+      <w:r>
+        <w:t xml:space="preserve"> Path identified by shortest-path analysis over the residue contact network derived from the docked ensemble. The pathway is a computational proposal; the residue assignments have not been confirmed by mutagenesis or structural methods (Section 4.5).</w:t>
+      </w:r>
+    </w:p>
+    <w:p>
+      <w:pPr>
+        <w:jc w:val="center"/>
+      </w:pPr>
+      <w:r>
+        <w:drawing>
+          <wp:inline xmlns:a="http://schemas.openxmlformats.org/drawingml/2006/main" xmlns:pic="http://schemas.openxmlformats.org/drawingml/2006/picture">
+            <wp:extent cx="5760720" cy="2030757"/>
+            <wp:docPr id="7" name="Picture 7"/>
+            <wp:cNvGraphicFramePr>
+              <a:graphicFrameLocks noChangeAspect="1"/>
+            </wp:cNvGraphicFramePr>
+            <a:graphic>
+              <a:graphicData uri="http://schemas.openxmlformats.org/drawingml/2006/picture">
+                <pic:pic>
+                  <pic:nvPicPr>
+                    <pic:cNvPr id="0" name="Figure_3.3C_Pathway_Dynamics.png"/>
+                    <pic:cNvPicPr/>
+                  </pic:nvPicPr>
+                  <pic:blipFill>
+                    <a:blip r:embed="rId15"/>
+                    <a:stretch>
+                      <a:fillRect/>
+                    </a:stretch>
+                  </pic:blipFill>
+                  <pic:spPr>
+                    <a:xfrm>
+                      <a:off x="0" y="0"/>
+                      <a:ext cx="5760720" cy="2030757"/>
+                    </a:xfrm>
+                    <a:prstGeom prst="rect"/>
+                  </pic:spPr>
+                </pic:pic>
+              </a:graphicData>
+            </a:graphic>
+          </wp:inline>
+        </w:drawing>
+      </w:r>
+    </w:p>
+    <w:p>
+      <w:r>
+        <w:rPr>
+          <w:b/>
+        </w:rPr>
+        <w:t>Figure 7. Predicted flexibility and contact frequency along the pathway.</w:t>
+      </w:r>
+      <w:r>
+        <w:t xml:space="preserve"> Per-residue B-factor and contact-frequency profile across the proposed transmission path. Values are docking-derived predictions.</w:t>
+      </w:r>
+    </w:p>
+    <w:p>
+      <w:pPr>
+        <w:jc w:val="center"/>
+      </w:pPr>
+      <w:r>
+        <w:drawing>
+          <wp:inline xmlns:a="http://schemas.openxmlformats.org/drawingml/2006/main" xmlns:pic="http://schemas.openxmlformats.org/drawingml/2006/picture">
+            <wp:extent cx="5760720" cy="3433156"/>
+            <wp:docPr id="8" name="Picture 8"/>
+            <wp:cNvGraphicFramePr>
+              <a:graphicFrameLocks noChangeAspect="1"/>
+            </wp:cNvGraphicFramePr>
+            <a:graphic>
+              <a:graphicData uri="http://schemas.openxmlformats.org/drawingml/2006/picture">
+                <pic:pic>
+                  <pic:nvPicPr>
+                    <pic:cNvPr id="0" name="Figure_3.3D_Network_Connectivity.png"/>
+                    <pic:cNvPicPr/>
+                  </pic:nvPicPr>
+                  <pic:blipFill>
+                    <a:blip r:embed="rId16"/>
+                    <a:stretch>
+                      <a:fillRect/>
+                    </a:stretch>
+                  </pic:blipFill>
+                  <pic:spPr>
+                    <a:xfrm>
+                      <a:off x="0" y="0"/>
+                      <a:ext cx="5760720" cy="3433156"/>
+                    </a:xfrm>
+                    <a:prstGeom prst="rect"/>
+                  </pic:spPr>
+                </pic:pic>
+              </a:graphicData>
+            </a:graphic>
+          </wp:inline>
+        </w:drawing>
+      </w:r>
+    </w:p>
+    <w:p>
+      <w:r>
+        <w:rPr>
+          <w:b/>
+        </w:rPr>
+        <w:t>Figure 8. Residue network connectivity.</w:t>
+      </w:r>
+      <w:r>
+        <w:t xml:space="preserve"> Connectivity and centrality of pathway residues within the contact network. High centrality indicates a residue through which many short paths run, and is the basis for the pathway assignment in Figure 6.</w:t>
       </w:r>
     </w:p>
     <w:p>
@@ -1572,6 +2219,56 @@
       </w:r>
     </w:p>
     <w:p>
+      <w:pPr>
+        <w:jc w:val="center"/>
+      </w:pPr>
+      <w:r>
+        <w:drawing>
+          <wp:inline xmlns:a="http://schemas.openxmlformats.org/drawingml/2006/main" xmlns:pic="http://schemas.openxmlformats.org/drawingml/2006/picture">
+            <wp:extent cx="5760720" cy="3585258"/>
+            <wp:docPr id="9" name="Picture 9"/>
+            <wp:cNvGraphicFramePr>
+              <a:graphicFrameLocks noChangeAspect="1"/>
+            </wp:cNvGraphicFramePr>
+            <a:graphic>
+              <a:graphicData uri="http://schemas.openxmlformats.org/drawingml/2006/picture">
+                <pic:pic>
+                  <pic:nvPicPr>
+                    <pic:cNvPr id="0" name="Figure_3.4_Viscometry.png"/>
+                    <pic:cNvPicPr/>
+                  </pic:nvPicPr>
+                  <pic:blipFill>
+                    <a:blip r:embed="rId17"/>
+                    <a:stretch>
+                      <a:fillRect/>
+                    </a:stretch>
+                  </pic:blipFill>
+                  <pic:spPr>
+                    <a:xfrm>
+                      <a:off x="0" y="0"/>
+                      <a:ext cx="5760720" cy="3585258"/>
+                    </a:xfrm>
+                    <a:prstGeom prst="rect"/>
+                  </pic:spPr>
+                </pic:pic>
+              </a:graphicData>
+            </a:graphic>
+          </wp:inline>
+        </w:drawing>
+      </w:r>
+    </w:p>
+    <w:p>
+      <w:r>
+        <w:rPr>
+          <w:b/>
+        </w:rPr>
+        <w:t>Figure 9. Viscometry and hydrodynamic expansion.</w:t>
+      </w:r>
+      <w:r>
+        <w:t xml:space="preserve"> Specific and intrinsic viscosity against lead concentration. Intrinsic viscosity rises 36.1% at 0.32 mM. The regression quoted in earlier drafts did not describe these data; the refitted line is given in the note to Table S6.4.</w:t>
+      </w:r>
+    </w:p>
+    <w:p>
       <w:r>
         <w:t>Viscometric studies showed concentration-dependent changes in specific viscosity (ηSP), indicating structural alterations:</w:t>
       </w:r>
@@ -1646,6 +2343,56 @@
       </w:r>
     </w:p>
     <w:p>
+      <w:pPr>
+        <w:jc w:val="center"/>
+      </w:pPr>
+      <w:r>
+        <w:drawing>
+          <wp:inline xmlns:a="http://schemas.openxmlformats.org/drawingml/2006/main" xmlns:pic="http://schemas.openxmlformats.org/drawingml/2006/picture">
+            <wp:extent cx="5760720" cy="4581373"/>
+            <wp:docPr id="10" name="Picture 10"/>
+            <wp:cNvGraphicFramePr>
+              <a:graphicFrameLocks noChangeAspect="1"/>
+            </wp:cNvGraphicFramePr>
+            <a:graphic>
+              <a:graphicData uri="http://schemas.openxmlformats.org/drawingml/2006/picture">
+                <pic:pic>
+                  <pic:nvPicPr>
+                    <pic:cNvPr id="0" name="Figure_3.5_Fluorescence_Spectroscopy.png"/>
+                    <pic:cNvPicPr/>
+                  </pic:nvPicPr>
+                  <pic:blipFill>
+                    <a:blip r:embed="rId18"/>
+                    <a:stretch>
+                      <a:fillRect/>
+                    </a:stretch>
+                  </pic:blipFill>
+                  <pic:spPr>
+                    <a:xfrm>
+                      <a:off x="0" y="0"/>
+                      <a:ext cx="5760720" cy="4581373"/>
+                    </a:xfrm>
+                    <a:prstGeom prst="rect"/>
+                  </pic:spPr>
+                </pic:pic>
+              </a:graphicData>
+            </a:graphic>
+          </wp:inline>
+        </w:drawing>
+      </w:r>
+    </w:p>
+    <w:p>
+      <w:r>
+        <w:rPr>
+          <w:b/>
+        </w:rPr>
+        <w:t>Figure 10. Tryptophan fluorescence and Stern-Volmer analysis.</w:t>
+      </w:r>
+      <w:r>
+        <w:t xml:space="preserve"> Quenching of Trp-214 fluorescence with lead and 5-FU, and the derived Stern-Volmer plots. The measured affinity reduction of 1.9–5.4-fold corresponds to ΔΔG = 0.4–1.0 kcal/mol. See Section 4.5 for two unresolved questions about this dataset: the units of the fK column, and the ligand concentration scale.</w:t>
+      </w:r>
+    </w:p>
+    <w:p>
       <w:r>
         <w:t>HSA tryptophan fluorescence at 350 nm (λₑₓ = 295 nm) reports on the microenvironment around Trp-214, which lies on the predicted allosteric pathway.</w:t>
       </w:r>
@@ -1804,6 +2551,56 @@
       </w:r>
     </w:p>
     <w:p>
+      <w:pPr>
+        <w:jc w:val="center"/>
+      </w:pPr>
+      <w:r>
+        <w:drawing>
+          <wp:inline xmlns:a="http://schemas.openxmlformats.org/drawingml/2006/main" xmlns:pic="http://schemas.openxmlformats.org/drawingml/2006/picture">
+            <wp:extent cx="5760720" cy="2736986"/>
+            <wp:docPr id="11" name="Picture 11"/>
+            <wp:cNvGraphicFramePr>
+              <a:graphicFrameLocks noChangeAspect="1"/>
+            </wp:cNvGraphicFramePr>
+            <a:graphic>
+              <a:graphicData uri="http://schemas.openxmlformats.org/drawingml/2006/picture">
+                <pic:pic>
+                  <pic:nvPicPr>
+                    <pic:cNvPr id="0" name="Figure_3.6_CD_Spectroscopy.png"/>
+                    <pic:cNvPicPr/>
+                  </pic:nvPicPr>
+                  <pic:blipFill>
+                    <a:blip r:embed="rId19"/>
+                    <a:stretch>
+                      <a:fillRect/>
+                    </a:stretch>
+                  </pic:blipFill>
+                  <pic:spPr>
+                    <a:xfrm>
+                      <a:off x="0" y="0"/>
+                      <a:ext cx="5760720" cy="2736986"/>
+                    </a:xfrm>
+                    <a:prstGeom prst="rect"/>
+                  </pic:spPr>
+                </pic:pic>
+              </a:graphicData>
+            </a:graphic>
+          </wp:inline>
+        </w:drawing>
+      </w:r>
+    </w:p>
+    <w:p>
+      <w:r>
+        <w:rPr>
+          <w:b/>
+        </w:rPr>
+        <w:t>Figure 11. Circular dichroism spectra and helicity loss.</w:t>
+      </w:r>
+      <w:r>
+        <w:t xml:space="preserve"> Far-UV CD spectra and the derived dose-dependent loss of helicity. Percentages are relative to the untreated control (see the note to Table S3.2). Least-squares fit of relative helicity against lead concentration gives R² = 0.72.</w:t>
+      </w:r>
+    </w:p>
+    <w:p>
       <w:r>
         <w:t>CD spectroscopy at 220 and 222 nm reports on backbone conformation and helix content:</w:t>
       </w:r>
@@ -1887,6 +2684,56 @@
       </w:r>
     </w:p>
     <w:p>
+      <w:pPr>
+        <w:jc w:val="center"/>
+      </w:pPr>
+      <w:r>
+        <w:drawing>
+          <wp:inline xmlns:a="http://schemas.openxmlformats.org/drawingml/2006/main" xmlns:pic="http://schemas.openxmlformats.org/drawingml/2006/picture">
+            <wp:extent cx="5760720" cy="2818158"/>
+            <wp:docPr id="12" name="Picture 12"/>
+            <wp:cNvGraphicFramePr>
+              <a:graphicFrameLocks noChangeAspect="1"/>
+            </wp:cNvGraphicFramePr>
+            <a:graphic>
+              <a:graphicData uri="http://schemas.openxmlformats.org/drawingml/2006/picture">
+                <pic:pic>
+                  <pic:nvPicPr>
+                    <pic:cNvPr id="0" name="Figure_3.7_DSC_Analysis.png"/>
+                    <pic:cNvPicPr/>
+                  </pic:nvPicPr>
+                  <pic:blipFill>
+                    <a:blip r:embed="rId20"/>
+                    <a:stretch>
+                      <a:fillRect/>
+                    </a:stretch>
+                  </pic:blipFill>
+                  <pic:spPr>
+                    <a:xfrm>
+                      <a:off x="0" y="0"/>
+                      <a:ext cx="5760720" cy="2818158"/>
+                    </a:xfrm>
+                    <a:prstGeom prst="rect"/>
+                  </pic:spPr>
+                </pic:pic>
+              </a:graphicData>
+            </a:graphic>
+          </wp:inline>
+        </w:drawing>
+      </w:r>
+    </w:p>
+    <w:p>
+      <w:r>
+        <w:rPr>
+          <w:b/>
+        </w:rPr>
+        <w:t>Figure 12. Differential scanning calorimetry.</w:t>
+      </w:r>
+      <w:r>
+        <w:t xml:space="preserve"> Thermograms showing the increase in unfolding enthalpy on lead binding (ΔH ×2.8), which accompanies rather than contradicts the loss of secondary structure seen by CD and FTIR.</w:t>
+      </w:r>
+    </w:p>
+    <w:p>
       <w:r>
         <w:t>DSC measures the enthalpy (ΔH) and temperature (Tₘ) of protein unfolding transitions:</w:t>
       </w:r>
@@ -1991,6 +2838,56 @@
       </w:r>
     </w:p>
     <w:p>
+      <w:pPr>
+        <w:jc w:val="center"/>
+      </w:pPr>
+      <w:r>
+        <w:drawing>
+          <wp:inline xmlns:a="http://schemas.openxmlformats.org/drawingml/2006/main" xmlns:pic="http://schemas.openxmlformats.org/drawingml/2006/picture">
+            <wp:extent cx="5760720" cy="4498689"/>
+            <wp:docPr id="13" name="Picture 13"/>
+            <wp:cNvGraphicFramePr>
+              <a:graphicFrameLocks noChangeAspect="1"/>
+            </wp:cNvGraphicFramePr>
+            <a:graphic>
+              <a:graphicData uri="http://schemas.openxmlformats.org/drawingml/2006/picture">
+                <pic:pic>
+                  <pic:nvPicPr>
+                    <pic:cNvPr id="0" name="Figure_3.8_FTIR_Analysis.png"/>
+                    <pic:cNvPicPr/>
+                  </pic:nvPicPr>
+                  <pic:blipFill>
+                    <a:blip r:embed="rId21"/>
+                    <a:stretch>
+                      <a:fillRect/>
+                    </a:stretch>
+                  </pic:blipFill>
+                  <pic:spPr>
+                    <a:xfrm>
+                      <a:off x="0" y="0"/>
+                      <a:ext cx="5760720" cy="4498689"/>
+                    </a:xfrm>
+                    <a:prstGeom prst="rect"/>
+                  </pic:spPr>
+                </pic:pic>
+              </a:graphicData>
+            </a:graphic>
+          </wp:inline>
+        </w:drawing>
+      </w:r>
+    </w:p>
+    <w:p>
+      <w:r>
+        <w:rPr>
+          <w:b/>
+        </w:rPr>
+        <w:t>Figure 13. Diffuse-reflectance FTIR of the amide regions.</w:t>
+      </w:r>
+      <w:r>
+        <w:t xml:space="preserve"> Amide I, II and III bands as a function of lead concentration, showing the 3.6–4.6% reflectance decrease attributed to altered hydrogen bonding.</w:t>
+      </w:r>
+    </w:p>
+    <w:p>
       <w:r>
         <w:t>Diffuse reflectance FTIR spectroscopy probes the vibrational state of amide bonds (C=O and N-H), providing molecular-level insight into hydrogen bonding networks disrupted by lead and 5-FU binding.</w:t>
       </w:r>
@@ -2216,21 +3113,30 @@
         <w:t>Binding affinity prediction</w:t>
       </w:r>
       <w:r>
-        <w:t xml:space="preserve"> (docking in lead-bound conformation) forecast a 3–4-fold reduction in 5-FU binding affinity (ΔΔG ≈ −1.8 kcal/mol).</w:t>
-      </w:r>
-    </w:p>
-    <w:p>
-      <w:pPr>
-        <w:pStyle w:val="ListNumber"/>
-      </w:pPr>
+        <w:t xml:space="preserve"> (docking in lead-bound conformation) gave ΔΔG ≈ −1.8 kcal/mol. Converted through ΔΔG = −RT ln(K₂/K₁) at 298 K, this corresponds to a </w:t>
+      </w:r>
       <w:r>
         <w:rPr>
           <w:b/>
         </w:rPr>
-        <w:t>Experimental validation</w:t>
-      </w:r>
-      <w:r>
-        <w:t xml:space="preserve"> (biophysical assays) confirmed all predictions:</w:t>
+        <w:t>21-fold</w:t>
+      </w:r>
+      <w:r>
+        <w:t xml:space="preserve"> reduction in 5-FU affinity.</w:t>
+      </w:r>
+    </w:p>
+    <w:p>
+      <w:pPr>
+        <w:pStyle w:val="ListNumber"/>
+      </w:pPr>
+      <w:r>
+        <w:rPr>
+          <w:b/>
+        </w:rPr>
+        <w:t>Experimental comparison</w:t>
+      </w:r>
+      <w:r>
+        <w:t xml:space="preserve"> (biophysical assays). The measurements agree with the predicted direction and with the mechanism, but not with the predicted magnitude:</w:t>
       </w:r>
     </w:p>
     <w:p>
@@ -2246,7 +3152,7 @@
         <w:pStyle w:val="ListBullet"/>
       </w:pPr>
       <w:r>
-        <w:t>Fluorescence: tryptophan quenching (Trp-214 at predicted pathway) combined with Stern-Volmer analysis shows 2–4-fold binding constant reduction, matching docking predictions</w:t>
+        <w:t>Fluorescence: tryptophan quenching (Trp-214, on the predicted pathway) with Stern-Volmer analysis gives a 1.9–5.4-fold reduction in the binding constant, i.e. ΔΔG = 0.4–1.0 kcal/mol — the same sign as the docking prediction but 4–11× smaller in magnitude</w:t>
       </w:r>
     </w:p>
     <w:p>
@@ -2254,7 +3160,7 @@
         <w:pStyle w:val="ListBullet"/>
       </w:pPr>
       <w:r>
-        <w:t>CD spectroscopy: 10–31% helix loss, consistent with docking-predicted backbone destabilization</w:t>
+        <w:t>CD spectroscopy: 10–31% helix loss, consistent in direction with docking-predicted backbone destabilization</w:t>
       </w:r>
     </w:p>
     <w:p>
@@ -2270,7 +3176,36 @@
         <w:pStyle w:val="ListBullet"/>
       </w:pPr>
       <w:r>
-        <w:t>DR-FTIR: amide I/III percent reflectance drops by 3.6–4.6%, confirming altered hydrogen bonding geometry predicted by docking</w:t>
+        <w:t>DR-FTIR: amide I/III percent reflectance drops by 3.6–4.6%, consistent with altered hydrogen bonding geometry</w:t>
+      </w:r>
+    </w:p>
+    <w:p>
+      <w:r>
+        <w:rPr>
+          <w:b/>
+        </w:rPr>
+        <w:t>On the quantitative discrepancy.</w:t>
+      </w:r>
+      <w:r>
+        <w:t xml:space="preserve"> The sevenfold-to-elevenfold gap between predicted and measured affinity loss is not a failure of the mechanistic model, and it is the expected behaviour of the method. Empirical docking scoring functions are fitted to organic ligand–protein complexes and are known to pose metal complexes acceptably while failing to rank their affinities [Chen et al. 2019]; the Vina function additionally carries no electrostatic, desolvation, or metal-coordination term [Trott &amp; Olson 2010]. Treating an absolute docking ΔΔG as a quantitative affinity prediction is therefore unsound, and we do not do so here. What the docking supports is the </w:t>
+      </w:r>
+      <w:r>
+        <w:rPr>
+          <w:i/>
+        </w:rPr>
+        <w:t>existence and location</w:t>
+      </w:r>
+      <w:r>
+        <w:t xml:space="preserve"> of an allosteric coupling between the metal site and the drug pocket; what the experiments supply is its </w:t>
+      </w:r>
+      <w:r>
+        <w:rPr>
+          <w:i/>
+        </w:rPr>
+        <w:t>magnitude</w:t>
+      </w:r>
+      <w:r>
+        <w:t>.</w:t>
       </w:r>
     </w:p>
     <w:p>
@@ -2833,7 +3768,64 @@
     </w:p>
     <w:p>
       <w:r>
-        <w:t>This integrated computational-experimental study establishes that lead (Pb²⁺) interferes with 5-fluorouracil (5-FU) binding to human serum albumin (HSA) through an allosteric mechanism initiated by lead binding at Cys-34 and transmitted to the site II 5-FU binding pocket through a bridging pathway of key residues (Lys-129, Asp-183, Trp-214). Molecular docking predictions quantitatively matched experimental binding constant measurements (2–4-fold affinity reduction), validating the mechanistic model. The work highlights the importance of understanding metal-drug interference in serum protein transport and provides a dual computational-experimental framework applicable to other xenobiotic-drug interactions. These findings have implications for chemotherapy efficacy in lead-exposed populations and suggest that occupational and environmental lead exposure should be considered a potential modulator of anticancer drug response.</w:t>
+        <w:t>This study finds that lead (Pb²⁺) reduces 5-fluorouracil (5-FU) binding to human serum albumin (HSA), and proposes an allosteric mechanism in which the effect of metal binding is transmitted to the drug-binding pocket through a bridging network of residues spanning ~30 Å.</w:t>
+      </w:r>
+    </w:p>
+    <w:p>
+      <w:r>
+        <w:t>Three claims are supported at different levels of confidence, and we state them separately rather than together.</w:t>
+      </w:r>
+    </w:p>
+    <w:p>
+      <w:r>
+        <w:rPr>
+          <w:b/>
+        </w:rPr>
+        <w:t>Well supported.</w:t>
+      </w:r>
+      <w:r>
+        <w:t xml:space="preserve"> Lead reduces 5-FU binding to HSA. Stern-Volmer analysis gives a 1.9–5.4-fold reduction in the binding constant, corresponding to ΔΔG = 0.4–1.0 kcal/mol, accompanied by concurrent, dose-dependent changes across circular dichroism, DR-FTIR, viscometry and calorimetry. The direction and the approximate scale of the effect are consistent across these methods.</w:t>
+      </w:r>
+    </w:p>
+    <w:p>
+      <w:r>
+        <w:rPr>
+          <w:b/>
+        </w:rPr>
+        <w:t>Supported computationally, not yet structurally.</w:t>
+      </w:r>
+      <w:r>
+        <w:t xml:space="preserve"> The allosteric pathway (Cys-34 → Lys-129 → Asp-183 → Trp-214 → Lys-199) emerges from network analysis of the docked pose ensemble. Trp-214 lies on this path and does respond to lead, which is consistent with the proposal but does not establish the specific residue assignments. Confirming them requires mutagenesis of the predicted bridging residues or a structure of the lead-bound complex.</w:t>
+      </w:r>
+    </w:p>
+    <w:p>
+      <w:r>
+        <w:rPr>
+          <w:b/>
+        </w:rPr>
+        <w:t>Not established.</w:t>
+      </w:r>
+      <w:r>
+        <w:t xml:space="preserve"> Two elements of the computational model do not survive comparison with independent data. First, the docking prediction of ΔΔG = −1.8 kcal/mol corresponds to a 21-fold affinity loss and therefore overestimates the measured effect by 4–11×; empirical docking scoring functions are not parameterized for metal coordination, and their absolute energies should not be read as affinity predictions. Second, the Pb–S distance of 2.3 ± 0.2 Å in the docked geometry is ~0.35 Å shorter than the 2.64–2.68 Å established by EXAFS for lead–thiolate sites in proteins, a value that quantum-chemical optimization performed here reproduces (2.657 Å). The coordination number and the identity of the primary lead site both remain open: the literature favours three-coordinate hemidirected PbS₃ over the four-coordinate arrangement modelled here, and the one spectroscopic study to address Pb–HSA binding directly localized lead to nitrogen and oxygen donors rather than the Cys-34 thiol.</w:t>
+      </w:r>
+    </w:p>
+    <w:p>
+      <w:r>
+        <w:t>The broader methodological point is that docking and quantum chemistry answer different questions about a metal site. Docking located a plausible site and generated a testable hypothesis about long-range coupling; it did not produce a reliable geometry or a reliable energy. Quantum chemistry, applied to the first coordination shell, reproduced the experimentally known bond length and revealed substantial Pb–S covalency (Mulliken charge +0.74 e against a formal +2) that a fixed-point-charge model cannot represent. Studies of metal–drug–protein interference would be well served by using each method for what it is capable of, and by testing computational geometries against the coordination-chemistry literature before treating them as results.</w:t>
+      </w:r>
+    </w:p>
+    <w:p>
+      <w:r>
+        <w:t xml:space="preserve">If the mechanism proposed here is confirmed, it would imply that occupational or environmental lead exposure could modulate the free fraction of albumin-bound chemotherapeutics. That inference rests on </w:t>
+      </w:r>
+      <w:r>
+        <w:rPr>
+          <w:i/>
+        </w:rPr>
+        <w:t>in vitro</w:t>
+      </w:r>
+      <w:r>
+        <w:t xml:space="preserve"> work with purified protein; no patient samples were examined, and it requires clinical investigation before it can inform practice.</w:t>
       </w:r>
     </w:p>
     <w:p>
@@ -3195,6 +4187,742 @@
     </w:p>
     <w:p>
       <w:pPr>
+        <w:pStyle w:val="Heading3"/>
+      </w:pPr>
+      <w:r>
+        <w:t>Lead(II) Coordination Chemistry and the Stereochemically Active Lone Pair</w:t>
+      </w:r>
+    </w:p>
+    <w:p>
+      <w:pPr>
+        <w:pStyle w:val="ListNumber"/>
+      </w:pPr>
+      <w:r>
+        <w:t xml:space="preserve">Shimoni-Livny, L., Glusker, J. P., and Bock, C. W. (1998) Lone pair functionality in divalent lead compounds. </w:t>
+      </w:r>
+      <w:r>
+        <w:rPr>
+          <w:i/>
+        </w:rPr>
+        <w:t>Inorg. Chem.</w:t>
+      </w:r>
+      <w:r>
+        <w:t>, 37, 1853–1867.</w:t>
+      </w:r>
+    </w:p>
+    <w:p>
+      <w:pPr>
+        <w:pStyle w:val="ListNumber"/>
+      </w:pPr>
+      <w:r>
+        <w:t xml:space="preserve">Gourlaouen, C. and Parisel, O. (2007) Is an electronic shield at the molecular origin of lead poisoning? A computational modeling experiment. </w:t>
+      </w:r>
+      <w:r>
+        <w:rPr>
+          <w:i/>
+        </w:rPr>
+        <w:t>Angew. Chem. Int. Ed.</w:t>
+      </w:r>
+      <w:r>
+        <w:t>, 46, 553–556.</w:t>
+      </w:r>
+    </w:p>
+    <w:p>
+      <w:pPr>
+        <w:pStyle w:val="ListNumber"/>
+      </w:pPr>
+      <w:r>
+        <w:t xml:space="preserve">Gourlaouen, C., Piquemal, J.-P., and Parisel, O. (2022) On the quantum chemical nature of lead(II) "lone pair". </w:t>
+      </w:r>
+      <w:r>
+        <w:rPr>
+          <w:i/>
+        </w:rPr>
+        <w:t>Molecules</w:t>
+      </w:r>
+      <w:r>
+        <w:t>, 27, 27.</w:t>
+      </w:r>
+    </w:p>
+    <w:p>
+      <w:pPr>
+        <w:pStyle w:val="ListNumber"/>
+      </w:pPr>
+      <w:r>
+        <w:t xml:space="preserve">Davidovich, R. L., Stavila, V., Marinin, D. V., Voit, E. I., and Whitmire, K. H. (2009) Stereochemistry of lead(II) complexes with oxygen donor ligands. </w:t>
+      </w:r>
+      <w:r>
+        <w:rPr>
+          <w:i/>
+        </w:rPr>
+        <w:t>Coord. Chem. Rev.</w:t>
+      </w:r>
+      <w:r>
+        <w:t>, 253, 1316–1352.</w:t>
+      </w:r>
+    </w:p>
+    <w:p>
+      <w:pPr>
+        <w:pStyle w:val="ListNumber"/>
+      </w:pPr>
+      <w:r>
+        <w:t xml:space="preserve">Davidovich, R. L., Stavila, V., and Whitmire, K. H. (2010) Stereochemistry of lead(II) complexes containing sulfur and selenium donor atom ligands. </w:t>
+      </w:r>
+      <w:r>
+        <w:rPr>
+          <w:i/>
+        </w:rPr>
+        <w:t>Coord. Chem. Rev.</w:t>
+      </w:r>
+      <w:r>
+        <w:t>, 254, 2193–2226.</w:t>
+      </w:r>
+    </w:p>
+    <w:p>
+      <w:pPr>
+        <w:pStyle w:val="ListNumber"/>
+      </w:pPr>
+      <w:r>
+        <w:t xml:space="preserve">Cangelosi, V., Ruckthong, L., and Pecoraro, V. L. (2017) Lead(II) binding in natural and artificial proteins. </w:t>
+      </w:r>
+      <w:r>
+        <w:rPr>
+          <w:i/>
+        </w:rPr>
+        <w:t>Met. Ions Life Sci.</w:t>
+      </w:r>
+      <w:r>
+        <w:t>, 17, 271–318.</w:t>
+      </w:r>
+    </w:p>
+    <w:p>
+      <w:pPr>
+        <w:pStyle w:val="Heading3"/>
+      </w:pPr>
+      <w:r>
+        <w:t>Lead–Thiolate Sites in Proteins: Experimental Structure</w:t>
+      </w:r>
+    </w:p>
+    <w:p>
+      <w:pPr>
+        <w:pStyle w:val="ListNumber"/>
+      </w:pPr>
+      <w:r>
+        <w:t xml:space="preserve">Magyar, J. S., Weng, T.-C., Stern, C. M., Dye, D. F., Rous, B. W., Payne, J. C., Bridgewater, B. M., Mijovilovich, A., Parkin, G., Zaleski, J. M., Penner-Hahn, J. E., and Godwin, H. A. (2005) Reexamination of lead(II) coordination preferences in sulfur-rich sites: implications for a critical mechanism of lead poisoning. </w:t>
+      </w:r>
+      <w:r>
+        <w:rPr>
+          <w:i/>
+        </w:rPr>
+        <w:t>J. Am. Chem. Soc.</w:t>
+      </w:r>
+      <w:r>
+        <w:t>, 127, 9495–9505.</w:t>
+      </w:r>
+    </w:p>
+    <w:p>
+      <w:pPr>
+        <w:pStyle w:val="ListNumber"/>
+      </w:pPr>
+      <w:r>
+        <w:t xml:space="preserve">Payne, J. C., ter Haar, M. A., and Godwin, H. A. (1999) Lead fingers: Pb²⁺ binding to structural zinc-binding domains determined directly by monitoring lead–thiolate charge-transfer bands. </w:t>
+      </w:r>
+      <w:r>
+        <w:rPr>
+          <w:i/>
+        </w:rPr>
+        <w:t>J. Am. Chem. Soc.</w:t>
+      </w:r>
+      <w:r>
+        <w:t>, 121, 6850–6855.</w:t>
+      </w:r>
+    </w:p>
+    <w:p>
+      <w:pPr>
+        <w:pStyle w:val="ListNumber"/>
+      </w:pPr>
+      <w:r>
+        <w:t xml:space="preserve">Ghering, A. B., Jenkins, L. M. M., Schenck, B. L., Deo, S., Mayer, R. A., Pikaart, M. J., Omichinski, J. G., and Godwin, H. A. (2005) Spectroscopic and functional determination of the interaction of Pb²⁺ with GATA proteins. </w:t>
+      </w:r>
+      <w:r>
+        <w:rPr>
+          <w:i/>
+        </w:rPr>
+        <w:t>J. Am. Chem. Soc.</w:t>
+      </w:r>
+      <w:r>
+        <w:t>, 127, 3751–3759.</w:t>
+      </w:r>
+    </w:p>
+    <w:p>
+      <w:pPr>
+        <w:pStyle w:val="ListNumber"/>
+      </w:pPr>
+      <w:r>
+        <w:t xml:space="preserve">Mah, V. and Jalilehvand, F. (2012) Lead(II) complex formation with glutathione. </w:t>
+      </w:r>
+      <w:r>
+        <w:rPr>
+          <w:i/>
+        </w:rPr>
+        <w:t>Inorg. Chem.</w:t>
+      </w:r>
+      <w:r>
+        <w:t>, 51, 6285–6298.</w:t>
+      </w:r>
+    </w:p>
+    <w:p>
+      <w:pPr>
+        <w:pStyle w:val="ListNumber"/>
+      </w:pPr>
+      <w:r>
+        <w:t xml:space="preserve">Jarzęcki, A. A. (2012) A quantum-mechanical study of lead coordination in sulfur-rich proteins: mode and structure recognition in UV resonance Raman spectra. </w:t>
+      </w:r>
+      <w:r>
+        <w:rPr>
+          <w:i/>
+        </w:rPr>
+        <w:t>J. Phys. Chem. A</w:t>
+      </w:r>
+      <w:r>
+        <w:t>, 116, 571–581.</w:t>
+      </w:r>
+    </w:p>
+    <w:p>
+      <w:pPr>
+        <w:pStyle w:val="ListNumber"/>
+      </w:pPr>
+      <w:r>
+        <w:t xml:space="preserve">Erskine, P. T., Duke, E. M. H., Tickle, I. J., Senior, N. M., Warren, M. J., and Cooper, J. B. (2000) MAD analyses of yeast 5-aminolaevulinate dehydratase: their use in structure determination and in defining the metal-binding sites. </w:t>
+      </w:r>
+      <w:r>
+        <w:rPr>
+          <w:i/>
+        </w:rPr>
+        <w:t>Acta Crystallogr. D</w:t>
+      </w:r>
+      <w:r>
+        <w:t>, 56, 421–430.</w:t>
+      </w:r>
+    </w:p>
+    <w:p>
+      <w:pPr>
+        <w:pStyle w:val="ListNumber"/>
+      </w:pPr>
+      <w:r>
+        <w:t xml:space="preserve">Jaffe, E. K., Martins, J., Li, J., Kervinen, J., and Dunbrack, R. L. Jr. (2001) The molecular mechanism of lead inhibition of human porphobilinogen synthase. </w:t>
+      </w:r>
+      <w:r>
+        <w:rPr>
+          <w:i/>
+        </w:rPr>
+        <w:t>J. Biol. Chem.</w:t>
+      </w:r>
+      <w:r>
+        <w:t>, 276, 1531–1537.</w:t>
+      </w:r>
+    </w:p>
+    <w:p>
+      <w:pPr>
+        <w:pStyle w:val="ListNumber"/>
+      </w:pPr>
+      <w:r>
+        <w:t xml:space="preserve">Kirberger, M., Wong, H. C., Jiang, J., and Yang, J. J. (2013) Metal toxicity and opportunistic binding of Pb²⁺ in proteins. </w:t>
+      </w:r>
+      <w:r>
+        <w:rPr>
+          <w:i/>
+        </w:rPr>
+        <w:t>J. Inorg. Biochem.</w:t>
+      </w:r>
+      <w:r>
+        <w:t>, 125, 40–49.</w:t>
+      </w:r>
+    </w:p>
+    <w:p>
+      <w:pPr>
+        <w:pStyle w:val="Heading3"/>
+      </w:pPr>
+      <w:r>
+        <w:t>Metal Binding to Serum Albumin</w:t>
+      </w:r>
+    </w:p>
+    <w:p>
+      <w:pPr>
+        <w:pStyle w:val="ListNumber"/>
+      </w:pPr>
+      <w:r>
+        <w:t xml:space="preserve">Belatik, A., Hotchandani, S., Carpentier, R., and Tajmir-Riahi, H.-A. (2012) Locating the binding sites of Pb(II) ion with human and bovine serum albumins. </w:t>
+      </w:r>
+      <w:r>
+        <w:rPr>
+          <w:i/>
+        </w:rPr>
+        <w:t>PLoS ONE</w:t>
+      </w:r>
+      <w:r>
+        <w:t>, 7, e36723.</w:t>
+      </w:r>
+    </w:p>
+    <w:p>
+      <w:pPr>
+        <w:pStyle w:val="ListNumber"/>
+      </w:pPr>
+      <w:r>
+        <w:t xml:space="preserve">Stewart, A. J., Blindauer, C. A., Berezenko, S., Sleep, D., and Sadler, P. J. (2003) Interdomain zinc site on human albumin. </w:t>
+      </w:r>
+      <w:r>
+        <w:rPr>
+          <w:i/>
+        </w:rPr>
+        <w:t>Proc. Natl. Acad. Sci. U.S.A.</w:t>
+      </w:r>
+      <w:r>
+        <w:t>, 100, 3701–3706.</w:t>
+      </w:r>
+    </w:p>
+    <w:p>
+      <w:pPr>
+        <w:pStyle w:val="ListNumber"/>
+      </w:pPr>
+      <w:r>
+        <w:t xml:space="preserve">Bal, W., Sokołowska, M., Kurowska, E., and Faller, P. (2013) Binding of transition metal ions to albumin: sites, affinities and rates. </w:t>
+      </w:r>
+      <w:r>
+        <w:rPr>
+          <w:i/>
+        </w:rPr>
+        <w:t>Biochim. Biophys. Acta</w:t>
+      </w:r>
+      <w:r>
+        <w:t>, 1830, 5444–5455.</w:t>
+      </w:r>
+    </w:p>
+    <w:p>
+      <w:pPr>
+        <w:pStyle w:val="ListNumber"/>
+      </w:pPr>
+      <w:r>
+        <w:t xml:space="preserve">Sadler, P. J. and Viles, J. H. (1996) ¹H and ¹¹³Cd NMR investigations of Cd²⁺ and Zn²⁺ binding sites on serum albumin. </w:t>
+      </w:r>
+      <w:r>
+        <w:rPr>
+          <w:i/>
+        </w:rPr>
+        <w:t>Inorg. Chem.</w:t>
+      </w:r>
+      <w:r>
+        <w:t>, 35, 4490–4496.</w:t>
+      </w:r>
+    </w:p>
+    <w:p>
+      <w:pPr>
+        <w:pStyle w:val="Heading3"/>
+      </w:pPr>
+      <w:r>
+        <w:t>Relativistic Quantum Chemistry and Pseudopotentials for Lead</w:t>
+      </w:r>
+    </w:p>
+    <w:p>
+      <w:pPr>
+        <w:pStyle w:val="ListNumber"/>
+      </w:pPr>
+      <w:r>
+        <w:t xml:space="preserve">Pyykkö, P. and Desclaux, J.-P. (1979) Relativity and the periodic system of elements. </w:t>
+      </w:r>
+      <w:r>
+        <w:rPr>
+          <w:i/>
+        </w:rPr>
+        <w:t>Acc. Chem. Res.</w:t>
+      </w:r>
+      <w:r>
+        <w:t>, 12, 276–281.</w:t>
+      </w:r>
+    </w:p>
+    <w:p>
+      <w:pPr>
+        <w:pStyle w:val="ListNumber"/>
+      </w:pPr>
+      <w:r>
+        <w:t xml:space="preserve">Pyykkö, P. (1988) Relativistic effects in structural chemistry. </w:t>
+      </w:r>
+      <w:r>
+        <w:rPr>
+          <w:i/>
+        </w:rPr>
+        <w:t>Chem. Rev.</w:t>
+      </w:r>
+      <w:r>
+        <w:t>, 88, 563–594.</w:t>
+      </w:r>
+    </w:p>
+    <w:p>
+      <w:pPr>
+        <w:pStyle w:val="ListNumber"/>
+      </w:pPr>
+      <w:r>
+        <w:t xml:space="preserve">Metz, B., Stoll, H., and Dolg, M. (2000) Small-core multiconfiguration-Dirac–Hartree–Fock-adjusted pseudopotentials for post-d main group elements: application to PbH and PbO. </w:t>
+      </w:r>
+      <w:r>
+        <w:rPr>
+          <w:i/>
+        </w:rPr>
+        <w:t>J. Chem. Phys.</w:t>
+      </w:r>
+      <w:r>
+        <w:t>, 113, 2563–2569.</w:t>
+      </w:r>
+    </w:p>
+    <w:p>
+      <w:pPr>
+        <w:pStyle w:val="ListNumber"/>
+      </w:pPr>
+      <w:r>
+        <w:t xml:space="preserve">Weigend, F. and Ahlrichs, R. (2005) Balanced basis sets of split valence, triple zeta valence and quadruple zeta valence quality for H to Rn. </w:t>
+      </w:r>
+      <w:r>
+        <w:rPr>
+          <w:i/>
+        </w:rPr>
+        <w:t>Phys. Chem. Chem. Phys.</w:t>
+      </w:r>
+      <w:r>
+        <w:t>, 7, 3297–3305.</w:t>
+      </w:r>
+    </w:p>
+    <w:p>
+      <w:pPr>
+        <w:pStyle w:val="ListNumber"/>
+      </w:pPr>
+      <w:r>
+        <w:t xml:space="preserve">Gasevic, T., Kleine Büning, J. B., Grimme, S., and Bursch, M. (2024) Benchmark study on the calculation of ²⁰⁷Pb NMR chemical shifts. </w:t>
+      </w:r>
+      <w:r>
+        <w:rPr>
+          <w:i/>
+        </w:rPr>
+        <w:t>Inorg. Chem.</w:t>
+      </w:r>
+      <w:r>
+        <w:t>, 63, 5052–5064.</w:t>
+      </w:r>
+    </w:p>
+    <w:p>
+      <w:pPr>
+        <w:pStyle w:val="ListNumber"/>
+      </w:pPr>
+      <w:r>
+        <w:t xml:space="preserve">Adamo, C. and Barone, V. (1999) Toward reliable density functional methods without adjustable parameters: the PBE0 model. </w:t>
+      </w:r>
+      <w:r>
+        <w:rPr>
+          <w:i/>
+        </w:rPr>
+        <w:t>J. Chem. Phys.</w:t>
+      </w:r>
+      <w:r>
+        <w:t>, 110, 6158–6170.</w:t>
+      </w:r>
+    </w:p>
+    <w:p>
+      <w:pPr>
+        <w:pStyle w:val="ListNumber"/>
+      </w:pPr>
+      <w:r>
+        <w:t xml:space="preserve">Sun, Q., Zhang, X., Banerjee, S., et al. (2020) Recent developments in the PySCF program package. </w:t>
+      </w:r>
+      <w:r>
+        <w:rPr>
+          <w:i/>
+        </w:rPr>
+        <w:t>J. Chem. Phys.</w:t>
+      </w:r>
+      <w:r>
+        <w:t>, 153, 024109.</w:t>
+      </w:r>
+    </w:p>
+    <w:p>
+      <w:pPr>
+        <w:pStyle w:val="ListNumber"/>
+      </w:pPr>
+      <w:r>
+        <w:t xml:space="preserve">Grimme, S., Antony, J., Ehrlich, S., and Krieg, H. (2010) A consistent and accurate ab initio parametrization of density functional dispersion correction (DFT-D) for the 94 elements H–Pu. </w:t>
+      </w:r>
+      <w:r>
+        <w:rPr>
+          <w:i/>
+        </w:rPr>
+        <w:t>J. Chem. Phys.</w:t>
+      </w:r>
+      <w:r>
+        <w:t>, 132, 154104.</w:t>
+      </w:r>
+    </w:p>
+    <w:p>
+      <w:pPr>
+        <w:pStyle w:val="Heading3"/>
+      </w:pPr>
+      <w:r>
+        <w:t>Limitations of Docking and Force Fields for Metal Sites</w:t>
+      </w:r>
+    </w:p>
+    <w:p>
+      <w:pPr>
+        <w:pStyle w:val="ListNumber"/>
+      </w:pPr>
+      <w:r>
+        <w:t xml:space="preserve">Chen, Y., Wang, Z., Wang, L., et al. (2019) Comparative assessment of seven docking programs on a nonredundant metalloprotein subset of the PDBbind refined set. </w:t>
+      </w:r>
+      <w:r>
+        <w:rPr>
+          <w:i/>
+        </w:rPr>
+        <w:t>J. Chem. Inf. Model.</w:t>
+      </w:r>
+      <w:r>
+        <w:t>, 59, 3846–3859.</w:t>
+      </w:r>
+    </w:p>
+    <w:p>
+      <w:pPr>
+        <w:pStyle w:val="ListNumber"/>
+      </w:pPr>
+      <w:r>
+        <w:t xml:space="preserve">Santos-Martins, D., Forli, S., Ramos, M. J., and Olson, A. J. (2014) AutoDock4Zn: an improved AutoDock force field for small-molecule docking to zinc metalloproteins. </w:t>
+      </w:r>
+      <w:r>
+        <w:rPr>
+          <w:i/>
+        </w:rPr>
+        <w:t>J. Chem. Inf. Model.</w:t>
+      </w:r>
+      <w:r>
+        <w:t>, 54, 1442–1449.</w:t>
+      </w:r>
+    </w:p>
+    <w:p>
+      <w:pPr>
+        <w:pStyle w:val="ListNumber"/>
+      </w:pPr>
+      <w:r>
+        <w:t xml:space="preserve">Tolbatov, I. and Marrone, A. (2021) Molecular dynamics simulation of the Pb(II) coordination in biological media via cationic dummy atom models. </w:t>
+      </w:r>
+      <w:r>
+        <w:rPr>
+          <w:i/>
+        </w:rPr>
+        <w:t>Theor. Chem. Acc.</w:t>
+      </w:r>
+      <w:r>
+        <w:t>, 140, 20.</w:t>
+      </w:r>
+    </w:p>
+    <w:p>
+      <w:pPr>
+        <w:pStyle w:val="ListNumber"/>
+      </w:pPr>
+      <w:r>
+        <w:t xml:space="preserve">Tolbatov, I., Re, N., Coletti, C., and Marrone, A. (2020) Determinants of the lead(II) affinity in pbrR protein: a computational study. </w:t>
+      </w:r>
+      <w:r>
+        <w:rPr>
+          <w:i/>
+        </w:rPr>
+        <w:t>Inorg. Chem.</w:t>
+      </w:r>
+      <w:r>
+        <w:t>, 59, 790–800.</w:t>
+      </w:r>
+    </w:p>
+    <w:p>
+      <w:pPr>
+        <w:pStyle w:val="ListNumber"/>
+      </w:pPr>
+      <w:r>
+        <w:t xml:space="preserve">Li, P. and Merz, K. M. Jr. (2014) Taking into account the ion-induced dipole interaction in the nonbonded model of ions. </w:t>
+      </w:r>
+      <w:r>
+        <w:rPr>
+          <w:i/>
+        </w:rPr>
+        <w:t>J. Chem. Theory Comput.</w:t>
+      </w:r>
+      <w:r>
+        <w:t>, 10, 289–297.</w:t>
+      </w:r>
+    </w:p>
+    <w:p>
+      <w:pPr>
+        <w:pStyle w:val="ListNumber"/>
+      </w:pPr>
+      <w:r>
+        <w:t xml:space="preserve">Li, P. and Merz, K. M. Jr. (2016) MCPB.py: a Python based metal center parameter builder. </w:t>
+      </w:r>
+      <w:r>
+        <w:rPr>
+          <w:i/>
+        </w:rPr>
+        <w:t>J. Chem. Inf. Model.</w:t>
+      </w:r>
+      <w:r>
+        <w:t>, 56, 599–604.</w:t>
+      </w:r>
+    </w:p>
+    <w:p>
+      <w:pPr>
+        <w:pStyle w:val="ListNumber"/>
+      </w:pPr>
+      <w:r>
+        <w:t xml:space="preserve">Gresh, N., Cisneros, G. A., Darden, T. A., and Piquemal, J.-P. (2007) Anisotropic, polarizable molecular mechanics studies of inter- and intramolecular interactions and ligand–macromolecule complexes. </w:t>
+      </w:r>
+      <w:r>
+        <w:rPr>
+          <w:i/>
+        </w:rPr>
+        <w:t>J. Chem. Theory Comput.</w:t>
+      </w:r>
+      <w:r>
+        <w:t>, 3, 1960–1986.</w:t>
+      </w:r>
+    </w:p>
+    <w:p>
+      <w:pPr>
+        <w:pStyle w:val="Heading3"/>
+      </w:pPr>
+      <w:r>
+        <w:t>QM/MM Methodology for Metalloproteins</w:t>
+      </w:r>
+    </w:p>
+    <w:p>
+      <w:pPr>
+        <w:pStyle w:val="ListNumber"/>
+      </w:pPr>
+      <w:r>
+        <w:t xml:space="preserve">Senn, H. M. and Thiel, W. (2009) QM/MM methods for biomolecular systems. </w:t>
+      </w:r>
+      <w:r>
+        <w:rPr>
+          <w:i/>
+        </w:rPr>
+        <w:t>Angew. Chem. Int. Ed.</w:t>
+      </w:r>
+      <w:r>
+        <w:t>, 48, 1198–1229.</w:t>
+      </w:r>
+    </w:p>
+    <w:p>
+      <w:pPr>
+        <w:pStyle w:val="ListNumber"/>
+      </w:pPr>
+      <w:r>
+        <w:t xml:space="preserve">Kulik, H. J., Zhang, J., Klinman, J. P., and Martínez, T. J. (2016) How large should the QM region be in QM/MM calculations? The case of catechol O-methyltransferase. </w:t>
+      </w:r>
+      <w:r>
+        <w:rPr>
+          <w:i/>
+        </w:rPr>
+        <w:t>J. Phys. Chem. B</w:t>
+      </w:r>
+      <w:r>
+        <w:t>, 120, 11381–11394.</w:t>
+      </w:r>
+    </w:p>
+    <w:p>
+      <w:pPr>
+        <w:pStyle w:val="ListNumber"/>
+      </w:pPr>
+      <w:r>
+        <w:t xml:space="preserve">Karelina, M. and Kulik, H. J. (2017) Systematic quantum mechanical region determination in QM/MM simulation. </w:t>
+      </w:r>
+      <w:r>
+        <w:rPr>
+          <w:i/>
+        </w:rPr>
+        <w:t>J. Chem. Theory Comput.</w:t>
+      </w:r>
+      <w:r>
+        <w:t>, 13, 563–576.</w:t>
+      </w:r>
+    </w:p>
+    <w:p>
+      <w:pPr>
+        <w:pStyle w:val="ListNumber"/>
+      </w:pPr>
+      <w:r>
+        <w:t xml:space="preserve">Mehmood, R. and Kulik, H. J. (2020) Both configuration and QM region size matter: zinc stability in QM/MM models of DNA methyltransferase. </w:t>
+      </w:r>
+      <w:r>
+        <w:rPr>
+          <w:i/>
+        </w:rPr>
+        <w:t>J. Chem. Theory Comput.</w:t>
+      </w:r>
+      <w:r>
+        <w:t>, 16, 3121–3134.</w:t>
+      </w:r>
+    </w:p>
+    <w:p>
+      <w:pPr>
+        <w:pStyle w:val="Heading3"/>
+      </w:pPr>
+      <w:r>
+        <w:t>Thermodynamics and Binding Analysis</w:t>
+      </w:r>
+    </w:p>
+    <w:p>
+      <w:pPr>
+        <w:pStyle w:val="ListNumber"/>
+      </w:pPr>
+      <w:r>
+        <w:t xml:space="preserve">Wyman, J. and Gill, S. J. (1990) </w:t>
+      </w:r>
+      <w:r>
+        <w:rPr>
+          <w:i/>
+        </w:rPr>
+        <w:t>Binding and Linkage: Functional Chemistry of Biological Macromolecules</w:t>
+      </w:r>
+      <w:r>
+        <w:t>. University Science Books.</w:t>
+      </w:r>
+    </w:p>
+    <w:p>
+      <w:pPr>
+        <w:pStyle w:val="ListNumber"/>
+      </w:pPr>
+      <w:r>
+        <w:t xml:space="preserve">Eftink, M. R. and Ghiron, C. A. (1981) Fluorescence quenching studies with proteins. </w:t>
+      </w:r>
+      <w:r>
+        <w:rPr>
+          <w:i/>
+        </w:rPr>
+        <w:t>Anal. Biochem.</w:t>
+      </w:r>
+      <w:r>
+        <w:t>, 114, 199–227.</w:t>
+      </w:r>
+    </w:p>
+    <w:p>
+      <w:pPr>
+        <w:pStyle w:val="ListNumber"/>
+      </w:pPr>
+      <w:r>
+        <w:t xml:space="preserve">van Holde, K. E., Johnson, W. C., and Ho, P. S. (2006) </w:t>
+      </w:r>
+      <w:r>
+        <w:rPr>
+          <w:i/>
+        </w:rPr>
+        <w:t>Principles of Physical Biochemistry</w:t>
+      </w:r>
+      <w:r>
+        <w:t xml:space="preserve"> (2nd ed.). Pearson Prentice Hall.</w:t>
+      </w:r>
+    </w:p>
+    <w:p>
+      <w:pPr>
         <w:jc w:val="center"/>
       </w:pPr>
       <w:r>
@@ -3393,7 +5121,7 @@
         <w:t>Notes:</w:t>
       </w:r>
       <w:r>
-        <w:t xml:space="preserve"> Helical content from [Θ]₂₂₂ using: % helix = ([Θ]₂₂₂ / -39,500) × 100. Dose-dependent lead effect: linear regression R² = 0.998, p &lt; 0.001.</w:t>
+        <w:t xml:space="preserve"> The percentages in this column are relative helicity, [Θ]₂₂₂ / [Θ]₂₂₂(control) × 100, with the untreated protein set to 100%. (An absolute helicity scale using % helix = [Θ]₂₂₂ / −39,500 × 100 would place the control at 79.0%, not 100%; earlier drafts quoted the absolute formula while tabulating relative values.) Least-squares fit of relative helicity against [Pb²⁺]: y = −65.2x + 92.9, R² = 0.72. The dose-response saturates, so a linear model understates the fit quality at low [Pb²⁺] and overstates the loss at high [Pb²⁺].</w:t>
       </w:r>
     </w:p>
     <w:p>
@@ -3575,7 +5303,7 @@
         <w:pStyle w:val="ListBullet"/>
       </w:pPr>
       <w:r>
-        <w:t>Linear Regression (Helix vs Lead): y = -6.78x + 88.4, R² = 0.998, p &lt; 0.001</w:t>
+        <w:t>Linear regression (relative helicity vs [Pb²⁺]): y = −65.2x + 92.9, R² = 0.72 (refitted from the tabulated data; see the note to Table S3.2)</w:t>
       </w:r>
     </w:p>
     <w:p>
@@ -3725,7 +5453,7 @@
     </w:p>
     <w:p>
       <w:r>
-        <w:t>| Lead 0.032 + 5-FU 0.08 nM | 0.723 | 0.042 | 0.9841 | 4.8-fold reduction |</w:t>
+        <w:t>| Lead 0.032 + 5-FU 0.08 nM | 0.723 | 0.042 | 0.9841 | 4.2-fold reduction |</w:t>
       </w:r>
     </w:p>
     <w:p>
@@ -3756,7 +5484,7 @@
         <w:t>Notes:</w:t>
       </w:r>
       <w:r>
-        <w:t xml:space="preserve"> Mean 2-4 fold reduction matches docking prediction (ΔΔG = -1.8 kcal/mol). All R² &gt; 0.984 indicates excellent linearity.</w:t>
+        <w:t xml:space="preserve"> Reductions span 1.9–5.4-fold, corresponding to ΔΔG = 0.4–1.0 kcal/mol at 298 K. The docking prediction of ΔΔG = −1.8 kcal/mol corresponds to a 21-fold reduction and therefore overestimates the effect by 4–11×; see Section 4.1. The R² values in this table refer to the linearity of individual Stern-Volmer plots, not to the dose-response across lead concentrations.</w:t>
       </w:r>
     </w:p>
     <w:p>
@@ -3996,7 +5724,7 @@
         <w:pStyle w:val="ListBullet"/>
       </w:pPr>
       <w:r>
-        <w:t>Linear Regression (fK vs Lead): y = 4.69 - 13.4x, R² = 0.998, p &lt; 0.001</w:t>
+        <w:t>Regression of fK against [Pb²⁺], refitted from the tabulated data: linear y = −8.35x + 3.26, R² = 0.54; log-linear ln(fK) = −4.22x + 1.12, R² = 0.75. The log-linear form is preferred: it fits better and stays positive across the studied range, whereas the linear fit predicts a negative binding constant above ~0.39 mM Pb²⁺.</w:t>
       </w:r>
     </w:p>
     <w:p>
@@ -4294,7 +6022,7 @@
         <w:pStyle w:val="ListBullet"/>
       </w:pPr>
       <w:r>
-        <w:t>Linear Regression (α-Helix vs Lead): y = -6.78x + 52.1, R² = 0.996, p &lt; 0.001</w:t>
+        <w:t>Linear regression (α-helix fraction vs [Pb²⁺]): y = −35.2x + 50.0, R² = 0.72 (refitted from the tabulated data)</w:t>
       </w:r>
     </w:p>
     <w:p>
@@ -4570,7 +6298,7 @@
         <w:t>Notes:</w:t>
       </w:r>
       <w:r>
-        <w:t xml:space="preserve"> Linear regression: [η] = 136.2 + 96.8[Pb²⁺], R² = 0.998, p &lt; 0.001. B-factor predictions match docking (predicted values 6-29 Ų).</w:t>
+        <w:t xml:space="preserve"> The tabulated percentages are internally consistent with the [η] column ([η]/[η]₀ − 1; e.g. 185.4/136.2 = +36.1%). The regression quoted in earlier drafts, [η] = 136.2 + 96.8[Pb²⁺] with R² = 0.998, does not describe these data — its R² against this table is 0.40. Least-squares refitting gives [η] = 143.7 + 138.4[Pb²⁺], R² = 0.87. The refitted intercept (143.7) exceeds the measured control (136.2), a further indication that the response is not linear in [Pb²⁺]; a log-linear form, ln[η] = 4.968 + 0.852[Pb²⁺], gives R² = 0.84 and reproduces the control correctly.</w:t>
       </w:r>
     </w:p>
     <w:p>
@@ -4640,7 +6368,7 @@
         <w:pStyle w:val="ListBullet"/>
       </w:pPr>
       <w:r>
-        <w:t>Linear Regression (Intrinsic Viscosity vs Lead): y = 136.2 + 96.8x, R² = 0.998, p &lt; 0.001</w:t>
+        <w:t>Linear regression (intrinsic viscosity vs [Pb²⁺]), refitted from Table S6.4: y = 143.7 + 138.4x, R² = 0.87</w:t>
       </w:r>
     </w:p>
     <w:p>
@@ -4701,12 +6429,12 @@
     </w:p>
     <w:p>
       <w:r>
-        <w:t>| Method | Predicted Effect | Measured Effect | Agreement | R² or p-value |</w:t>
-      </w:r>
-    </w:p>
-    <w:p>
-      <w:r>
-        <w:t>|--------|-----------------|-----------------|-----------|---------------|</w:t>
+        <w:t>| Method | Predicted | Measured | Direction | Magnitude | Linear fit R² |</w:t>
+      </w:r>
+    </w:p>
+    <w:p>
+      <w:r>
+        <w:t>|--------|-----------|----------|-----------|-----------|---------------|</w:t>
       </w:r>
     </w:p>
     <w:p>
@@ -4717,10 +6445,19 @@
         <w:rPr>
           <w:b/>
         </w:rPr>
-        <w:t>Docking</w:t>
-      </w:r>
-      <w:r>
-        <w:t xml:space="preserve"> | ΔΔG = -1.8 kcal/mol | 2–4 fold affinity reduction | ✓ Excellent | 0.98 |</w:t>
+        <w:t>Docking → affinity</w:t>
+      </w:r>
+      <w:r>
+        <w:t xml:space="preserve"> | ΔΔG −1.8 kcal/mol (= 21-fold) | 1.9–5.4-fold (= ΔΔG 0.4–1.0) | ✓ agrees | ✗ </w:t>
+      </w:r>
+      <w:r>
+        <w:rPr>
+          <w:b/>
+        </w:rPr>
+        <w:t>over by 4–11×</w:t>
+      </w:r>
+      <w:r>
+        <w:t xml:space="preserve"> | — |</w:t>
       </w:r>
     </w:p>
     <w:p>
@@ -4734,7 +6471,7 @@
         <w:t>Fluorescence</w:t>
       </w:r>
       <w:r>
-        <w:t xml:space="preserve"> | 5-FU binding ↓ | fK reduced 2–4 fold | ✓ Perfect match | p &lt; 0.001 |</w:t>
+        <w:t xml:space="preserve"> | 5-FU binding ↓ | fK reduced 1.9–5.4-fold | ✓ agrees | — | 0.54 (linear), 0.75 (log-linear) |</w:t>
       </w:r>
     </w:p>
     <w:p>
@@ -4748,7 +6485,7 @@
         <w:t>CD</w:t>
       </w:r>
       <w:r>
-        <w:t xml:space="preserve"> | Helix loss | -26.4% helix | ✓ Close match | R² = 0.998 |</w:t>
+        <w:t xml:space="preserve"> | Helix loss | −26.4% helix at 0.32 mM | ✓ agrees | — | 0.72 |</w:t>
       </w:r>
     </w:p>
     <w:p>
@@ -4762,7 +6499,7 @@
         <w:t>FTIR</w:t>
       </w:r>
       <w:r>
-        <w:t xml:space="preserve"> | Amide disruption | -4.6% reflectance | ✓ Consistent | R² = 0.996 |</w:t>
+        <w:t xml:space="preserve"> | Amide disruption | −4.6% reflectance | ✓ agrees | — | not fitted |</w:t>
       </w:r>
     </w:p>
     <w:p>
@@ -4776,7 +6513,7 @@
         <w:t>Viscometry</w:t>
       </w:r>
       <w:r>
-        <w:t xml:space="preserve"> | Protein expansion | [η] +36.1% | ✓ Excellent | R² = 0.998 |</w:t>
+        <w:t xml:space="preserve"> | Protein expansion | [η] +36.1% at 0.32 mM | ✓ agrees | — | 0.87 |</w:t>
       </w:r>
     </w:p>
     <w:p>
@@ -4790,7 +6527,74 @@
         <w:t>DSC</w:t>
       </w:r>
       <w:r>
-        <w:t xml:space="preserve"> | Thermal changes | ΔH +2.8 fold | ✓ Significant | p &lt; 0.01 |</w:t>
+        <w:t xml:space="preserve"> | Thermal change | ΔH ×2.8 | ✓ agrees | — | n/a |</w:t>
+      </w:r>
+    </w:p>
+    <w:p>
+      <w:r>
+        <w:t xml:space="preserve">| </w:t>
+      </w:r>
+      <w:r>
+        <w:rPr>
+          <w:b/>
+        </w:rPr>
+        <w:t>QM Pb–S distance</w:t>
+      </w:r>
+      <w:r>
+        <w:t xml:space="preserve"> | 2.657 Å (this work) | 2.64–2.68 Å (EXAFS, lit.) | ✓ agrees | ✓ </w:t>
+      </w:r>
+      <w:r>
+        <w:rPr>
+          <w:b/>
+        </w:rPr>
+        <w:t>within error</w:t>
+      </w:r>
+      <w:r>
+        <w:t xml:space="preserve"> | — |</w:t>
+      </w:r>
+    </w:p>
+    <w:p>
+      <w:r>
+        <w:t xml:space="preserve">| </w:t>
+      </w:r>
+      <w:r>
+        <w:rPr>
+          <w:b/>
+        </w:rPr>
+        <w:t>Docking Pb–S distance</w:t>
+      </w:r>
+      <w:r>
+        <w:t xml:space="preserve"> | 2.3 ± 0.2 Å | 2.64–2.68 Å (EXAFS, lit.) | — | ✗ </w:t>
+      </w:r>
+      <w:r>
+        <w:rPr>
+          <w:b/>
+        </w:rPr>
+        <w:t>0.35 Å short</w:t>
+      </w:r>
+      <w:r>
+        <w:t xml:space="preserve"> | — |</w:t>
+      </w:r>
+    </w:p>
+    <w:p>
+      <w:r>
+        <w:rPr>
+          <w:b/>
+        </w:rPr>
+        <w:t>Note on the R² values.</w:t>
+      </w:r>
+      <w:r>
+        <w:t xml:space="preserve"> Earlier drafts of this table quoted R² = 0.996–0.998 for the dose-response fits. Those values were not obtained from the tabulated data. Refitting each dataset by least squares gives the values above (0.54–0.75). The dose-response is saturating rather than linear, so a straight line is the wrong model; for the binding constant a log-linear form fits better (R² = 0.75) and has the additional merit of remaining positive at all lead concentrations, which the linear fit does not. All fits are reproduced by </w:t>
+      </w:r>
+      <w:r>
+        <w:rPr>
+          <w:rFonts w:ascii="Consolas" w:hAnsi="Consolas"/>
+          <w:sz w:val="18"/>
+        </w:rPr>
+        <w:t>scripts/audit_consistency.py</w:t>
+      </w:r>
+      <w:r>
+        <w:t>.</w:t>
       </w:r>
     </w:p>
     <w:p>

--- a/COMPLETE_INTEGRATED_MANUSCRIPT.docx
+++ b/COMPLETE_INTEGRATED_MANUSCRIPT.docx
@@ -189,34 +189,17 @@
     </w:p>
     <w:p>
       <w:r>
-        <w:t xml:space="preserve">Lead (Pb²⁺) is a toxic heavy metal that interacts with multiple physiological systems, yet the molecular basis of lead-drug interference in serum protein binding remains poorly characterized. We present an integrated study combining </w:t>
-      </w:r>
-      <w:r>
-        <w:rPr>
-          <w:b/>
-        </w:rPr>
-        <w:t>molecular docking simulations</w:t>
-      </w:r>
-      <w:r>
-        <w:t xml:space="preserve"> with experimental biophysical measurements to elucidate how lead binding disrupts 5-fluorouracil (5-FU) distribution through human serum albumin (HSA). Using structure-based computational docking and multi-method biophysical validation (fluorescence spectroscopy, circular dichroism, differential scanning calorimetry, DR-FTIR, and viscometry), we find that lead binding induces allosteric conformational changes that reduce 5-FU binding affinity by 2–5-fold. Docking identified a candidate allosteric pathway linking the lead-binding site to the Lys-199 drug-binding pocket. Docking reproduced the </w:t>
-      </w:r>
-      <w:r>
-        <w:rPr>
-          <w:i/>
-        </w:rPr>
-        <w:t>direction</w:t>
-      </w:r>
-      <w:r>
-        <w:t xml:space="preserve"> of this effect but overestimated its </w:t>
-      </w:r>
-      <w:r>
-        <w:rPr>
-          <w:i/>
-        </w:rPr>
-        <w:t>magnitude</w:t>
-      </w:r>
-      <w:r>
-        <w:t xml:space="preserve"> by roughly an order of magnitude: the predicted ΔΔG of −1.8 kcal/mol corresponds to a 21-fold affinity loss, whereas the measured 2–5-fold reduction corresponds to ΔΔG = 0.4–1.0 kcal/mol. Quantum-chemical refinement of the lead site (PBE0/def2-SVP with a small-core relativistic pseudopotential) reproduced the experimental Pb–S distance of 2.64–2.68 Å known from EXAFS, which the docking scoring function underestimates by ~0.35 Å, and showed substantial Pb–S covalency (Mulliken charge +0.74 e rather than the formal +2) that fixed-point-charge docking cannot represent. Amide I/III region analysis revealed distinct molecular vibration patterns in lead-treated samples, supporting computational predictions of altered hydrogen bonding geometry. This work establishes a dual computational-experimental framework for understanding metal-drug interference in serum protein transport, with implications for chemotherapy efficacy and adverse drug event prediction.</w:t>
+        <w:t>Lead remains a common occupational and environmental exposure, and its toxicology is well documented, but little is known about whether it interferes with the drugs that circulate bound to serum albumin. We examined this question for 5-fluorouracil, combining molecular docking, five biophysical methods, and quantum-chemical calculations on the lead coordination sphere.</w:t>
+      </w:r>
+    </w:p>
+    <w:p>
+      <w:r>
+        <w:t>Lead reduces 5-FU binding to human serum albumin. Stern-Volmer analysis gives a 1.9–5.4-fold reduction in the binding constant (ΔΔG = 0.4–1.0 kcal/mol), and lead produces concurrent, dose-dependent changes in helicity, amide hydrogen bonding, hydrodynamic radius and unfolding enthalpy. Because albumin's metal sites and its drug pockets are ~30 Å apart, the effect must be allosteric; network analysis of the docked pose ensemble suggests a route running from Cys-34 through Lys-129, Asp-183 and Trp-214 to the site II pocket at Lys-199. Trp-214 lies on this path and responds to lead, which is consistent with the proposal without confirming the individual residue assignments.</w:t>
+      </w:r>
+    </w:p>
+    <w:p>
+      <w:r>
+        <w:t>The computational and experimental results agree on direction but not on magnitude. The docked ΔΔG of −1.8 kcal/mol corresponds to a 21-fold affinity loss, four to eleven times larger than measured. Quantum-chemical optimization of the coordination sphere (PBE0/def2-SVP with a small-core relativistic pseudopotential) gives a Pb–S distance of 2.657 Å, matching the 2.64–2.68 Å known from EXAFS for lead–thiolate sites in proteins, whereas the docked geometry is ~0.35 Å shorter; the lead centre carries a Mulliken charge of +0.74 e rather than the formal +2, indicating covalency that a fixed-point-charge model cannot represent. These discrepancies are consistent with the known behaviour of empirical scoring functions at metal centres, and they bound what the docking can be asked to support: the location and plausibility of an allosteric coupling, but not its energetics or its coordination geometry.</w:t>
       </w:r>
     </w:p>
     <w:p>
@@ -352,21 +335,22 @@
     </w:p>
     <w:p>
       <w:r>
-        <w:t>Human Serum Albumin (HSA) is the primary transport protein for hydrophobic drugs and environmental toxicants in blood plasma. As the largest thiol pool in circulation, HSA's free cysteine at position 34 (Cys-34) serves as the principal binding site for divalent metal ions, including lead (Pb²⁺). Although lead toxicity has been documented, the molecular mechanisms by which metal ion binding disrupts drug-protein interactions remain incompletely understood. This gap is particularly significant for anticancer therapeutics like 5-fluorouracil (5-FU), whose efficacy depends critically on HSA-mediated distribution and serum half-life.</w:t>
-      </w:r>
-    </w:p>
-    <w:p>
-      <w:r>
-        <w:t xml:space="preserve">Previous studies have reported that lead alters HSA structure and suggested interference with drug binding, but structural details of the mechanism have not been resolved. Here, we address this gap by combining </w:t>
-      </w:r>
-      <w:r>
-        <w:rPr>
-          <w:b/>
-        </w:rPr>
-        <w:t>molecular docking simulations</w:t>
-      </w:r>
-      <w:r>
-        <w:t xml:space="preserve"> with comprehensive biophysical characterization to map the allosteric pathway linking lead binding to 5-FU binding disruption.</w:t>
+        <w:t>Serum albumin carries much of what circulates in blood that will not dissolve in it on its own — fatty acids, bilirubin, and a large fraction of clinically used drugs. It is also the largest thiol pool in plasma, and its single free cysteine, Cys-34, is among the more reactive soft-metal targets in circulation. Lead is a soft divalent cation with a marked preference for thiolate sulfur, so the expectation that Pb²⁺ and albumin interact is an old one.</w:t>
+      </w:r>
+    </w:p>
+    <w:p>
+      <w:r>
+        <w:t>What has been harder to establish is whether that interaction matters for the drugs albumin carries. Lead exposure remains common in battery manufacturing, smelting, mining, and in communities with aged water infrastructure, and patients drawn from those populations receive the same chemotherapy regimens as everyone else. If lead binding alters how albumin holds a drug, the free fraction of that drug changes, and with it the dose that reaches tissue. For 5-fluorouracil, a fluoropyrimidine whose therapeutic window is narrow and whose distribution depends substantially on albumin, that would be a consequential effect.</w:t>
+      </w:r>
+    </w:p>
+    <w:p>
+      <w:r>
+        <w:t>Prior work has shown that lead perturbs albumin's structure and has suggested that drug binding is affected, but the structural basis has not been resolved. The difficulty is partly geometric: the metal sites and the drug sites are not in the same place. If lead at Cys-34 is to affect a drug bound some 30 Å away, the effect has to travel, and any account of the mechanism has to say how.</w:t>
+      </w:r>
+    </w:p>
+    <w:p>
+      <w:r>
+        <w:t>This study asks whether such a path exists and what it would look like. We combine molecular docking, which can survey a protein for plausible sites and suggest how they might be coupled, with biophysical measurements that report on the protein's structure and on drug binding directly. To the docking we add quantum-chemical calculations on the lead coordination sphere, for a reason that turned out to matter: docking scoring functions are fitted to organic ligands and carry no term for metal coordination, and lead is a poor case for them. Its 6s² lone pair is stereochemically active, which produces coordination geometries no point-charge model reproduces.</w:t>
       </w:r>
     </w:p>
     <w:p>
@@ -379,7 +363,7 @@
     </w:p>
     <w:p>
       <w:r>
-        <w:t>HSA is a 67 kDa globular protein containing three homologous domains (I, II, III), each with A and B subdomains, stabilized by 17 disulfide bridges. Two major ligand-binding pockets are located in subdomains IIA and IIIA (sites I and II), where aromatic and heterocyclic drugs preferentially bind. 5-FU has been mapped to site II at Lys-199. Lead's high-affinity metal-binding site is located at the N-terminus and at the Cys-34 thiol group. The spatial separation between these sites (~30 Å in native HSA) suggests that lead-induced conformational changes must propagate through the protein structure to disrupt 5-FU binding. This allosteric mechanism is the focus of our docking and biophysical investigation.</w:t>
+        <w:t>Albumin is a 67 kDa protein of three homologous helical domains, each split into A and B subdomains and held together by 17 disulfide bridges. Most drug binding occurs at two pockets, Sudlow sites I and II, in subdomains IIA and IIIA; 5-FU associates with site II near Lys-199. Albumin's metal sites lie elsewhere — the N-terminal ATCUN motif, Cys-34, and the interdomain site A involving His-67 and His-247 — and the separation between the nearest metal site and the drug pocket is roughly 30 Å. Any interference between the two must therefore be allosteric rather than competitive, which is what makes the question structurally interesting and experimentally awkward: the effect is real at the level of binding constants, but its path through the protein is not something a binding assay reveals.</w:t>
       </w:r>
     </w:p>
     <w:p>
@@ -387,45 +371,17 @@
         <w:pStyle w:val="Heading3"/>
       </w:pPr>
       <w:r>
-        <w:t>1.2 COMPUTATIONAL AND EXPERIMENTAL APPROACH</w:t>
-      </w:r>
-    </w:p>
-    <w:p>
-      <w:r>
-        <w:t>We deployed a dual-method strategy:</w:t>
-      </w:r>
-    </w:p>
-    <w:p>
-      <w:pPr>
-        <w:pStyle w:val="ListNumber"/>
-      </w:pPr>
-      <w:r>
-        <w:rPr>
-          <w:b/>
-        </w:rPr>
-        <w:t>Computational</w:t>
-      </w:r>
-      <w:r>
-        <w:t>: Molecular docking simulations (AutoDock Vina, GOLD) to predict lead and 5-FU binding modes and identify allosteric transmission pathways</w:t>
-      </w:r>
-    </w:p>
-    <w:p>
-      <w:pPr>
-        <w:pStyle w:val="ListNumber"/>
-      </w:pPr>
-      <w:r>
-        <w:rPr>
-          <w:b/>
-        </w:rPr>
-        <w:t>Experimental</w:t>
-      </w:r>
-      <w:r>
-        <w:t>: Multi-method biophysical validation including fluorescence spectroscopy (tryptophan quenching), CD spectroscopy (secondary structure), DSC (thermodynamic stability), DR-FTIR (amide band shifts), and viscometry (hydrodynamic changes)</w:t>
-      </w:r>
-    </w:p>
-    <w:p>
-      <w:r>
-        <w:t>This integration allows us to validate computational predictions against experimental observables and refine mechanistic models iteratively.</w:t>
+        <w:t>1.2 APPROACH</w:t>
+      </w:r>
+    </w:p>
+    <w:p>
+      <w:r>
+        <w:t>The work proceeds in three stages. Docking locates candidate lead sites and, through network analysis of the pose ensemble, proposes a route by which metal binding could reach the drug pocket. Five biophysical methods — fluorescence, circular dichroism, differential scanning calorimetry, diffuse-reflectance FTIR, and viscometry — then test whether lead produces the structural changes that route implies, and measure the effect on 5-FU binding. Finally, density functional theory is applied to the lead coordination sphere, both to check the docked geometry against what is known experimentally about lead–thiolate bonding and to characterize the electronic structure that empirical scoring cannot capture.</w:t>
+      </w:r>
+    </w:p>
+    <w:p>
+      <w:r>
+        <w:t>We report the three strands separately rather than as a single converging argument, because they do not all point the same way. The experimental measurements agree with each other on the direction and rough size of the effect. The docking agrees on direction but not on magnitude, overestimating the affinity loss by roughly an order of magnitude. The quantum chemistry agrees with independent experimental structural data and disagrees with the docked geometry. Where those disagreements fall is, we think, as informative as the agreements.</w:t>
       </w:r>
     </w:p>
     <w:p>
@@ -3066,146 +3022,50 @@
         <w:pStyle w:val="Heading3"/>
       </w:pPr>
       <w:r>
-        <w:t>4.1 INTEGRATED COMPUTATIONAL-EXPERIMENTAL MODEL OF LEAD-DRUG INTERFERENCE</w:t>
-      </w:r>
-    </w:p>
-    <w:p>
-      <w:r>
-        <w:t>Our study presents a new framework for understanding how metal ions interfere with drug-protein binding through allosteric mechanisms. By integrating molecular docking with multi-method biophysical validation, we resolve the structural basis of lead interference with 5-FU transport via HSA:</w:t>
-      </w:r>
-    </w:p>
-    <w:p>
-      <w:pPr>
-        <w:pStyle w:val="ListNumber"/>
-      </w:pPr>
-      <w:r>
-        <w:rPr>
-          <w:b/>
-        </w:rPr>
-        <w:t>Computational prediction</w:t>
-      </w:r>
-      <w:r>
-        <w:t xml:space="preserve"> (docking) identified lead binding at Cys-34 with predicted binding free energy of −7.8 kcal/mol, establishing the direct metal-protein interaction.</w:t>
-      </w:r>
-    </w:p>
-    <w:p>
-      <w:pPr>
-        <w:pStyle w:val="ListNumber"/>
-      </w:pPr>
-      <w:r>
-        <w:rPr>
-          <w:b/>
-        </w:rPr>
-        <w:t>Allosteric pathway mapping</w:t>
-      </w:r>
-      <w:r>
-        <w:t xml:space="preserve"> (docking ensemble analysis) revealed that lead binding propagates conformational effects through Lys-129 → Asp-183 → Trp-214 → Lys-199, connecting the metal-binding site to the drug-binding pocket over a ~30 Å distance.</w:t>
-      </w:r>
-    </w:p>
-    <w:p>
-      <w:pPr>
-        <w:pStyle w:val="ListNumber"/>
-      </w:pPr>
-      <w:r>
-        <w:rPr>
-          <w:b/>
-        </w:rPr>
-        <w:t>Binding affinity prediction</w:t>
-      </w:r>
-      <w:r>
-        <w:t xml:space="preserve"> (docking in lead-bound conformation) gave ΔΔG ≈ −1.8 kcal/mol. Converted through ΔΔG = −RT ln(K₂/K₁) at 298 K, this corresponds to a </w:t>
-      </w:r>
-      <w:r>
-        <w:rPr>
-          <w:b/>
-        </w:rPr>
-        <w:t>21-fold</w:t>
-      </w:r>
-      <w:r>
-        <w:t xml:space="preserve"> reduction in 5-FU affinity.</w:t>
-      </w:r>
-    </w:p>
-    <w:p>
-      <w:pPr>
-        <w:pStyle w:val="ListNumber"/>
-      </w:pPr>
-      <w:r>
-        <w:rPr>
-          <w:b/>
-        </w:rPr>
-        <w:t>Experimental comparison</w:t>
-      </w:r>
-      <w:r>
-        <w:t xml:space="preserve"> (biophysical assays). The measurements agree with the predicted direction and with the mechanism, but not with the predicted magnitude:</w:t>
-      </w:r>
-    </w:p>
-    <w:p>
-      <w:pPr>
-        <w:pStyle w:val="ListBullet"/>
-      </w:pPr>
-      <w:r>
-        <w:t>Viscometry: lead induces structural elongation (increased ηSP)</w:t>
-      </w:r>
-    </w:p>
-    <w:p>
-      <w:pPr>
-        <w:pStyle w:val="ListBullet"/>
-      </w:pPr>
-      <w:r>
-        <w:t>Fluorescence: tryptophan quenching (Trp-214, on the predicted pathway) with Stern-Volmer analysis gives a 1.9–5.4-fold reduction in the binding constant, i.e. ΔΔG = 0.4–1.0 kcal/mol — the same sign as the docking prediction but 4–11× smaller in magnitude</w:t>
-      </w:r>
-    </w:p>
-    <w:p>
-      <w:pPr>
-        <w:pStyle w:val="ListBullet"/>
-      </w:pPr>
-      <w:r>
-        <w:t>CD spectroscopy: 10–31% helix loss, consistent in direction with docking-predicted backbone destabilization</w:t>
-      </w:r>
-    </w:p>
-    <w:p>
-      <w:pPr>
-        <w:pStyle w:val="ListBullet"/>
-      </w:pPr>
-      <w:r>
-        <w:t>DSC: increased unfolding enthalpy in lead-bound state (ΔH: 1.7 → 4.7 J/g), indicating compensatory tertiary packing despite secondary structure loss</w:t>
-      </w:r>
-    </w:p>
-    <w:p>
-      <w:pPr>
-        <w:pStyle w:val="ListBullet"/>
-      </w:pPr>
-      <w:r>
-        <w:t>DR-FTIR: amide I/III percent reflectance drops by 3.6–4.6%, consistent with altered hydrogen bonding geometry</w:t>
-      </w:r>
-    </w:p>
-    <w:p>
-      <w:r>
-        <w:rPr>
-          <w:b/>
-        </w:rPr>
-        <w:t>On the quantitative discrepancy.</w:t>
-      </w:r>
-      <w:r>
-        <w:t xml:space="preserve"> The sevenfold-to-elevenfold gap between predicted and measured affinity loss is not a failure of the mechanistic model, and it is the expected behaviour of the method. Empirical docking scoring functions are fitted to organic ligand–protein complexes and are known to pose metal complexes acceptably while failing to rank their affinities [Chen et al. 2019]; the Vina function additionally carries no electrostatic, desolvation, or metal-coordination term [Trott &amp; Olson 2010]. Treating an absolute docking ΔΔG as a quantitative affinity prediction is therefore unsound, and we do not do so here. What the docking supports is the </w:t>
+        <w:t>4.1 WHAT THE COMPUTATIONS AND THE MEASUREMENTS EACH ESTABLISH</w:t>
+      </w:r>
+    </w:p>
+    <w:p>
+      <w:r>
+        <w:t>Docking placed lead at Cys-34 with a scored binding energy of −7.8 kcal/mol and, through network analysis of the pose ensemble, suggested a route from that site to the drug pocket running by way of Lys-129, Asp-183 and Trp-214. Docking 5-FU into the lead-bound receptor then gave a scored affinity loss of ΔΔG ≈ −1.8 kcal/mol.</w:t>
+      </w:r>
+    </w:p>
+    <w:p>
+      <w:r>
+        <w:t>The measurements support the mechanism but not that number. Lead reduces the Stern-Volmer binding constant for 5-FU by 1.9–5.4-fold, which corresponds to ΔΔG between 0.4 and 1.0 kcal/mol at 298 K. The docked value of 1.8 kcal/mol corresponds to a 21-fold reduction. The prediction and the measurement therefore differ by a factor of four to eleven, and the earlier characterization of this as a quantitative match was an arithmetic error: it compared a free energy with a fold-change without performing the conversion.</w:t>
+      </w:r>
+    </w:p>
+    <w:p>
+      <w:r>
+        <w:t>That the docking should fail at exactly this point is not surprising, and the reason is worth stating plainly because it constrains how the rest of the computational work should be read. The Vina scoring function is a five-term empirical expression fitted to organic ligand–protein complexes, with no electrostatic term, no desolvation term, and no term for metal coordination [Trott &amp; Olson 2010]. Benchmarking on metalloprotein complexes has found that docking programs pose such complexes acceptably while failing to rank their affinities [Chen et al. 2019], and AutoDock4Zn exists precisely because AutoDock4 and Vina mispredict coordination when sulfur is the donor [Santos-Martins et al. 2014] — the situation at Cys-34. An absolute ΔΔG from such a function is not an affinity prediction, and we do not treat it as one.</w:t>
+      </w:r>
+    </w:p>
+    <w:p>
+      <w:r>
+        <w:t xml:space="preserve">What the docking does supply is a hypothesis about </w:t>
       </w:r>
       <w:r>
         <w:rPr>
           <w:i/>
         </w:rPr>
-        <w:t>existence and location</w:t>
-      </w:r>
-      <w:r>
-        <w:t xml:space="preserve"> of an allosteric coupling between the metal site and the drug pocket; what the experiments supply is its </w:t>
+        <w:t>where</w:t>
+      </w:r>
+      <w:r>
+        <w:t xml:space="preserve"> and </w:t>
       </w:r>
       <w:r>
         <w:rPr>
           <w:i/>
         </w:rPr>
-        <w:t>magnitude</w:t>
-      </w:r>
-      <w:r>
-        <w:t>.</w:t>
+        <w:t>whether</w:t>
+      </w:r>
+      <w:r>
+        <w:t>, and there the experiments are corroborative. Four independent methods report structural change in the same direction and over the same concentration range: helicity falls (CD), amide hydrogen bonding is disrupted (DR-FTIR), the hydrodynamic radius grows (viscometry), and unfolding enthalpy rises even as secondary structure is lost (DSC). Trp-214, which the network analysis places on the transmission path, shows both quenching and a red shift, indicating that its environment becomes more polar on lead binding. None of this proves the specific residue assignments — a different path could produce the same aggregate observables — but it is what one would expect to see if the proposed path is broadly right.</w:t>
+      </w:r>
+    </w:p>
+    <w:p>
+      <w:r>
+        <w:t>The DSC result deserves a note, since it looks contradictory at first. Lead increases the unfolding enthalpy 2.8-fold while CD and FTIR both report loss of secondary structure. These are reconcilable: a metal ion that bridges carboxylate side chains can add electrostatic cross-links that must be broken during unfolding, raising the enthalpic cost, while locally disordering the helices it perturbs. Stability and order are not the same quantity, and lead appears to increase one while decreasing the other.</w:t>
       </w:r>
     </w:p>
     <w:p>
@@ -3674,6 +3534,43 @@
     </w:p>
     <w:p>
       <w:pPr>
+        <w:pStyle w:val="ListNumber"/>
+      </w:pPr>
+      <w:r>
+        <w:rPr>
+          <w:b/>
+        </w:rPr>
+        <w:t>Two unresolved features of the fluorescence dataset</w:t>
+      </w:r>
+      <w:r>
+        <w:t xml:space="preserve">: The binding-constant column is headed "(fK)⁻¹" in the main text and "fK M⁻¹" in Supplementary Table S4.2. These are reciprocal quantities, and which label is correct determines the direction of the reported change. Separately, the tabulated constants of order unity (M⁻¹) are difficult to reconcile with 5-FU concentrations in the nanomolar range: at fK = 4.7 M⁻¹ and 0.32 nM ligand the fractional occupancy of HSA would be ~10⁻⁹, which cannot produce the 28.8–57.9% quenching reported in the same rows. Reported binding constants for small molecules to albumin are typically 10³–10⁶ M⁻¹. The tabulated constants also rise with ligand concentration (3.053 → 4.693 M⁻¹ across 0.08–0.32 nM 5-FU), which an equilibrium constant cannot do. We report these values as tabulated and flag the discrepancy rather than silently rescaling; resolving it requires returning to the original Stern-Volmer fits. The </w:t>
+      </w:r>
+      <w:r>
+        <w:rPr>
+          <w:i/>
+        </w:rPr>
+        <w:t>relative</w:t>
+      </w:r>
+      <w:r>
+        <w:t xml:space="preserve"> changes between conditions, on which the conclusions rest, are unaffected by a uniform error in scale or units.</w:t>
+      </w:r>
+    </w:p>
+    <w:p>
+      <w:pPr>
+        <w:pStyle w:val="ListNumber"/>
+      </w:pPr>
+      <w:r>
+        <w:rPr>
+          <w:b/>
+        </w:rPr>
+        <w:t>Dose-response fits are not linear</w:t>
+      </w:r>
+      <w:r>
+        <w:t>: The regressions relating helicity, binding constant and intrinsic viscosity to lead concentration were refitted by least squares for this revision (Tables S3.2, S4.2, S6.4). The coefficients of determination are 0.54–0.87 rather than the 0.996–0.998 quoted in earlier drafts, and in each case a straight line is a poor model for a response that saturates. Log-linear fits perform better and remain physical across the studied range. Reported effect sizes should be read as describing the measured concentrations rather than supporting extrapolation.</w:t>
+      </w:r>
+    </w:p>
+    <w:p>
+      <w:pPr>
         <w:pStyle w:val="Heading3"/>
       </w:pPr>
       <w:r>
@@ -3846,7 +3743,121 @@
     </w:p>
     <w:p>
       <w:r>
-        <w:t>We thank all collaborators for helpful discussions. Computational resources were provided by institutional facilities. This work was supported by relevant funding sources.</w:t>
+        <w:t>We thank all collaborators for helpful discussions. Computational resources were provided by institutional facilities. This work was supported by [INSERT FUNDING SOURCES AND GRANT NUMBERS].</w:t>
+      </w:r>
+    </w:p>
+    <w:p>
+      <w:pPr>
+        <w:pStyle w:val="Heading3"/>
+      </w:pPr>
+      <w:r>
+        <w:t>6.1 DECLARATION OF GENERATIVE AI USE</w:t>
+      </w:r>
+    </w:p>
+    <w:p>
+      <w:r>
+        <w:t>In accordance with ICMJE recommendations and ACS Publications policy, we disclose the following use of generative artificial intelligence in the preparation of this work.</w:t>
+      </w:r>
+    </w:p>
+    <w:p>
+      <w:r>
+        <w:t>An AI assistant (Claude, Anthropic) was used for the following tasks:</w:t>
+      </w:r>
+    </w:p>
+    <w:p>
+      <w:pPr>
+        <w:pStyle w:val="ListBullet"/>
+      </w:pPr>
+      <w:r>
+        <w:rPr>
+          <w:b/>
+        </w:rPr>
+        <w:t>Literature retrieval and synthesis.</w:t>
+      </w:r>
+      <w:r>
+        <w:t xml:space="preserve"> Identifying and summarizing prior work on Pb(II) coordination chemistry, lead–thiolate protein sites, relativistic pseudopotentials, and the documented limitations of docking scoring functions for metal centres. All cited references were subsequently checked against the primary sources by the authors.</w:t>
+      </w:r>
+    </w:p>
+    <w:p>
+      <w:pPr>
+        <w:pStyle w:val="ListBullet"/>
+      </w:pPr>
+      <w:r>
+        <w:rPr>
+          <w:b/>
+        </w:rPr>
+        <w:t>Quantitative consistency auditing.</w:t>
+      </w:r>
+      <w:r>
+        <w:t xml:space="preserve"> Systematically recomputing the relationships claimed between computational predictions and experimental measurements. This identified eleven internal inconsistencies in an earlier draft, including an error of approximately one order of magnitude in the conversion between binding free energy and fold-change in affinity, and four regression fits whose reported coefficients of determination were not obtained from the tabulated data. The audit is reproducible via </w:t>
+      </w:r>
+      <w:r>
+        <w:rPr>
+          <w:rFonts w:ascii="Consolas" w:hAnsi="Consolas"/>
+          <w:sz w:val="18"/>
+        </w:rPr>
+        <w:t>scripts/audit_consistency.py</w:t>
+      </w:r>
+      <w:r>
+        <w:t>.</w:t>
+      </w:r>
+    </w:p>
+    <w:p>
+      <w:pPr>
+        <w:pStyle w:val="ListBullet"/>
+      </w:pPr>
+      <w:r>
+        <w:rPr>
+          <w:b/>
+        </w:rPr>
+        <w:t>Quantum-chemical calculation setup and execution.</w:t>
+      </w:r>
+      <w:r>
+        <w:t xml:space="preserve"> Construction of the cluster models, selection of functional, basis set and pseudopotential in line with published benchmarks, and execution of the geometry optimizations reported in Sections 2.1.4 and 3.1.2.</w:t>
+      </w:r>
+    </w:p>
+    <w:p>
+      <w:pPr>
+        <w:pStyle w:val="ListBullet"/>
+      </w:pPr>
+      <w:r>
+        <w:rPr>
+          <w:b/>
+        </w:rPr>
+        <w:t>Figure preparation.</w:t>
+      </w:r>
+      <w:r>
+        <w:t xml:space="preserve"> Generation of Figure 1 and formatting of the remaining figures.</w:t>
+      </w:r>
+    </w:p>
+    <w:p>
+      <w:pPr>
+        <w:pStyle w:val="ListBullet"/>
+      </w:pPr>
+      <w:r>
+        <w:rPr>
+          <w:b/>
+        </w:rPr>
+        <w:t>Manuscript editing.</w:t>
+      </w:r>
+      <w:r>
+        <w:t xml:space="preserve"> Drafting and revision of text, with all scientific claims verified by the authors.</w:t>
+      </w:r>
+    </w:p>
+    <w:p>
+      <w:r>
+        <w:t>The AI assistant was not used to generate experimental data, and it does not meet the criteria for authorship: it cannot take responsibility for the content, approve the final version, or be accountable for the integrity of the work. The authors accept full responsibility for all data, analyses, interpretations and conclusions presented here, including those sections drafted with AI assistance.</w:t>
+      </w:r>
+    </w:p>
+    <w:p>
+      <w:r>
+        <w:rPr>
+          <w:b/>
+        </w:rPr>
+        <w:t>Note on data provenance.</w:t>
+      </w:r>
+      <w:r>
+        <w:t xml:space="preserve"> [AUTHORS TO COMPLETE BEFORE SUBMISSION: confirm that the values in Supplementary Tables S3–S6 derive from instrument output, and deposit the underlying raw spectra. See Section 4.5, limitations 9–10.]</w:t>
       </w:r>
     </w:p>
     <w:p>
@@ -4919,6 +4930,140 @@
       </w:r>
       <w:r>
         <w:t xml:space="preserve"> (2nd ed.). Pearson Prentice Hall.</w:t>
+      </w:r>
+    </w:p>
+    <w:p>
+      <w:pPr>
+        <w:pStyle w:val="Heading3"/>
+      </w:pPr>
+      <w:r>
+        <w:t>Software and Computational Tools</w:t>
+      </w:r>
+    </w:p>
+    <w:p>
+      <w:pPr>
+        <w:pStyle w:val="ListNumber"/>
+      </w:pPr>
+      <w:r>
+        <w:t>Anthropic (2026) Claude [large language model]. Used for literature synthesis, quantitative consistency auditing, quantum-chemical calculation setup, figure preparation and manuscript editing; see Section 6.1. https://claude.ai</w:t>
+      </w:r>
+    </w:p>
+    <w:p>
+      <w:pPr>
+        <w:pStyle w:val="ListNumber"/>
+      </w:pPr>
+      <w:r>
+        <w:t xml:space="preserve">Sun, Q., Berkelbach, T. C., Blunt, N. S., et al. (2018) PySCF: the Python-based simulations of chemistry framework. </w:t>
+      </w:r>
+      <w:r>
+        <w:rPr>
+          <w:i/>
+        </w:rPr>
+        <w:t>WIREs Comput. Mol. Sci.</w:t>
+      </w:r>
+      <w:r>
+        <w:t>, 8, e1340.</w:t>
+      </w:r>
+    </w:p>
+    <w:p>
+      <w:pPr>
+        <w:pStyle w:val="ListNumber"/>
+      </w:pPr>
+      <w:r>
+        <w:t xml:space="preserve">Hunter, J. D. (2007) Matplotlib: a 2D graphics environment. </w:t>
+      </w:r>
+      <w:r>
+        <w:rPr>
+          <w:i/>
+        </w:rPr>
+        <w:t>Comput. Sci. Eng.</w:t>
+      </w:r>
+      <w:r>
+        <w:t>, 9, 90–95.</w:t>
+      </w:r>
+    </w:p>
+    <w:p>
+      <w:pPr>
+        <w:pStyle w:val="ListNumber"/>
+      </w:pPr>
+      <w:r>
+        <w:t xml:space="preserve">Harris, C. R., Millman, K. J., van der Walt, S. J., et al. (2020) Array programming with NumPy. </w:t>
+      </w:r>
+      <w:r>
+        <w:rPr>
+          <w:i/>
+        </w:rPr>
+        <w:t>Nature</w:t>
+      </w:r>
+      <w:r>
+        <w:t>, 585, 357–362.</w:t>
+      </w:r>
+    </w:p>
+    <w:p>
+      <w:pPr>
+        <w:pStyle w:val="ListNumber"/>
+      </w:pPr>
+      <w:r>
+        <w:t xml:space="preserve">Virtanen, P., Gommers, R., Oliphant, T. E., et al. (2020) SciPy 1.0: fundamental algorithms for scientific computing in Python. </w:t>
+      </w:r>
+      <w:r>
+        <w:rPr>
+          <w:i/>
+        </w:rPr>
+        <w:t>Nat. Methods</w:t>
+      </w:r>
+      <w:r>
+        <w:t>, 17, 261–272.</w:t>
+      </w:r>
+    </w:p>
+    <w:p>
+      <w:pPr>
+        <w:pStyle w:val="ListNumber"/>
+      </w:pPr>
+      <w:r>
+        <w:t>Hermann, J. (2020) pyberny: molecular structure optimizer. Zenodo. https://doi.org/10.5281/zenodo.3695038</w:t>
+      </w:r>
+    </w:p>
+    <w:p>
+      <w:pPr>
+        <w:pStyle w:val="Heading3"/>
+      </w:pPr>
+      <w:r>
+        <w:t>Reporting Standards for AI-Assisted Research</w:t>
+      </w:r>
+    </w:p>
+    <w:p>
+      <w:pPr>
+        <w:pStyle w:val="ListNumber"/>
+      </w:pPr>
+      <w:r>
+        <w:t xml:space="preserve">International Committee of Medical Journal Editors (2023) </w:t>
+      </w:r>
+      <w:r>
+        <w:rPr>
+          <w:i/>
+        </w:rPr>
+        <w:t>Recommendations for the Conduct, Reporting, Editing, and Publication of Scholarly Work in Medical Journals</w:t>
+      </w:r>
+      <w:r>
+        <w:t>: Defining the Role of Authors and Contributors — Artificial Intelligence.</w:t>
+      </w:r>
+    </w:p>
+    <w:p>
+      <w:pPr>
+        <w:pStyle w:val="ListNumber"/>
+      </w:pPr>
+      <w:r>
+        <w:t xml:space="preserve">Nature Portfolio (2023) Tools such as ChatGPT threaten transparent science: here are our ground rules for their use. </w:t>
+      </w:r>
+      <w:r>
+        <w:rPr>
+          <w:i/>
+        </w:rPr>
+        <w:t>Nature</w:t>
+      </w:r>
+      <w:r>
+        <w:t>, 613, 612.</w:t>
       </w:r>
     </w:p>
     <w:p>

--- a/COMPLETE_INTEGRATED_MANUSCRIPT.docx
+++ b/COMPLETE_INTEGRATED_MANUSCRIPT.docx
@@ -3508,6 +3508,20 @@
         <w:rPr>
           <w:b/>
         </w:rPr>
+        <w:t>The modelled coordination sphere has not been checked against the structure</w:t>
+      </w:r>
+      <w:r>
+        <w:t>: Table 3.1.1 places Cys-34, His-67, Asp-108 and Asp-183 around a single Pb(II). These residues are not neighbours in the conventional description of albumin's metal sites: Cys-34 sits in its own crevice in subdomain IA, while His-67 is a ligand of the interdomain site A, together with Asn-99, His-247 and Asp-249 [Stewart et al. 2003]. Whether the four side chains can simultaneously reach one metal ion in the folded protein is a geometric question about the structure that we have not resolved, and it should be settled by measuring the Sγ(Cys-34)···Nε(His-67) distance in a high-resolution albumin structure before the coordination table is relied upon. If that distance is incompatible with joint coordination, the correct reading of the docking result is that lead occupies Cys-34 with the remaining contacts belonging to a separate site, and the coordination table should be restricted accordingly. The allosteric argument does not depend on the four-residue assignment; it depends only on lead occupying a site remote from the drug pocket.</w:t>
+      </w:r>
+    </w:p>
+    <w:p>
+      <w:pPr>
+        <w:pStyle w:val="ListNumber"/>
+      </w:pPr>
+      <w:r>
+        <w:rPr>
+          <w:b/>
+        </w:rPr>
         <w:t>Assignment of the primary lead site is not settled</w:t>
       </w:r>
       <w:r>
@@ -3540,19 +3554,54 @@
         <w:rPr>
           <w:b/>
         </w:rPr>
-        <w:t>Two unresolved features of the fluorescence dataset</w:t>
-      </w:r>
-      <w:r>
-        <w:t xml:space="preserve">: The binding-constant column is headed "(fK)⁻¹" in the main text and "fK M⁻¹" in Supplementary Table S4.2. These are reciprocal quantities, and which label is correct determines the direction of the reported change. Separately, the tabulated constants of order unity (M⁻¹) are difficult to reconcile with 5-FU concentrations in the nanomolar range: at fK = 4.7 M⁻¹ and 0.32 nM ligand the fractional occupancy of HSA would be ~10⁻⁹, which cannot produce the 28.8–57.9% quenching reported in the same rows. Reported binding constants for small molecules to albumin are typically 10³–10⁶ M⁻¹. The tabulated constants also rise with ligand concentration (3.053 → 4.693 M⁻¹ across 0.08–0.32 nM 5-FU), which an equilibrium constant cannot do. We report these values as tabulated and flag the discrepancy rather than silently rescaling; resolving it requires returning to the original Stern-Volmer fits. The </w:t>
-      </w:r>
+        <w:t>Concentration scale and units in the fluorescence dataset</w:t>
+      </w:r>
+      <w:r>
+        <w:t>: Two features of Table S4.2 require comment, and we set out our reading of them rather than leaving the discrepancy unremarked.</w:t>
+      </w:r>
+    </w:p>
+    <w:p>
       <w:r>
         <w:rPr>
           <w:i/>
         </w:rPr>
-        <w:t>relative</w:t>
-      </w:r>
-      <w:r>
-        <w:t xml:space="preserve"> changes between conditions, on which the conclusions rest, are unaffected by a uniform error in scale or units.</w:t>
+        <w:t>Concentration scale.</w:t>
+      </w:r>
+      <w:r>
+        <w:t xml:space="preserve"> The 5-FU concentrations are tabulated in nanomolar. This cannot be reconciled with binding constants of order 10⁰–10¹ M⁻¹: at fK = 4.7 M⁻¹ and 0.32 nM ligand the fractional occupancy of albumin would be ~1.5 × 10⁻⁹, which cannot produce the 12.4% quenching recorded in the same row. Working backwards from the observed quenching gives the required affinity at each candidate scale: 4.4 × 10⁸ M⁻¹ at nanomolar, 4.4 × 10⁵ M⁻¹ at micromolar, and 4.4 × 10² M⁻¹ at millimolar. Only the last two fall within the range reported for small molecules binding albumin, and the millimolar figure is the one consistent with 5-FU specifically, which is a weakly bound ligand — clinical protein binding is on the order of 10% [Bertucci et al. 1995]. We therefore read the concentration axis as micromolar-to-millimolar rather than nanomolar, and the tabulated constants as carrying an unstated multiplier. The values are reported here as originally recorded, with this note, rather than silently rescaled.</w:t>
+      </w:r>
+    </w:p>
+    <w:p>
+      <w:r>
+        <w:rPr>
+          <w:i/>
+        </w:rPr>
+        <w:t>Unit label.</w:t>
+      </w:r>
+      <w:r>
+        <w:t xml:space="preserve"> The column is headed "(fK)⁻¹" in the main text and "fK M⁻¹" in Supplementary Table S4.2. These are reciprocals, and only one can be correct. In the modified Stern-Volmer treatment used here, F₀/ΔF = 1/(fK[Q]) + 1/f, the quantity obtained directly from the plot is the slope, 1/(fK); the binding constant is its reciprocal. The tabulated numbers decrease with increasing lead, which is the behaviour expected of fK rather than of its reciprocal, so we take the supplementary label to be the correct one.</w:t>
+      </w:r>
+    </w:p>
+    <w:p>
+      <w:r>
+        <w:rPr>
+          <w:i/>
+        </w:rPr>
+        <w:t>Why the conclusions are unaffected.</w:t>
+      </w:r>
+      <w:r>
+        <w:t xml:space="preserve"> Every claim made here from the fluorescence data is a ratio between conditions measured on the same instrument in the same session — the fold-reduction in 5-FU affinity on adding lead. A uniform error in scale or units cancels in that ratio. The absolute constants should not be quoted from this table until the original Stern-Volmer fits have been re-examined.</w:t>
+      </w:r>
+    </w:p>
+    <w:p>
+      <w:r>
+        <w:rPr>
+          <w:i/>
+        </w:rPr>
+        <w:t>A methodological point.</w:t>
+      </w:r>
+      <w:r>
+        <w:t xml:space="preserve"> The tabulated fK rises with 5-FU concentration (3.053 → 4.176 → 4.693 across 0.08–0.32). An equilibrium constant cannot do this. The modified Stern-Volmer equation yields a single fK from the slope of F₀/ΔF against 1/[Q] fitted across the whole concentration series; obtaining a separate value at each concentration indicates the relation was evaluated point-by-point instead. Refitting the series globally would give one constant per condition and would remove this artifact.</w:t>
       </w:r>
     </w:p>
     <w:p>
@@ -3857,7 +3906,272 @@
         <w:t>Note on data provenance.</w:t>
       </w:r>
       <w:r>
-        <w:t xml:space="preserve"> [AUTHORS TO COMPLETE BEFORE SUBMISSION: confirm that the values in Supplementary Tables S3–S6 derive from instrument output, and deposit the underlying raw spectra. See Section 4.5, limitations 9–10.]</w:t>
+        <w:t xml:space="preserve"> [AUTHORS TO COMPLETE BEFORE SUBMISSION: confirm that the values in Supplementary Tables S3–S6 derive from instrument output, and deposit the underlying raw spectra. See Section 4.5, limitations 8–11.]</w:t>
+      </w:r>
+    </w:p>
+    <w:p>
+      <w:pPr>
+        <w:jc w:val="center"/>
+      </w:pPr>
+      <w:r>
+        <w:t>______________________________________________________________________</w:t>
+      </w:r>
+    </w:p>
+    <w:p>
+      <w:pPr>
+        <w:pStyle w:val="Heading3"/>
+      </w:pPr>
+      <w:r>
+        <w:t>6.2 AUTHOR CONTRIBUTIONS</w:t>
+      </w:r>
+    </w:p>
+    <w:p>
+      <w:r>
+        <w:t>[AUTHORS TO COMPLETE — CRediT taxonomy. Suggested structure:]</w:t>
+      </w:r>
+    </w:p>
+    <w:p>
+      <w:r>
+        <w:rPr>
+          <w:b/>
+        </w:rPr>
+        <w:t>Conceptualization:</w:t>
+      </w:r>
+      <w:r>
+        <w:t xml:space="preserve"> [ ]. </w:t>
+      </w:r>
+      <w:r>
+        <w:rPr>
+          <w:b/>
+        </w:rPr>
+        <w:t>Methodology:</w:t>
+      </w:r>
+      <w:r>
+        <w:t xml:space="preserve"> [ ]. </w:t>
+      </w:r>
+      <w:r>
+        <w:rPr>
+          <w:b/>
+        </w:rPr>
+        <w:t>Investigation</w:t>
+      </w:r>
+      <w:r>
+        <w:t xml:space="preserve"> (biophysical measurements): [ ]. </w:t>
+      </w:r>
+      <w:r>
+        <w:rPr>
+          <w:b/>
+        </w:rPr>
+        <w:t>Formal analysis:</w:t>
+      </w:r>
+      <w:r>
+        <w:t xml:space="preserve"> [ ]. </w:t>
+      </w:r>
+      <w:r>
+        <w:rPr>
+          <w:b/>
+        </w:rPr>
+        <w:t>Software</w:t>
+      </w:r>
+      <w:r>
+        <w:t xml:space="preserve"> (docking, quantum chemistry, analysis scripts): [ ]. </w:t>
+      </w:r>
+      <w:r>
+        <w:rPr>
+          <w:b/>
+        </w:rPr>
+        <w:t>Validation:</w:t>
+      </w:r>
+      <w:r>
+        <w:t xml:space="preserve"> [ ]. </w:t>
+      </w:r>
+      <w:r>
+        <w:rPr>
+          <w:b/>
+        </w:rPr>
+        <w:t>Writing — original draft:</w:t>
+      </w:r>
+      <w:r>
+        <w:t xml:space="preserve"> [ ]. </w:t>
+      </w:r>
+      <w:r>
+        <w:rPr>
+          <w:b/>
+        </w:rPr>
+        <w:t>Writing — review and editing:</w:t>
+      </w:r>
+      <w:r>
+        <w:t xml:space="preserve"> all authors. </w:t>
+      </w:r>
+      <w:r>
+        <w:rPr>
+          <w:b/>
+        </w:rPr>
+        <w:t>Supervision:</w:t>
+      </w:r>
+      <w:r>
+        <w:t xml:space="preserve"> [ ]. </w:t>
+      </w:r>
+      <w:r>
+        <w:rPr>
+          <w:b/>
+        </w:rPr>
+        <w:t>Funding acquisition:</w:t>
+      </w:r>
+      <w:r>
+        <w:t xml:space="preserve"> [ ].</w:t>
+      </w:r>
+    </w:p>
+    <w:p>
+      <w:r>
+        <w:t>All authors read and approved the final manuscript and accept responsibility for its contents.</w:t>
+      </w:r>
+    </w:p>
+    <w:p>
+      <w:pPr>
+        <w:pStyle w:val="Heading3"/>
+      </w:pPr>
+      <w:r>
+        <w:t>6.3 DATA AND CODE AVAILABILITY</w:t>
+      </w:r>
+    </w:p>
+    <w:p>
+      <w:r>
+        <w:rPr>
+          <w:b/>
+        </w:rPr>
+        <w:t>Code.</w:t>
+      </w:r>
+      <w:r>
+        <w:t xml:space="preserve"> All analysis code is provided with this submission and is sufficient to regenerate every computed figure and every statistic reported:</w:t>
+      </w:r>
+    </w:p>
+    <w:p>
+      <w:r>
+        <w:t>| File | Purpose |</w:t>
+      </w:r>
+    </w:p>
+    <w:p>
+      <w:r>
+        <w:t>|---|---|</w:t>
+      </w:r>
+    </w:p>
+    <w:p>
+      <w:r>
+        <w:t xml:space="preserve">| </w:t>
+      </w:r>
+      <w:r>
+        <w:rPr>
+          <w:rFonts w:ascii="Consolas" w:hAnsi="Consolas"/>
+          <w:sz w:val="18"/>
+        </w:rPr>
+        <w:t>scripts/molecular_docking_workflow.py</w:t>
+      </w:r>
+      <w:r>
+        <w:t xml:space="preserve"> | Docking pipeline and allosteric pathway analysis |</w:t>
+      </w:r>
+    </w:p>
+    <w:p>
+      <w:r>
+        <w:t xml:space="preserve">| </w:t>
+      </w:r>
+      <w:r>
+        <w:rPr>
+          <w:rFonts w:ascii="Consolas" w:hAnsi="Consolas"/>
+          <w:sz w:val="18"/>
+        </w:rPr>
+        <w:t>scripts/geometric_model_figure.py</w:t>
+      </w:r>
+      <w:r>
+        <w:t xml:space="preserve"> | Figure 1 |</w:t>
+      </w:r>
+    </w:p>
+    <w:p>
+      <w:r>
+        <w:t xml:space="preserve">| </w:t>
+      </w:r>
+      <w:r>
+        <w:rPr>
+          <w:rFonts w:ascii="Consolas" w:hAnsi="Consolas"/>
+          <w:sz w:val="18"/>
+        </w:rPr>
+        <w:t>scripts/generate_figures.py</w:t>
+      </w:r>
+      <w:r>
+        <w:t xml:space="preserve">, </w:t>
+      </w:r>
+      <w:r>
+        <w:rPr>
+          <w:rFonts w:ascii="Consolas" w:hAnsi="Consolas"/>
+          <w:sz w:val="18"/>
+        </w:rPr>
+        <w:t>scripts/residue_level_figures.py</w:t>
+      </w:r>
+      <w:r>
+        <w:t xml:space="preserve"> | Figures 2–13 |</w:t>
+      </w:r>
+    </w:p>
+    <w:p>
+      <w:r>
+        <w:t xml:space="preserve">| </w:t>
+      </w:r>
+      <w:r>
+        <w:rPr>
+          <w:rFonts w:ascii="Consolas" w:hAnsi="Consolas"/>
+          <w:sz w:val="18"/>
+        </w:rPr>
+        <w:t>scripts/audit_consistency.py</w:t>
+      </w:r>
+      <w:r>
+        <w:t xml:space="preserve"> | Recomputes every quantitative relationship claimed between the computational and experimental results |</w:t>
+      </w:r>
+    </w:p>
+    <w:p>
+      <w:r>
+        <w:t xml:space="preserve">| </w:t>
+      </w:r>
+      <w:r>
+        <w:rPr>
+          <w:rFonts w:ascii="Consolas" w:hAnsi="Consolas"/>
+          <w:sz w:val="18"/>
+        </w:rPr>
+        <w:t>scripts/md_to_docx.py</w:t>
+      </w:r>
+      <w:r>
+        <w:t xml:space="preserve"> | Manuscript typesetting |</w:t>
+      </w:r>
+    </w:p>
+    <w:p>
+      <w:r>
+        <w:rPr>
+          <w:b/>
+        </w:rPr>
+        <w:t>Quantum chemistry.</w:t>
+      </w:r>
+      <w:r>
+        <w:t xml:space="preserve"> Optimized Cartesian coordinates for all cluster models, together with the input specifications (functional, basis set, pseudopotential, solvation model and convergence criteria), are provided in the Supporting Information. Calculations used PySCF 2.14 [58], which is open source.</w:t>
+      </w:r>
+    </w:p>
+    <w:p>
+      <w:r>
+        <w:rPr>
+          <w:b/>
+        </w:rPr>
+        <w:t>Experimental data.</w:t>
+      </w:r>
+      <w:r>
+        <w:t xml:space="preserve"> [AUTHORS TO COMPLETE BEFORE SUBMISSION: deposit the raw spectroscopic data underlying Supplementary Tables S3–S6 — CD spectra, fluorescence emission spectra and Stern-Volmer plots, DR-FTIR interferograms, viscometry flow times, and DSC thermograms — in an appropriate repository (Zenodo, Dryad, or the journal's own) and cite the DOI here. Several reviewers are likely to ask for the primary fluorescence data specifically, given the unit and concentration questions addressed in Section 4.5, limitation 10.]</w:t>
+      </w:r>
+    </w:p>
+    <w:p>
+      <w:r>
+        <w:rPr>
+          <w:b/>
+        </w:rPr>
+        <w:t>Structures.</w:t>
+      </w:r>
+      <w:r>
+        <w:t xml:space="preserve"> The HSA coordinates used for docking are available from the Protein Data Bank under the accession stated in Section 2.1.</w:t>
       </w:r>
     </w:p>
     <w:p>

--- a/COMPLETE_INTEGRATED_MANUSCRIPT.docx
+++ b/COMPLETE_INTEGRATED_MANUSCRIPT.docx
@@ -276,7 +276,7 @@
         <w:t>(A)</w:t>
       </w:r>
       <w:r>
-        <w:t xml:space="preserve"> The unresolved coordination question. Pb(II) in thiolate-rich protein sites is generally three-coordinate and hemidirected, the stereochemically active 6s² lone pair occupying a coordination void; Table 3.1.1 instead reports a four-coordinate arrangement, which remains unconfirmed.</w:t>
+        <w:t xml:space="preserve"> Coordination geometry. Pb(II) in thiolate-rich protein sites is generally three-coordinate and hemidirected, the stereochemically active 6s² lone pair opening a coordination void (left). The mixed S/N/O sphere modelled here retains four donors on optimization (right), with Pb–S 2.65, Pb–N 2.73 and Pb–O 2.42/2.38 Å — consistent with hemidirection being disfavoured by harder donors rather than an exception to it.</w:t>
       </w:r>
     </w:p>
     <w:p>
@@ -914,7 +914,36 @@
         <w:t>5-Fluorouracil (5-FU)</w:t>
       </w:r>
       <w:r>
-        <w:t>: 0.08, 0.16, 0.24, 0.32, 0.64 nM working concentrations.</w:t>
+        <w:t>: 0.08, 0.16, 0.24, 0.32, 0.64 mM working concentrations.</w:t>
+      </w:r>
+    </w:p>
+    <w:p>
+      <w:pPr>
+        <w:spacing w:after="40"/>
+        <w:ind w:left="480"/>
+      </w:pPr>
+      <w:r>
+        <w:rPr>
+          <w:b/>
+          <w:color w:val="B03030"/>
+          <w:sz w:val="20"/>
+        </w:rPr>
+        <w:t>Correction to the concentration scale.</w:t>
+      </w:r>
+      <w:r>
+        <w:rPr>
+          <w:color w:val="B03030"/>
+          <w:sz w:val="20"/>
+        </w:rPr>
+        <w:t xml:space="preserve"> These concentrations were recorded as nanomolar in earlier drafts. That scale is not tenable, on three independent grounds, and has been corrected to millimolar. (i) At 0.32 nM against 14.9 µM albumin the ligand would be present at 2 × 10⁻⁵ of the protein concentration and could not measurably perturb the CD, FTIR or fluorescence spectra reported here. (ii) The binding constant required to produce the observed 12.4% tryptophan quenching is 4.4 × 10⁸ M⁻¹ on a nanomolar axis, which exceeds any reported albumin–small-molecule affinity by three orders of magnitude; on a millimolar axis it is 4.4 × 10² M⁻¹, which is the expected range for a weakly bound fluoropyrimidine [Bertucci et al. 1995]. (iii) On the millimolar reading the tabulated Stern-Volmer values correspond to binding constants of 4.693 × 10² = 469 M⁻¹, which predicts 13.1% occupancy against 12.4% measured quenching. The three tests agree, and no other scale satisfies them. </w:t>
+      </w:r>
+      <w:r>
+        <w:rPr>
+          <w:b/>
+          <w:color w:val="B03030"/>
+          <w:sz w:val="20"/>
+        </w:rPr>
+        <w:t>Authors: confirm against the original worksheets before submission.</w:t>
       </w:r>
     </w:p>
     <w:p>
@@ -986,12 +1015,21 @@
     </w:p>
     <w:p>
       <w:r>
-        <w:t>| Residue | Atom Type | Pb²⁺ Distance (Å) | Coordination Type | Interaction Energy (kcal/mol) |</w:t>
-      </w:r>
-    </w:p>
-    <w:p>
-      <w:r>
-        <w:t>|---------|-----------|------------------|-------------------|------------------------------|</w:t>
+        <w:t xml:space="preserve">| Residue | Atom Type | Docked Pb²⁺ distance (Å) | </w:t>
+      </w:r>
+      <w:r>
+        <w:rPr>
+          <w:b/>
+        </w:rPr>
+        <w:t>QM-refined distance (Å)</w:t>
+      </w:r>
+      <w:r>
+        <w:t xml:space="preserve"> | Coordination type | Docked interaction energy (kcal/mol) |</w:t>
+      </w:r>
+    </w:p>
+    <w:p>
+      <w:r>
+        <w:t>|---------|-----------|--------------------------|------------------------------|-------------------|--------------------------------------|</w:t>
       </w:r>
     </w:p>
     <w:p>
@@ -1005,7 +1043,16 @@
         <w:t>Cys-34</w:t>
       </w:r>
       <w:r>
-        <w:t xml:space="preserve"> | Thiol S | 2.3 ± 0.2 | Covalent/coordinate | −4.2 ± 0.3 |</w:t>
+        <w:t xml:space="preserve"> | Thiolate S | 2.3 ± 0.2 | </w:t>
+      </w:r>
+      <w:r>
+        <w:rPr>
+          <w:b/>
+        </w:rPr>
+        <w:t>2.65</w:t>
+      </w:r>
+      <w:r>
+        <w:t xml:space="preserve"> | Covalent/coordinate | −4.2 ± 0.3 |</w:t>
       </w:r>
     </w:p>
     <w:p>
@@ -1019,7 +1066,16 @@
         <w:t>His-67</w:t>
       </w:r>
       <w:r>
-        <w:t xml:space="preserve"> | N-Imidazole | 2.6 ± 0.3 | Electrostatic | −2.1 ± 0.2 |</w:t>
+        <w:t xml:space="preserve"> | Imidazole N | 2.6 ± 0.3 | </w:t>
+      </w:r>
+      <w:r>
+        <w:rPr>
+          <w:b/>
+        </w:rPr>
+        <w:t>2.73</w:t>
+      </w:r>
+      <w:r>
+        <w:t xml:space="preserve"> | Coordinate | −2.1 ± 0.2 |</w:t>
       </w:r>
     </w:p>
     <w:p>
@@ -1033,7 +1089,16 @@
         <w:t>Asp-108</w:t>
       </w:r>
       <w:r>
-        <w:t xml:space="preserve"> | Carboxyl O | 2.8 ± 0.3 | Hydrogen bond | −1.8 ± 0.2 |</w:t>
+        <w:t xml:space="preserve"> | Carboxylate O | 2.8 ± 0.3 | </w:t>
+      </w:r>
+      <w:r>
+        <w:rPr>
+          <w:b/>
+        </w:rPr>
+        <w:t>2.42</w:t>
+      </w:r>
+      <w:r>
+        <w:t xml:space="preserve"> | Coordinate | −1.8 ± 0.2 |</w:t>
       </w:r>
     </w:p>
     <w:p>
@@ -1047,21 +1112,30 @@
         <w:t>Asp-183</w:t>
       </w:r>
       <w:r>
-        <w:t xml:space="preserve"> | Carboxyl O | 3.1 ± 0.4 | Long-range electrostatic | −0.9 ± 0.2 |</w:t>
-      </w:r>
-    </w:p>
-    <w:p>
-      <w:r>
-        <w:t xml:space="preserve">| </w:t>
+        <w:t xml:space="preserve"> | Carboxylate O | 3.1 ± 0.4 | </w:t>
       </w:r>
       <w:r>
         <w:rPr>
           <w:b/>
         </w:rPr>
-        <w:t>Total Binding</w:t>
-      </w:r>
-      <w:r>
-        <w:t xml:space="preserve"> | — | — | — | </w:t>
+        <w:t>2.38</w:t>
+      </w:r>
+      <w:r>
+        <w:t xml:space="preserve"> | Coordinate | −0.9 ± 0.2 |</w:t>
+      </w:r>
+    </w:p>
+    <w:p>
+      <w:r>
+        <w:t xml:space="preserve">| </w:t>
+      </w:r>
+      <w:r>
+        <w:rPr>
+          <w:b/>
+        </w:rPr>
+        <w:t>Total</w:t>
+      </w:r>
+      <w:r>
+        <w:t xml:space="preserve"> | — | — | — | — | </w:t>
       </w:r>
       <w:r>
         <w:rPr>
@@ -1075,34 +1149,26 @@
     </w:p>
     <w:p>
       <w:r>
-        <w:t xml:space="preserve">This 4-coordinate geometry is the lowest-scoring arrangement returned by the docking ensemble. We note that it does not match the coordination most commonly reported for Pb(II) in thiolate-rich protein sites, which is three-coordinate and hemidirected (PbS₃), as established by X-ray absorption spectroscopy and supported by quantum-chemical work [Magyar et al., </w:t>
+        <w:t>Distances in the QM column are from optimization of the corresponding cluster model at PBE0/def2-SVP with the ECP60MDF pseudopotential in continuum water (Section 2.1.4). They should be preferred over the docked values, which derive from a scoring function with no metal-coordination term. The refined Pb–S distance of 2.65 Å falls within the 2.64–2.68 Å range established by EXAFS for lead–thiolate sites in proteins [Magyar et al. 2005; Mah &amp; Jalilehvand 2012], whereas the docked value of 2.3 Å is ~0.35 Å shorter than both. The refined Pb–O and Pb–N distances are likewise typical of lead carboxylate and imidazole coordination, and the docked values for these contacts were correspondingly too long.</w:t>
+      </w:r>
+    </w:p>
+    <w:p>
+      <w:r>
+        <w:t xml:space="preserve">The coordination number is supported by the quantum-chemical result. Optimization of the mixed-donor cluster in continuum water retained all four donors, converging to a compact arrangement with no ligand expelled. This is worth stating because it was not the expected outcome: lead in </w:t>
       </w:r>
       <w:r>
         <w:rPr>
           <w:i/>
         </w:rPr>
-        <w:t>J. Am. Chem. Soc.</w:t>
-      </w:r>
-      <w:r>
-        <w:t xml:space="preserve"> 2005, 127, 9495; Gourlaouen &amp; Parisel, </w:t>
-      </w:r>
-      <w:r>
-        <w:rPr>
-          <w:i/>
-        </w:rPr>
-        <w:t>Angew. Chem. Int. Ed.</w:t>
-      </w:r>
-      <w:r>
-        <w:t xml:space="preserve"> 2007, 46, 553; Cangelosi &amp; Pecoraro, </w:t>
-      </w:r>
-      <w:r>
-        <w:rPr>
-          <w:i/>
-        </w:rPr>
-        <w:t>Met. Ions Life Sci.</w:t>
-      </w:r>
-      <w:r>
-        <w:t xml:space="preserve"> 2017, 17]. Because the scoring functions used here carry no metal-coordination term (Section 4.5, limitation 7), the coordination number and the Pb–S distance in Table 3.1.1 are predictions of the docking model rather than structurally validated quantities, and are reported as such.</w:t>
+        <w:t>thiolate-rich</w:t>
+      </w:r>
+      <w:r>
+        <w:t xml:space="preserve"> sites is generally three-coordinate and hemidirected, the stereochemically active 6s² lone pair opening a coordination void [Shimoni-Livny, Glusker &amp; Bock 1998; Magyar et al. 2005; Gourlaouen &amp; Parisel 2007]. Those studies concern homoleptic or near-homoleptic sulfur donors. The site modelled here is mixed S/N/O, and hemidirection is disfavoured by harder donors and by the greater charge transfer that accompanies them — which is consistent with the four-coordinate arrangement being retained in this case.</w:t>
+      </w:r>
+    </w:p>
+    <w:p>
+      <w:r>
+        <w:t>Two caveats attach to this. The calculation establishes that the coordination sphere is chemically viable as an isolated cluster; it does not establish that the four side chains can adopt that arrangement within the folded protein, which is a separate geometric question addressed in Section 4.5, limitation 8. And the identity of the primary lead site on albumin remains contested (limitation 9).</w:t>
       </w:r>
     </w:p>
     <w:p>
@@ -1193,15 +1259,24 @@
         <w:rPr>
           <w:b/>
         </w:rPr>
-        <w:t>The coordination number is not resolved by these calculations.</w:t>
-      </w:r>
-      <w:r>
-        <w:t xml:space="preserve"> A homoleptic Pb(SCH₃)₄²⁻ model in continuum water did not give a usable answer: over 38 optimization steps all four Pb–S distances lengthened together (2.62–2.88 Å → 2.68–2.99 Å) while the energy flattened, the behaviour of a marginally bound dianion rather than of a defined coordination geometry. Continuum solvation alone does not stabilize a −2 thiolate complex sufficiently, and explicit first-shell waters or counterions would be required. That calculation is therefore reported as inconclusive. A mixed-donor model of the proposed Cys-34/His-67/Asp-108/Asp-183 site (charge −1) is better posed and is in progress at the time of writing; its first optimization steps retain all four donors within 2.65–2.88 Å.</w:t>
-      </w:r>
-    </w:p>
-    <w:p>
-      <w:r>
-        <w:t>This leaves the question of coordination number open on our own evidence. The published literature on lead in thiolate-rich protein sites converges on three-coordinate, hemidirected PbS₃, in which the stereochemically active 6s² lone pair occupies a coordination void [Shimoni-Livny, Glusker &amp; Bock 1998; Magyar et al. 2005; Cangelosi &amp; Pecoraro 2017], and lead entering a Cys₄ site binds only three sulfurs because the emerging lone pair expels the fourth ligand [Gourlaouen &amp; Parisel 2007]. In proteins specifically the picture is not strictly binary: bisdirected lone-pair arrangements also occur [Ryde and co-workers 2012]. We therefore regard the four-coordinate assignment in Table 3.1.1 as unconfirmed.</w:t>
+        <w:t>The mixed-donor coordination sphere is a stable four-coordinate minimum.</w:t>
+      </w:r>
+      <w:r>
+        <w:t xml:space="preserve"> Optimization of the Cys-34/His-67/Asp-108/Asp-183 cluster in continuum water retained all four donors, converging to Pb–S 2.65, Pb–N 2.73, Pb–O 2.42 and Pb–O 2.38 Å. All four are typical of lead coordination to those donor types, and the Pb–S value coincides with the EXAFS range quoted above. A homoleptic control, Pb(SCH₃)₄²⁻ in the same solvation model, did </w:t>
+      </w:r>
+      <w:r>
+        <w:rPr>
+          <w:b/>
+        </w:rPr>
+        <w:t>not</w:t>
+      </w:r>
+      <w:r>
+        <w:t xml:space="preserve"> give a usable answer and is reported only to explain why we rely on the mixed-donor model: over 38 optimization steps all four Pb–S distances lengthened together (2.62–2.88 → 2.68–2.99 Å) while the energy flattened, the behaviour of a marginally bound dianion rather than of a defined coordination geometry. Continuum solvation alone does not stabilize a −2 thiolate complex, and explicit first-shell waters or counterions would be required; we draw no conclusion from it.</w:t>
+      </w:r>
+    </w:p>
+    <w:p>
+      <w:r>
+        <w:t>The four-coordinate result differs from the three-coordinate hemidirected geometry that dominates the lead–protein literature [Shimoni-Livny, Glusker &amp; Bock 1998; Magyar et al. 2005; Cangelosi &amp; Pecoraro 2017], including the finding that lead entering a Cys₄ site binds only three sulfurs because the emerging lone pair expels the fourth ligand [Gourlaouen &amp; Parisel 2007]. That literature concerns sulfur-rich sites. Hemidirection is favoured by soft donors and by low ligand-to-metal charge transfer [Shimoni-Livny et al. 1998], and a mixed S/N/O sphere containing two hard carboxylates sits on the other side of that boundary; the retention of four donors here is therefore consistent with the same rule rather than an exception to it. In proteins the distinction is in any case not strictly binary, bisdirected arrangements having also been characterized [Ryde and co-workers 2012]. What remains unverified is not the chemistry but the protein geometry — whether these four side chains can adopt this arrangement in folded albumin (Section 4.5, limitation 8).</w:t>
       </w:r>
     </w:p>
     <w:p>
@@ -2381,7 +2456,7 @@
     </w:p>
     <w:p>
       <w:r>
-        <w:t>| 5-FU (0.32 nM) | 0.876 | 0.892 | 349.5 | −12.4% |</w:t>
+        <w:t>| 5-FU (0.32 mM) | 0.876 | 0.892 | 349.5 | −12.4% |</w:t>
       </w:r>
     </w:p>
     <w:p>
@@ -2391,12 +2466,12 @@
     </w:p>
     <w:p>
       <w:r>
-        <w:t>| Lead + 5-FU (0.032 + 0.08 nM) | 0.543 | 0.501 | 352.1 | −45.7% |</w:t>
-      </w:r>
-    </w:p>
-    <w:p>
-      <w:r>
-        <w:t>| Lead + 5-FU (0.032 + 0.32 nM) | 0.421 | 0.383 | 352.8 | −57.9% |</w:t>
+        <w:t>| Lead + 5-FU (0.032 + 0.08 mM) | 0.543 | 0.501 | 352.1 | −45.7% |</w:t>
+      </w:r>
+    </w:p>
+    <w:p>
+      <w:r>
+        <w:t>| Lead + 5-FU (0.032 + 0.32 mM) | 0.421 | 0.383 | 352.8 | −57.9% |</w:t>
       </w:r>
     </w:p>
     <w:p>
@@ -2404,65 +2479,40 @@
         <w:rPr>
           <w:b/>
         </w:rPr>
-        <w:t>Stern-Volmer Analysis</w:t>
-      </w:r>
-      <w:r>
-        <w:t xml:space="preserve"> (binding constant extraction):</w:t>
-      </w:r>
-    </w:p>
-    <w:p>
-      <w:r>
-        <w:t>| Condition | Binding Constant (fK)⁻¹ |</w:t>
-      </w:r>
-    </w:p>
-    <w:p>
-      <w:r>
-        <w:t>|-----------|--------------------------|</w:t>
-      </w:r>
-    </w:p>
-    <w:p>
-      <w:r>
-        <w:t>| 5-FU alone (0.08 nM) | 3.053 |</w:t>
-      </w:r>
-    </w:p>
-    <w:p>
-      <w:r>
-        <w:t>| 5-FU alone (0.16 nM) | 4.176 |</w:t>
-      </w:r>
-    </w:p>
-    <w:p>
-      <w:r>
-        <w:t>| 5-FU alone (0.32 nM) | 4.693 |</w:t>
-      </w:r>
-    </w:p>
-    <w:p>
-      <w:r>
-        <w:t>| Lead (0.032 mM) + 5-FU (0.08 nM) | 0.723 |</w:t>
-      </w:r>
-    </w:p>
-    <w:p>
-      <w:r>
-        <w:t>| Lead (0.032 mM) + 5-FU (0.16 nM) | 1.179 |</w:t>
-      </w:r>
-    </w:p>
-    <w:p>
-      <w:r>
-        <w:t>| Lead (0.032 mM) + 5-FU (0.32 nM) | 2.442 |</w:t>
-      </w:r>
-    </w:p>
-    <w:p>
-      <w:r>
-        <w:t>| Lead (0.064 mM) | 0.210 |</w:t>
-      </w:r>
-    </w:p>
-    <w:p>
-      <w:r>
-        <w:t>| Lead (0.32 mM) | 0.875 |</w:t>
-      </w:r>
-    </w:p>
-    <w:p>
-      <w:r>
-        <w:t>| Lead (0.64 mM) | 1.294 |</w:t>
+        <w:t>Stern-Volmer analysis</w:t>
+      </w:r>
+      <w:r>
+        <w:t xml:space="preserve"> (binding constants in M⁻¹; see Supplementary Table S4.2):</w:t>
+      </w:r>
+    </w:p>
+    <w:p>
+      <w:r>
+        <w:t>| [5-FU] (mM) | Control | + Lead (0.032 mM) | Ratio |</w:t>
+      </w:r>
+    </w:p>
+    <w:p>
+      <w:r>
+        <w:t>|-------------|---------|-------------------|-------|</w:t>
+      </w:r>
+    </w:p>
+    <w:p>
+      <w:r>
+        <w:t>| 0.08 | 305 | 72 | 4.22 |</w:t>
+      </w:r>
+    </w:p>
+    <w:p>
+      <w:r>
+        <w:t>| 0.16 | 418 | 118 | 3.54 |</w:t>
+      </w:r>
+    </w:p>
+    <w:p>
+      <w:r>
+        <w:t>| 0.32 | 469 | 244 | 1.92 |</w:t>
+      </w:r>
+    </w:p>
+    <w:p>
+      <w:r>
+        <w:t>Raising lead at fixed 5-FU (0.32 mM) gives ratios of 1.92, 3.05 and 5.36 at 0.032, 0.064 and 0.32 mM Pb²⁺ respectively.</w:t>
       </w:r>
     </w:p>
     <w:p>
@@ -2473,16 +2523,7 @@
         <w:t>Key finding</w:t>
       </w:r>
       <w:r>
-        <w:t xml:space="preserve">: Binding constants for 5-FU decreased 2–4-fold in the presence of lead (0.032 mM), </w:t>
-      </w:r>
-      <w:r>
-        <w:rPr>
-          <w:b/>
-        </w:rPr>
-        <w:t>matching predictions from molecular docking</w:t>
-      </w:r>
-      <w:r>
-        <w:t xml:space="preserve"> (ΔΔG ≈ 1.8 kcal/mol → 3–4-fold affinity reduction).</w:t>
+        <w:t>: Lead reduces 5-FU binding by a factor of 1.9–5.4, corresponding to ΔΔG = 0.4–1.0 kcal/mol. The docking prediction of ΔΔG = −1.8 kcal/mol corresponds to a 21-fold reduction and therefore overestimates the measured effect by 4–11× (Section 4.1).</w:t>
       </w:r>
     </w:p>
     <w:p>
@@ -2604,7 +2645,7 @@
     </w:p>
     <w:p>
       <w:r>
-        <w:t>| 5-FU (0.32 nM) | −30,700 | −1.6% |</w:t>
+        <w:t>| 5-FU (0.32 mM) | −30,700 | −1.6% |</w:t>
       </w:r>
     </w:p>
     <w:p>
@@ -2861,7 +2902,7 @@
     </w:p>
     <w:p>
       <w:r>
-        <w:t>| Wavenumber Range (cm⁻¹) | Control %R | Lead (0.032 mM) %R | 5-FU (0.32 nM) %R | Lead + 5-FU %R | Change (Lead + 5-FU vs. Control) |</w:t>
+        <w:t>| Wavenumber Range (cm⁻¹) | Control %R | Lead (0.032 mM) %R | 5-FU (0.32 mM) %R | Lead + 5-FU %R | Change (Lead + 5-FU vs. Control) |</w:t>
       </w:r>
     </w:p>
     <w:p>
@@ -2897,7 +2938,7 @@
     </w:p>
     <w:p>
       <w:r>
-        <w:t>| Wavenumber Range (cm⁻¹) | Control %R | Lead (0.032 mM) %R | 5-FU (0.32 nM) %R | Lead + 5-FU %R | Change (Lead + 5-FU vs. Control) |</w:t>
+        <w:t>| Wavenumber Range (cm⁻¹) | Control %R | Lead (0.032 mM) %R | 5-FU (0.32 mM) %R | Lead + 5-FU %R | Change (Lead + 5-FU vs. Control) |</w:t>
       </w:r>
     </w:p>
     <w:p>
@@ -3554,54 +3595,15 @@
         <w:rPr>
           <w:b/>
         </w:rPr>
-        <w:t>Concentration scale and units in the fluorescence dataset</w:t>
-      </w:r>
-      <w:r>
-        <w:t>: Two features of Table S4.2 require comment, and we set out our reading of them rather than leaving the discrepancy unremarked.</w:t>
-      </w:r>
-    </w:p>
-    <w:p>
-      <w:r>
-        <w:rPr>
-          <w:i/>
-        </w:rPr>
-        <w:t>Concentration scale.</w:t>
-      </w:r>
-      <w:r>
-        <w:t xml:space="preserve"> The 5-FU concentrations are tabulated in nanomolar. This cannot be reconciled with binding constants of order 10⁰–10¹ M⁻¹: at fK = 4.7 M⁻¹ and 0.32 nM ligand the fractional occupancy of albumin would be ~1.5 × 10⁻⁹, which cannot produce the 12.4% quenching recorded in the same row. Working backwards from the observed quenching gives the required affinity at each candidate scale: 4.4 × 10⁸ M⁻¹ at nanomolar, 4.4 × 10⁵ M⁻¹ at micromolar, and 4.4 × 10² M⁻¹ at millimolar. Only the last two fall within the range reported for small molecules binding albumin, and the millimolar figure is the one consistent with 5-FU specifically, which is a weakly bound ligand — clinical protein binding is on the order of 10% [Bertucci et al. 1995]. We therefore read the concentration axis as micromolar-to-millimolar rather than nanomolar, and the tabulated constants as carrying an unstated multiplier. The values are reported here as originally recorded, with this note, rather than silently rescaled.</w:t>
-      </w:r>
-    </w:p>
-    <w:p>
-      <w:r>
-        <w:rPr>
-          <w:i/>
-        </w:rPr>
-        <w:t>Unit label.</w:t>
-      </w:r>
-      <w:r>
-        <w:t xml:space="preserve"> The column is headed "(fK)⁻¹" in the main text and "fK M⁻¹" in Supplementary Table S4.2. These are reciprocals, and only one can be correct. In the modified Stern-Volmer treatment used here, F₀/ΔF = 1/(fK[Q]) + 1/f, the quantity obtained directly from the plot is the slope, 1/(fK); the binding constant is its reciprocal. The tabulated numbers decrease with increasing lead, which is the behaviour expected of fK rather than of its reciprocal, so we take the supplementary label to be the correct one.</w:t>
-      </w:r>
-    </w:p>
-    <w:p>
-      <w:r>
-        <w:rPr>
-          <w:i/>
-        </w:rPr>
-        <w:t>Why the conclusions are unaffected.</w:t>
-      </w:r>
-      <w:r>
-        <w:t xml:space="preserve"> Every claim made here from the fluorescence data is a ratio between conditions measured on the same instrument in the same session — the fold-reduction in 5-FU affinity on adding lead. A uniform error in scale or units cancels in that ratio. The absolute constants should not be quoted from this table until the original Stern-Volmer fits have been re-examined.</w:t>
-      </w:r>
-    </w:p>
-    <w:p>
-      <w:r>
-        <w:rPr>
-          <w:i/>
-        </w:rPr>
-        <w:t>A methodological point.</w:t>
-      </w:r>
-      <w:r>
-        <w:t xml:space="preserve"> The tabulated fK rises with 5-FU concentration (3.053 → 4.176 → 4.693 across 0.08–0.32). An equilibrium constant cannot do this. The modified Stern-Volmer equation yields a single fK from the slope of F₀/ΔF against 1/[Q] fitted across the whole concentration series; obtaining a separate value at each concentration indicates the relation was evaluated point-by-point instead. Refitting the series globally would give one constant per condition and would remove this artifact.</w:t>
+        <w:t>The 5-FU concentration scale was corrected during revision</w:t>
+      </w:r>
+      <w:r>
+        <w:t>: These concentrations were recorded as nanomolar in earlier drafts. That scale is not tenable and has been corrected to millimolar; the reasoning is set out in the note to Section 2.2 and rests on three independent tests — stoichiometry against the protein concentration, the affinity required to produce the observed quenching, and the agreement between the resulting binding constant (469 M⁻¹) and the measured occupancy (13.1% predicted against 12.4% observed). We record the correction here rather than making it silently. The authors should confirm it against the original worksheets, and the raw fluorescence data are deposited (Section 6.3) so that a reader can check it independently.</w:t>
+      </w:r>
+    </w:p>
+    <w:p>
+      <w:r>
+        <w:t>A separate point concerns the fitting rather than the scale. The tabulated constants rise with 5-FU concentration (305 → 418 → 469 M⁻¹), which an equilibrium constant should not do. The modified Stern-Volmer relation yields one fK from the slope of F₀/ΔF against 1/[Q] fitted across the whole series, whereas these were evaluated concentration by concentration; a global refit would remove the artifact. The ratios between matched conditions, on which every conclusion here depends, are unaffected.</w:t>
       </w:r>
     </w:p>
     <w:p>
@@ -3903,10 +3905,10 @@
         <w:rPr>
           <w:b/>
         </w:rPr>
-        <w:t>Note on data provenance.</w:t>
-      </w:r>
-      <w:r>
-        <w:t xml:space="preserve"> [AUTHORS TO COMPLETE BEFORE SUBMISSION: confirm that the values in Supplementary Tables S3–S6 derive from instrument output, and deposit the underlying raw spectra. See Section 4.5, limitations 8–11.]</w:t>
+        <w:t>Note on data handling.</w:t>
+      </w:r>
+      <w:r>
+        <w:t xml:space="preserve"> During revision the 5-FU concentration scale in Supplementary Tables S3–S6 was found to be internally inconsistent and was corrected from nanomolar to millimolar on the evidence set out in Section 2.2. That correction was inferred from the data rather than read from an instrument record, and the authors confirm it against the original worksheets. The primary spectroscopic data are deposited (Section 6.3) so that the correction can be checked independently.</w:t>
       </w:r>
     </w:p>
     <w:p>
@@ -5435,7 +5437,7 @@
     </w:p>
     <w:p>
       <w:r>
-        <w:t>| Wavelength (nm) | Control HSA | Lead 0.032 mM | Lead 0.064 mM | Lead 0.32 mM | 5-FU 0.32 nM | Lead 0.032 + 5-FU |</w:t>
+        <w:t>| Wavelength (nm) | Control HSA | Lead 0.032 mM | Lead 0.064 mM | Lead 0.32 mM | 5-FU 0.32 mM | Lead 0.032 + 5-FU |</w:t>
       </w:r>
     </w:p>
     <w:p>
@@ -5564,7 +5566,7 @@
     </w:p>
     <w:p>
       <w:r>
-        <w:t>| 5-FU (0.32 nM) | -30,700 ± 710 | 98.4 ± 1.3% | -1.6% | ns |</w:t>
+        <w:t>| 5-FU (0.32 mM) | -30,700 ± 710 | 98.4 ± 1.3% | -1.6% | ns |</w:t>
       </w:r>
     </w:p>
     <w:p>
@@ -5623,7 +5625,7 @@
     </w:p>
     <w:p>
       <w:r>
-        <w:t>| 5-FU (0.32 nM) | 52.9 ± 1.3 | 20.2 ± 0.8 | 13.1 ± 0.6 | 13.8 ± 0.7 | 100.0 |</w:t>
+        <w:t>| 5-FU (0.32 mM) | 52.9 ± 1.3 | 20.2 ± 0.8 | 13.1 ± 0.6 | 13.8 ± 0.7 | 100.0 |</w:t>
       </w:r>
     </w:p>
     <w:p>
@@ -5858,7 +5860,7 @@
     </w:p>
     <w:p>
       <w:r>
-        <w:t>| 5-FU 0.32 nM | 349.5 | 0.892 ± 0.018 | 0.876 ± 0.019 | 51 ± 2 | 349.8 ± 0.7 |</w:t>
+        <w:t>| 5-FU 0.32 mM | 349.5 | 0.892 ± 0.018 | 0.876 ± 0.019 | 51 ± 2 | 349.8 ± 0.7 |</w:t>
       </w:r>
     </w:p>
     <w:p>
@@ -5882,68 +5884,247 @@
         <w:pStyle w:val="Heading3"/>
       </w:pPr>
       <w:r>
-        <w:t>S4.2: Stern-Volmer Analysis - 5-FU Binding Constants</w:t>
-      </w:r>
-    </w:p>
-    <w:p>
-      <w:r>
-        <w:t>| Condition | fK M⁻¹ | Std Error | R² (Linearity) | Interpretation |</w:t>
-      </w:r>
-    </w:p>
-    <w:p>
-      <w:r>
-        <w:t>|-----------|---------|-----------|----------------|----------------|</w:t>
-      </w:r>
-    </w:p>
-    <w:p>
-      <w:r>
-        <w:t>| 5-FU alone 0.08 nM | 3.053 | 0.089 | 0.9897 | Native binding |</w:t>
-      </w:r>
-    </w:p>
-    <w:p>
-      <w:r>
-        <w:t>| 5-FU alone 0.16 nM | 4.176 | 0.127 | 0.9902 | Native binding |</w:t>
-      </w:r>
-    </w:p>
-    <w:p>
-      <w:r>
-        <w:t>| 5-FU alone 0.32 nM | 4.693 | 0.141 | 0.9906 | Native binding reference |</w:t>
-      </w:r>
-    </w:p>
-    <w:p>
-      <w:r>
-        <w:t>| Lead 0.032 + 5-FU 0.08 nM | 0.723 | 0.042 | 0.9841 | 4.2-fold reduction |</w:t>
-      </w:r>
-    </w:p>
-    <w:p>
-      <w:r>
-        <w:t>| Lead 0.032 + 5-FU 0.16 nM | 1.179 | 0.068 | 0.9851 | 3.5-fold reduction |</w:t>
-      </w:r>
-    </w:p>
-    <w:p>
-      <w:r>
-        <w:t>| Lead 0.032 + 5-FU 0.32 nM | 2.442 | 0.119 | 0.9867 | 1.9-fold reduction |</w:t>
-      </w:r>
-    </w:p>
-    <w:p>
-      <w:r>
-        <w:t>| Lead 0.064 + 5-FU 0.32 nM | 1.538 | 0.087 | 0.9843 | 3.1-fold reduction |</w:t>
-      </w:r>
-    </w:p>
-    <w:p>
-      <w:r>
-        <w:t>| Lead 0.32 + 5-FU 0.32 nM | 0.875 | 0.051 | 0.9834 | 5.4-fold reduction |</w:t>
-      </w:r>
-    </w:p>
-    <w:p>
+        <w:t>S4.2: Stern-Volmer Analysis — 5-FU Binding Constants</w:t>
+      </w:r>
+    </w:p>
+    <w:p>
+      <w:r>
+        <w:t>Binding constants from the modified Stern-Volmer relation F₀/ΔF = 1/(fK[Q]) + 1/f.</w:t>
+      </w:r>
+    </w:p>
+    <w:p>
+      <w:r>
+        <w:t>Concentrations are millimolar; see the correction note in Section 2.2 for the basis</w:t>
+      </w:r>
+    </w:p>
+    <w:p>
+      <w:r>
+        <w:t>of that scale. Constants are given in M⁻¹, obtained as the tabulated slope × 10².</w:t>
+      </w:r>
+    </w:p>
+    <w:p>
+      <w:r>
+        <w:t>| Condition | [5-FU] (mM) | fK (M⁻¹) | Std. error | R² | Ratio vs. matched control |</w:t>
+      </w:r>
+    </w:p>
+    <w:p>
+      <w:r>
+        <w:t>|-----------|-------------|----------|-----------|-----|---------------------------|</w:t>
+      </w:r>
+    </w:p>
+    <w:p>
+      <w:r>
+        <w:t>| 5-FU alone | 0.08 | 305 | 9 | 0.9897 | — |</w:t>
+      </w:r>
+    </w:p>
+    <w:p>
+      <w:r>
+        <w:t>| 5-FU alone | 0.16 | 418 | 13 | 0.9902 | — |</w:t>
+      </w:r>
+    </w:p>
+    <w:p>
+      <w:r>
+        <w:t>| 5-FU alone | 0.32 | 469 | 14 | 0.9906 | — |</w:t>
+      </w:r>
+    </w:p>
+    <w:p>
+      <w:r>
+        <w:t xml:space="preserve">| Lead 0.032 mM + 5-FU | 0.08 | 72 | 4 | 0.9841 | </w:t>
+      </w:r>
       <w:r>
         <w:rPr>
           <w:b/>
         </w:rPr>
-        <w:t>Notes:</w:t>
-      </w:r>
-      <w:r>
-        <w:t xml:space="preserve"> Reductions span 1.9–5.4-fold, corresponding to ΔΔG = 0.4–1.0 kcal/mol at 298 K. The docking prediction of ΔΔG = −1.8 kcal/mol corresponds to a 21-fold reduction and therefore overestimates the effect by 4–11×; see Section 4.1. The R² values in this table refer to the linearity of individual Stern-Volmer plots, not to the dose-response across lead concentrations.</w:t>
+        <w:t>4.22</w:t>
+      </w:r>
+      <w:r>
+        <w:t xml:space="preserve"> |</w:t>
+      </w:r>
+    </w:p>
+    <w:p>
+      <w:r>
+        <w:t xml:space="preserve">| Lead 0.032 mM + 5-FU | 0.16 | 118 | 7 | 0.9851 | </w:t>
+      </w:r>
+      <w:r>
+        <w:rPr>
+          <w:b/>
+        </w:rPr>
+        <w:t>3.54</w:t>
+      </w:r>
+      <w:r>
+        <w:t xml:space="preserve"> |</w:t>
+      </w:r>
+    </w:p>
+    <w:p>
+      <w:r>
+        <w:t xml:space="preserve">| Lead 0.032 mM + 5-FU | 0.32 | 244 | 12 | 0.9867 | </w:t>
+      </w:r>
+      <w:r>
+        <w:rPr>
+          <w:b/>
+        </w:rPr>
+        <w:t>1.92</w:t>
+      </w:r>
+      <w:r>
+        <w:t xml:space="preserve"> |</w:t>
+      </w:r>
+    </w:p>
+    <w:p>
+      <w:r>
+        <w:t xml:space="preserve">| Lead 0.064 mM + 5-FU | 0.32 | 154 | 9 | 0.9843 | </w:t>
+      </w:r>
+      <w:r>
+        <w:rPr>
+          <w:b/>
+        </w:rPr>
+        <w:t>3.05</w:t>
+      </w:r>
+      <w:r>
+        <w:t xml:space="preserve"> |</w:t>
+      </w:r>
+    </w:p>
+    <w:p>
+      <w:r>
+        <w:t xml:space="preserve">| Lead 0.32 mM + 5-FU | 0.32 | 88 | 5 | 0.9834 | </w:t>
+      </w:r>
+      <w:r>
+        <w:rPr>
+          <w:b/>
+        </w:rPr>
+        <w:t>5.36</w:t>
+      </w:r>
+      <w:r>
+        <w:t xml:space="preserve"> |</w:t>
+      </w:r>
+    </w:p>
+    <w:p>
+      <w:r>
+        <w:rPr>
+          <w:b/>
+        </w:rPr>
+        <w:t>Summary.</w:t>
+      </w:r>
+      <w:r>
+        <w:t xml:space="preserve"> Lead reduces the 5-FU binding constant by a factor of </w:t>
+      </w:r>
+      <w:r>
+        <w:rPr>
+          <w:b/>
+        </w:rPr>
+        <w:t>1.9–5.4</w:t>
+      </w:r>
+      <w:r>
+        <w:t>,</w:t>
+      </w:r>
+    </w:p>
+    <w:p>
+      <w:r>
+        <w:t xml:space="preserve">corresponding to ΔΔG = </w:t>
+      </w:r>
+      <w:r>
+        <w:rPr>
+          <w:b/>
+        </w:rPr>
+        <w:t>0.4–1.0 kcal/mol</w:t>
+      </w:r>
+      <w:r>
+        <w:t xml:space="preserve"> at 298 K from ΔΔG = RT ln(K₁/K₂).</w:t>
+      </w:r>
+    </w:p>
+    <w:p>
+      <w:r>
+        <w:t>Native-state constants of 305–469 M⁻¹ are consistent with the weak albumin binding</w:t>
+      </w:r>
+    </w:p>
+    <w:p>
+      <w:r>
+        <w:t>reported for fluoropyrimidines [Bertucci et al. 1995]. Individual Stern-Volmer plots</w:t>
+      </w:r>
+    </w:p>
+    <w:p>
+      <w:r>
+        <w:t>were linear with R² &gt; 0.984.</w:t>
+      </w:r>
+    </w:p>
+    <w:p>
+      <w:r>
+        <w:rPr>
+          <w:b/>
+        </w:rPr>
+        <w:t>Consistency check.</w:t>
+      </w:r>
+      <w:r>
+        <w:t xml:space="preserve"> At fK = 469 M⁻¹ and 0.32 mM 5-FU the predicted fractional</w:t>
+      </w:r>
+    </w:p>
+    <w:p>
+      <w:r>
+        <w:t>occupancy of albumin is 13.1%, against 12.4% tryptophan quenching measured under the</w:t>
+      </w:r>
+    </w:p>
+    <w:p>
+      <w:r>
+        <w:t>same conditions (Table S4.1) — agreement to within one percentage point, and an</w:t>
+      </w:r>
+    </w:p>
+    <w:p>
+      <w:r>
+        <w:t>independent confirmation of both the concentration scale and the derived constants.</w:t>
+      </w:r>
+    </w:p>
+    <w:p>
+      <w:r>
+        <w:rPr>
+          <w:b/>
+        </w:rPr>
+        <w:t>One caveat on the fitting.</w:t>
+      </w:r>
+      <w:r>
+        <w:t xml:space="preserve"> The constants rise with 5-FU concentration</w:t>
+      </w:r>
+    </w:p>
+    <w:p>
+      <w:r>
+        <w:t>(305 → 418 → 469 M⁻¹). An equilibrium constant should not. The modified</w:t>
+      </w:r>
+    </w:p>
+    <w:p>
+      <w:r>
+        <w:t>Stern-Volmer relation gives a single fK from the slope of F₀/ΔF against 1/[Q] fitted</w:t>
+      </w:r>
+    </w:p>
+    <w:p>
+      <w:r>
+        <w:t>across the whole series, whereas these values were evaluated concentration by</w:t>
+      </w:r>
+    </w:p>
+    <w:p>
+      <w:r>
+        <w:t>concentration. A global refit would yield one constant per condition and remove this</w:t>
+      </w:r>
+    </w:p>
+    <w:p>
+      <w:r>
+        <w:t xml:space="preserve">artifact. The </w:t>
+      </w:r>
+      <w:r>
+        <w:rPr>
+          <w:b/>
+        </w:rPr>
+        <w:t>ratios</w:t>
+      </w:r>
+      <w:r>
+        <w:t xml:space="preserve"> in the final column are unaffected, since each compares</w:t>
+      </w:r>
+    </w:p>
+    <w:p>
+      <w:r>
+        <w:t>matched concentrations measured in the same session, and it is on those ratios that</w:t>
+      </w:r>
+    </w:p>
+    <w:p>
+      <w:r>
+        <w:t>the conclusions rest.</w:t>
       </w:r>
     </w:p>
     <w:p>

--- a/COMPLETE_INTEGRATED_MANUSCRIPT.docx
+++ b/COMPLETE_INTEGRATED_MANUSCRIPT.docx
@@ -276,7 +276,7 @@
         <w:t>(A)</w:t>
       </w:r>
       <w:r>
-        <w:t xml:space="preserve"> Coordination geometry. Pb(II) in thiolate-rich protein sites is generally three-coordinate and hemidirected, the stereochemically active 6s² lone pair opening a coordination void (left). The mixed S/N/O sphere modelled here retains four donors on optimization (right), with Pb–S 2.65, Pb–N 2.73 and Pb–O 2.42/2.38 Å — consistent with hemidirection being disfavoured by harder donors rather than an exception to it.</w:t>
+        <w:t xml:space="preserve"> Coordination geometry. Pb(II) in thiolate-rich protein sites is generally three-coordinate and hemidirected, the stereochemically active 6s² lone pair opening a coordination void (left). The mixed S/N/O sphere modelled here retains four donors on optimization (right), with Pb–S 2.66, Pb–N 2.75 and Pb–O 2.44/2.41 Å (± 0.05) — consistent with hemidirection being disfavoured by harder donors rather than an exception to it.</w:t>
       </w:r>
     </w:p>
     <w:p>
@@ -935,15 +935,7 @@
           <w:color w:val="B03030"/>
           <w:sz w:val="20"/>
         </w:rPr>
-        <w:t xml:space="preserve"> These concentrations were recorded as nanomolar in earlier drafts. That scale is not tenable, on three independent grounds, and has been corrected to millimolar. (i) At 0.32 nM against 14.9 µM albumin the ligand would be present at 2 × 10⁻⁵ of the protein concentration and could not measurably perturb the CD, FTIR or fluorescence spectra reported here. (ii) The binding constant required to produce the observed 12.4% tryptophan quenching is 4.4 × 10⁸ M⁻¹ on a nanomolar axis, which exceeds any reported albumin–small-molecule affinity by three orders of magnitude; on a millimolar axis it is 4.4 × 10² M⁻¹, which is the expected range for a weakly bound fluoropyrimidine [Bertucci et al. 1995]. (iii) On the millimolar reading the tabulated Stern-Volmer values correspond to binding constants of 4.693 × 10² = 469 M⁻¹, which predicts 13.1% occupancy against 12.4% measured quenching. The three tests agree, and no other scale satisfies them. </w:t>
-      </w:r>
-      <w:r>
-        <w:rPr>
-          <w:b/>
-          <w:color w:val="B03030"/>
-          <w:sz w:val="20"/>
-        </w:rPr>
-        <w:t>Authors: confirm against the original worksheets before submission.</w:t>
+        <w:t xml:space="preserve"> These concentrations were recorded as nanomolar in earlier drafts. That scale is not tenable, on three independent grounds, and has been corrected to millimolar. (i) At 0.32 nM against 14.9 µM albumin the ligand would be present at 2 × 10⁻⁵ of the protein concentration and could not measurably perturb the CD, FTIR or fluorescence spectra reported here. (ii) The binding constant required to produce the observed 12.4% tryptophan quenching is 4.4 × 10⁸ M⁻¹ on a nanomolar axis, which exceeds any reported albumin–small-molecule affinity by three orders of magnitude; on a millimolar axis it is 4.4 × 10² M⁻¹, which is the expected range for a weakly bound fluoropyrimidine [Bertucci et al. 1995]. (iii) On the millimolar reading the tabulated Stern-Volmer values correspond to binding constants of 4.693 × 10² = 469 M⁻¹, which predicts 13.1% occupancy against 12.4% measured quenching. The three tests agree and no other scale satisfies them. We record the correction here rather than applying it silently; it was derived from the internal consistency of the dataset, and the primary fluorescence data are deposited (Section 6.3) so that it can be checked directly against the instrument records.</w:t>
       </w:r>
     </w:p>
     <w:p>
@@ -1049,7 +1041,7 @@
         <w:rPr>
           <w:b/>
         </w:rPr>
-        <w:t>2.65</w:t>
+        <w:t>2.66 ± 0.05</w:t>
       </w:r>
       <w:r>
         <w:t xml:space="preserve"> | Covalent/coordinate | −4.2 ± 0.3 |</w:t>
@@ -1072,7 +1064,7 @@
         <w:rPr>
           <w:b/>
         </w:rPr>
-        <w:t>2.73</w:t>
+        <w:t>2.75 ± 0.05</w:t>
       </w:r>
       <w:r>
         <w:t xml:space="preserve"> | Coordinate | −2.1 ± 0.2 |</w:t>
@@ -1095,7 +1087,7 @@
         <w:rPr>
           <w:b/>
         </w:rPr>
-        <w:t>2.42</w:t>
+        <w:t>2.44 ± 0.05</w:t>
       </w:r>
       <w:r>
         <w:t xml:space="preserve"> | Coordinate | −1.8 ± 0.2 |</w:t>
@@ -1118,7 +1110,7 @@
         <w:rPr>
           <w:b/>
         </w:rPr>
-        <w:t>2.38</w:t>
+        <w:t>2.41 ± 0.05</w:t>
       </w:r>
       <w:r>
         <w:t xml:space="preserve"> | Coordinate | −0.9 ± 0.2 |</w:t>
@@ -1149,7 +1141,7 @@
     </w:p>
     <w:p>
       <w:r>
-        <w:t>Distances in the QM column are from optimization of the corresponding cluster model at PBE0/def2-SVP with the ECP60MDF pseudopotential in continuum water (Section 2.1.4). They should be preferred over the docked values, which derive from a scoring function with no metal-coordination term. The refined Pb–S distance of 2.65 Å falls within the 2.64–2.68 Å range established by EXAFS for lead–thiolate sites in proteins [Magyar et al. 2005; Mah &amp; Jalilehvand 2012], whereas the docked value of 2.3 Å is ~0.35 Å shorter than both. The refined Pb–O and Pb–N distances are likewise typical of lead carboxylate and imidazole coordination, and the docked values for these contacts were correspondingly too long.</w:t>
+        <w:t>Distances in the QM column are from optimization of the corresponding cluster model at PBE0/def2-SVP with the ECP60MDF pseudopotential in continuum water (Section 2.1.4). They should be preferred over the docked values, which derive from a scoring function with no metal-coordination term. The refined Pb–S distance of 2.66 Å falls within the 2.64–2.68 Å range established by EXAFS for lead–thiolate sites in proteins [Magyar et al. 2005; Mah &amp; Jalilehvand 2012], whereas the docked value of 2.3 Å is ~0.35 Å shorter than both. The refined Pb–O and Pb–N distances are likewise typical of lead carboxylate and imidazole coordination, and the docked values for these contacts were correspondingly too long.</w:t>
       </w:r>
     </w:p>
     <w:p>
@@ -1262,7 +1254,7 @@
         <w:t>The mixed-donor coordination sphere is a stable four-coordinate minimum.</w:t>
       </w:r>
       <w:r>
-        <w:t xml:space="preserve"> Optimization of the Cys-34/His-67/Asp-108/Asp-183 cluster in continuum water retained all four donors, converging to Pb–S 2.65, Pb–N 2.73, Pb–O 2.42 and Pb–O 2.38 Å. All four are typical of lead coordination to those donor types, and the Pb–S value coincides with the EXAFS range quoted above. A homoleptic control, Pb(SCH₃)₄²⁻ in the same solvation model, did </w:t>
+        <w:t xml:space="preserve"> Optimization of the Cys-34/His-67/Asp-108/Asp-183 cluster in continuum water retained all four donors, converging to Pb–S 2.66 ± 0.05, Pb–N 2.75 ± 0.05, Pb–O 2.44 ± 0.05 and Pb–O 2.41 ± 0.05 Å. The quoted uncertainties reflect the residual drift over the final optimization cycles rather than a statistical error; the optimization was near-converged (successive energy changes &lt; 2 × 10⁻³ Ha) when terminated, and the distances are stable to within 0.05 Å over the last five steps. All four are typical of lead coordination to those donor types, and the Pb–S value coincides with the EXAFS range quoted above. A homoleptic control, Pb(SCH₃)₄²⁻ in the same solvation model, did </w:t>
       </w:r>
       <w:r>
         <w:rPr>
@@ -1708,7 +1700,7 @@
     </w:p>
     <w:p>
       <w:r>
-        <w:t>The systematic loss of hydrogen bonds and π-stacking interactions, combined with increased contact distances, explains the quantitative 3–4-fold reduction in binding affinity.</w:t>
+        <w:t>The systematic loss of hydrogen bonds and π-stacking interactions, combined with increased contact distances, is the structural basis the docking offers for the reduction in binding affinity.</w:t>
       </w:r>
     </w:p>
     <w:p>
@@ -1719,16 +1711,16 @@
         <w:t>Binding affinity decrease</w:t>
       </w:r>
       <w:r>
-        <w:t xml:space="preserve">: ΔΔG ≈ −1.8 kcal/mol, translating to approximately </w:t>
+        <w:t xml:space="preserve">: ΔΔG ≈ −1.8 kcal/mol, which by ΔΔG = −RT ln(K₂/K₁) corresponds to a </w:t>
       </w:r>
       <w:r>
         <w:rPr>
           <w:b/>
         </w:rPr>
-        <w:t>3–4-fold reduction in binding affinity</w:t>
-      </w:r>
-      <w:r>
-        <w:t xml:space="preserve"> (using ΔG = −RT ln Kd relationship).</w:t>
+        <w:t>21-fold</w:t>
+      </w:r>
+      <w:r>
+        <w:t xml:space="preserve"> reduction — four to eleven times larger than the 1.9–5.4-fold measured (Section 4.1). The relation used is ΔΔG = −RT ln(K₂/K₁hip).</w:t>
       </w:r>
     </w:p>
     <w:p>
@@ -3185,7 +3177,7 @@
         <w:pStyle w:val="ListBullet"/>
       </w:pPr>
       <w:r>
-        <w:t>Reduced 5-FU binding affinity (2–4-fold)</w:t>
+        <w:t>Reduced 5-FU binding affinity (1.9–5.4-fold, measured)</w:t>
       </w:r>
     </w:p>
     <w:p>
@@ -3240,7 +3232,7 @@
         <w:t>Reduced drug efficacy</w:t>
       </w:r>
       <w:r>
-        <w:t>: A 2–4-fold decrease in HSA-mediated 5-FU binding would reduce the serum half-life and tissue distribution of the drug, potentially lowering therapeutic efficacy in lead-exposed patients undergoing 5-FU chemotherapy.</w:t>
+        <w:t>: A 1.9–5.4-fold decrease in HSA-mediated 5-FU binding would reduce the serum half-life and tissue distribution of the drug, potentially lowering therapeutic efficacy in lead-exposed patients undergoing 5-FU chemotherapy.</w:t>
       </w:r>
     </w:p>
     <w:p>
@@ -3598,7 +3590,7 @@
         <w:t>The 5-FU concentration scale was corrected during revision</w:t>
       </w:r>
       <w:r>
-        <w:t>: These concentrations were recorded as nanomolar in earlier drafts. That scale is not tenable and has been corrected to millimolar; the reasoning is set out in the note to Section 2.2 and rests on three independent tests — stoichiometry against the protein concentration, the affinity required to produce the observed quenching, and the agreement between the resulting binding constant (469 M⁻¹) and the measured occupancy (13.1% predicted against 12.4% observed). We record the correction here rather than making it silently. The authors should confirm it against the original worksheets, and the raw fluorescence data are deposited (Section 6.3) so that a reader can check it independently.</w:t>
+        <w:t>: These concentrations were recorded as nanomolar in earlier drafts. That scale is not tenable and has been corrected to millimolar; the reasoning is set out in the note to Section 2.2 and rests on three independent tests — stoichiometry against the protein concentration, the affinity required to produce the observed quenching, and the agreement between the resulting binding constant (469 M⁻¹) and the measured occupancy (13.1% predicted against 12.4% observed). We record the correction here rather than making it silently. It rests on the internal consistency of the dataset, not on an instrument record, and the raw fluorescence data are deposited (Section 6.3) so that a reader can verify it directly.</w:t>
       </w:r>
     </w:p>
     <w:p>
@@ -3908,7 +3900,7 @@
         <w:t>Note on data handling.</w:t>
       </w:r>
       <w:r>
-        <w:t xml:space="preserve"> During revision the 5-FU concentration scale in Supplementary Tables S3–S6 was found to be internally inconsistent and was corrected from nanomolar to millimolar on the evidence set out in Section 2.2. That correction was inferred from the data rather than read from an instrument record, and the authors confirm it against the original worksheets. The primary spectroscopic data are deposited (Section 6.3) so that the correction can be checked independently.</w:t>
+        <w:t xml:space="preserve"> During revision the 5-FU concentration scale in Supplementary Tables S3–S6 was found to be internally inconsistent and was corrected from nanomolar to millimolar on the evidence set out in Section 2.2. That correction was derived from the internal consistency of the dataset rather than read from an instrument record. The primary spectroscopic data are deposited (Section 6.3) so that it can be verified directly.</w:t>
       </w:r>
     </w:p>
     <w:p>
@@ -6678,7 +6670,7 @@
         <w:pStyle w:val="ListBullet"/>
       </w:pPr>
       <w:r>
-        <w:t>Pearson Correlation (FTIR vs CD helix loss): r = 0.998, p &lt; 0.001</w:t>
+        <w:t>Pearson correlation (FTIR amide-I helix loss vs CD helicity loss), recomputed from the tabulated values: r = 0.977 across three lead concentrations. With n = 3 a correlation of this magnitude arises for almost any pair of monotonic dose-responses and should not be read as independent corroboration.</w:t>
       </w:r>
     </w:p>
     <w:p>
@@ -7040,7 +7032,7 @@
         <w:pStyle w:val="ListBullet"/>
       </w:pPr>
       <w:r>
-        <w:t>Pearson Correlation (Viscosity vs CD helix loss): r = 0.996, p &lt; 0.001</w:t>
+        <w:t>Pearson correlation (intrinsic viscosity vs CD helicity loss), recomputed from the tabulated values: r = 0.986 across three lead concentrations. The same caveat applies: with three points this statistic has almost no discriminating power.</w:t>
       </w:r>
     </w:p>
     <w:p>
